--- a/docs/tables/carbo/sec7_aki.docx
+++ b/docs/tables/carbo/sec7_aki.docx
@@ -19,12 +19,12 @@
       <w:tblGrid>
         <w:gridCol w:w="2894"/>
         <w:gridCol w:w="778"/>
-        <w:gridCol w:w="1084"/>
-        <w:gridCol w:w="1879"/>
+        <w:gridCol w:w="839"/>
+        <w:gridCol w:w="1389"/>
         <w:gridCol w:w="1181"/>
         <w:gridCol w:w="778"/>
-        <w:gridCol w:w="1389"/>
-        <w:gridCol w:w="2429"/>
+        <w:gridCol w:w="1084"/>
+        <w:gridCol w:w="1695"/>
         <w:gridCol w:w="1181"/>
       </w:tblGrid>
       <w:tr>
@@ -1103,7 +1103,7 @@
                 <w:szCs w:val="22"/>
                 <w:color w:val="000000"/>
               </w:rPr>
-              <w:t xml:space="preserve">0.92</w:t>
+              <w:t xml:space="preserve">0.89</w:t>
             </w:r>
           </w:p>
         </w:tc>
@@ -1156,7 +1156,7 @@
                 <w:szCs w:val="22"/>
                 <w:color w:val="000000"/>
               </w:rPr>
-              <w:t xml:space="preserve">0.65, 1.29</w:t>
+              <w:t xml:space="preserve">0.64, 1.24</w:t>
             </w:r>
           </w:p>
         </w:tc>
@@ -1209,14 +1209,14 @@
                 <w:szCs w:val="22"/>
                 <w:color w:val="000000"/>
               </w:rPr>
-              <w:t xml:space="preserve">0.620</w:t>
+              <w:t xml:space="preserve">0.500</w:t>
             </w:r>
           </w:p>
         </w:tc>
       </w:tr>
       <w:tr>
         <w:trPr>
-          <w:trHeight w:val="598" w:hRule="auto"/>
+          <w:trHeight w:val="597" w:hRule="auto"/>
         </w:trPr>
         body 2
         <w:tc>
@@ -1639,60 +1639,60 @@
                 <w:szCs w:val="22"/>
                 <w:color w:val="000000"/>
               </w:rPr>
-              <w:t xml:space="preserve">0.93, 1.04</w:t>
-            </w:r>
-          </w:p>
-        </w:tc>
-        <w:tc>
-          <w:tcPr>
-            <w:tcBorders>
-              <w:bottom w:val="none" w:sz="0" w:space="0" w:color="000000"/>
-              <w:top w:val="none" w:sz="0" w:space="0" w:color="000000"/>
-              <w:left w:val="none" w:sz="0" w:space="0" w:color="000000"/>
-              <w:right w:val="none" w:sz="0" w:space="0" w:color="000000"/>
-            </w:tcBorders>
-            <w:shd w:val="clear" w:color="auto" w:fill="FFFFFF"/>
-            <w:tcMar>
-              <w:top w:w="0" w:type="dxa"/>
-              <w:bottom w:w="0" w:type="dxa"/>
-              <w:left w:w="0" w:type="dxa"/>
-              <w:right w:w="0" w:type="dxa"/>
-            </w:tcMar>
-            <w:vAlign w:val="top"/>
-          </w:tcPr>
-          <w:p>
-            <w:pPr>
-              <w:pStyle w:val="Normal"/>
-              <w:jc w:val="center"/>
-              <w:pBdr>
-                <w:bottom w:val="none" w:sz="0" w:space="0" w:color="000000"/>
-                <w:top w:val="none" w:sz="0" w:space="0" w:color="000000"/>
-                <w:left w:val="none" w:sz="0" w:space="0" w:color="000000"/>
-                <w:right w:val="none" w:sz="0" w:space="0" w:color="000000"/>
-              </w:pBdr>
-              <w:spacing w:after="100" w:before="100" w:line="240"/>
-              <w:ind w:left="100" w:right="100" w:firstLine="0" w:firstLineChars="0"/>
-              <w:rPr>
-                <w:rFonts w:ascii="Helvetica" w:hAnsi="Helvetica" w:eastAsia="Helvetica" w:cs="Helvetica"/>
-                <w:i w:val="false"/>
-                <w:b w:val="false"/>
-                <w:u w:val="none"/>
-                <w:sz w:val="22"/>
-                <w:szCs w:val="22"/>
-                <w:color w:val="000000"/>
-              </w:rPr>
-            </w:pPr>
-            <w:r>
-              <w:rPr>
-                <w:rFonts w:ascii="Helvetica" w:hAnsi="Helvetica" w:eastAsia="Helvetica" w:cs="Helvetica"/>
-                <w:i w:val="false"/>
-                <w:b w:val="false"/>
-                <w:u w:val="none"/>
-                <w:sz w:val="22"/>
-                <w:szCs w:val="22"/>
-                <w:color w:val="000000"/>
-              </w:rPr>
-              <w:t xml:space="preserve">0.530</w:t>
+              <w:t xml:space="preserve">0.93, 1.03</w:t>
+            </w:r>
+          </w:p>
+        </w:tc>
+        <w:tc>
+          <w:tcPr>
+            <w:tcBorders>
+              <w:bottom w:val="none" w:sz="0" w:space="0" w:color="000000"/>
+              <w:top w:val="none" w:sz="0" w:space="0" w:color="000000"/>
+              <w:left w:val="none" w:sz="0" w:space="0" w:color="000000"/>
+              <w:right w:val="none" w:sz="0" w:space="0" w:color="000000"/>
+            </w:tcBorders>
+            <w:shd w:val="clear" w:color="auto" w:fill="FFFFFF"/>
+            <w:tcMar>
+              <w:top w:w="0" w:type="dxa"/>
+              <w:bottom w:w="0" w:type="dxa"/>
+              <w:left w:w="0" w:type="dxa"/>
+              <w:right w:w="0" w:type="dxa"/>
+            </w:tcMar>
+            <w:vAlign w:val="top"/>
+          </w:tcPr>
+          <w:p>
+            <w:pPr>
+              <w:pStyle w:val="Normal"/>
+              <w:jc w:val="center"/>
+              <w:pBdr>
+                <w:bottom w:val="none" w:sz="0" w:space="0" w:color="000000"/>
+                <w:top w:val="none" w:sz="0" w:space="0" w:color="000000"/>
+                <w:left w:val="none" w:sz="0" w:space="0" w:color="000000"/>
+                <w:right w:val="none" w:sz="0" w:space="0" w:color="000000"/>
+              </w:pBdr>
+              <w:spacing w:after="100" w:before="100" w:line="240"/>
+              <w:ind w:left="100" w:right="100" w:firstLine="0" w:firstLineChars="0"/>
+              <w:rPr>
+                <w:rFonts w:ascii="Helvetica" w:hAnsi="Helvetica" w:eastAsia="Helvetica" w:cs="Helvetica"/>
+                <w:i w:val="false"/>
+                <w:b w:val="false"/>
+                <w:u w:val="none"/>
+                <w:sz w:val="22"/>
+                <w:szCs w:val="22"/>
+                <w:color w:val="000000"/>
+              </w:rPr>
+            </w:pPr>
+            <w:r>
+              <w:rPr>
+                <w:rFonts w:ascii="Helvetica" w:hAnsi="Helvetica" w:eastAsia="Helvetica" w:cs="Helvetica"/>
+                <w:i w:val="false"/>
+                <w:b w:val="false"/>
+                <w:u w:val="none"/>
+                <w:sz w:val="22"/>
+                <w:szCs w:val="22"/>
+                <w:color w:val="000000"/>
+              </w:rPr>
+              <w:t xml:space="preserve">0.380</w:t>
             </w:r>
           </w:p>
         </w:tc>
@@ -3035,113 +3035,113 @@
                 <w:szCs w:val="22"/>
                 <w:color w:val="000000"/>
               </w:rPr>
-              <w:t xml:space="preserve">1.23</w:t>
-            </w:r>
-          </w:p>
-        </w:tc>
-        <w:tc>
-          <w:tcPr>
-            <w:tcBorders>
-              <w:bottom w:val="none" w:sz="0" w:space="0" w:color="000000"/>
-              <w:top w:val="none" w:sz="0" w:space="0" w:color="000000"/>
-              <w:left w:val="none" w:sz="0" w:space="0" w:color="000000"/>
-              <w:right w:val="none" w:sz="0" w:space="0" w:color="000000"/>
-            </w:tcBorders>
-            <w:shd w:val="clear" w:color="auto" w:fill="FFFFFF"/>
-            <w:tcMar>
-              <w:top w:w="0" w:type="dxa"/>
-              <w:bottom w:w="0" w:type="dxa"/>
-              <w:left w:w="0" w:type="dxa"/>
-              <w:right w:w="0" w:type="dxa"/>
-            </w:tcMar>
-            <w:vAlign w:val="top"/>
-          </w:tcPr>
-          <w:p>
-            <w:pPr>
-              <w:pStyle w:val="Normal"/>
-              <w:jc w:val="center"/>
-              <w:pBdr>
-                <w:bottom w:val="none" w:sz="0" w:space="0" w:color="000000"/>
-                <w:top w:val="none" w:sz="0" w:space="0" w:color="000000"/>
-                <w:left w:val="none" w:sz="0" w:space="0" w:color="000000"/>
-                <w:right w:val="none" w:sz="0" w:space="0" w:color="000000"/>
-              </w:pBdr>
-              <w:spacing w:after="100" w:before="100" w:line="240"/>
-              <w:ind w:left="100" w:right="100" w:firstLine="0" w:firstLineChars="0"/>
-              <w:rPr>
-                <w:rFonts w:ascii="Helvetica" w:hAnsi="Helvetica" w:eastAsia="Helvetica" w:cs="Helvetica"/>
-                <w:i w:val="false"/>
-                <w:b w:val="false"/>
-                <w:u w:val="none"/>
-                <w:sz w:val="22"/>
-                <w:szCs w:val="22"/>
-                <w:color w:val="000000"/>
-              </w:rPr>
-            </w:pPr>
-            <w:r>
-              <w:rPr>
-                <w:rFonts w:ascii="Helvetica" w:hAnsi="Helvetica" w:eastAsia="Helvetica" w:cs="Helvetica"/>
-                <w:i w:val="false"/>
-                <w:b w:val="false"/>
-                <w:u w:val="none"/>
-                <w:sz w:val="22"/>
-                <w:szCs w:val="22"/>
-                <w:color w:val="000000"/>
-              </w:rPr>
-              <w:t xml:space="preserve">0.23, 6.61</w:t>
-            </w:r>
-          </w:p>
-        </w:tc>
-        <w:tc>
-          <w:tcPr>
-            <w:tcBorders>
-              <w:bottom w:val="none" w:sz="0" w:space="0" w:color="000000"/>
-              <w:top w:val="none" w:sz="0" w:space="0" w:color="000000"/>
-              <w:left w:val="none" w:sz="0" w:space="0" w:color="000000"/>
-              <w:right w:val="none" w:sz="0" w:space="0" w:color="000000"/>
-            </w:tcBorders>
-            <w:shd w:val="clear" w:color="auto" w:fill="FFFFFF"/>
-            <w:tcMar>
-              <w:top w:w="0" w:type="dxa"/>
-              <w:bottom w:w="0" w:type="dxa"/>
-              <w:left w:w="0" w:type="dxa"/>
-              <w:right w:w="0" w:type="dxa"/>
-            </w:tcMar>
-            <w:vAlign w:val="top"/>
-          </w:tcPr>
-          <w:p>
-            <w:pPr>
-              <w:pStyle w:val="Normal"/>
-              <w:jc w:val="center"/>
-              <w:pBdr>
-                <w:bottom w:val="none" w:sz="0" w:space="0" w:color="000000"/>
-                <w:top w:val="none" w:sz="0" w:space="0" w:color="000000"/>
-                <w:left w:val="none" w:sz="0" w:space="0" w:color="000000"/>
-                <w:right w:val="none" w:sz="0" w:space="0" w:color="000000"/>
-              </w:pBdr>
-              <w:spacing w:after="100" w:before="100" w:line="240"/>
-              <w:ind w:left="100" w:right="100" w:firstLine="0" w:firstLineChars="0"/>
-              <w:rPr>
-                <w:rFonts w:ascii="Helvetica" w:hAnsi="Helvetica" w:eastAsia="Helvetica" w:cs="Helvetica"/>
-                <w:i w:val="false"/>
-                <w:b w:val="false"/>
-                <w:u w:val="none"/>
-                <w:sz w:val="22"/>
-                <w:szCs w:val="22"/>
-                <w:color w:val="000000"/>
-              </w:rPr>
-            </w:pPr>
-            <w:r>
-              <w:rPr>
-                <w:rFonts w:ascii="Helvetica" w:hAnsi="Helvetica" w:eastAsia="Helvetica" w:cs="Helvetica"/>
-                <w:i w:val="false"/>
-                <w:b w:val="false"/>
-                <w:u w:val="none"/>
-                <w:sz w:val="22"/>
-                <w:szCs w:val="22"/>
-                <w:color w:val="000000"/>
-              </w:rPr>
-              <w:t xml:space="preserve">0.810</w:t>
+              <w:t xml:space="preserve">2.04</w:t>
+            </w:r>
+          </w:p>
+        </w:tc>
+        <w:tc>
+          <w:tcPr>
+            <w:tcBorders>
+              <w:bottom w:val="none" w:sz="0" w:space="0" w:color="000000"/>
+              <w:top w:val="none" w:sz="0" w:space="0" w:color="000000"/>
+              <w:left w:val="none" w:sz="0" w:space="0" w:color="000000"/>
+              <w:right w:val="none" w:sz="0" w:space="0" w:color="000000"/>
+            </w:tcBorders>
+            <w:shd w:val="clear" w:color="auto" w:fill="FFFFFF"/>
+            <w:tcMar>
+              <w:top w:w="0" w:type="dxa"/>
+              <w:bottom w:w="0" w:type="dxa"/>
+              <w:left w:w="0" w:type="dxa"/>
+              <w:right w:w="0" w:type="dxa"/>
+            </w:tcMar>
+            <w:vAlign w:val="top"/>
+          </w:tcPr>
+          <w:p>
+            <w:pPr>
+              <w:pStyle w:val="Normal"/>
+              <w:jc w:val="center"/>
+              <w:pBdr>
+                <w:bottom w:val="none" w:sz="0" w:space="0" w:color="000000"/>
+                <w:top w:val="none" w:sz="0" w:space="0" w:color="000000"/>
+                <w:left w:val="none" w:sz="0" w:space="0" w:color="000000"/>
+                <w:right w:val="none" w:sz="0" w:space="0" w:color="000000"/>
+              </w:pBdr>
+              <w:spacing w:after="100" w:before="100" w:line="240"/>
+              <w:ind w:left="100" w:right="100" w:firstLine="0" w:firstLineChars="0"/>
+              <w:rPr>
+                <w:rFonts w:ascii="Helvetica" w:hAnsi="Helvetica" w:eastAsia="Helvetica" w:cs="Helvetica"/>
+                <w:i w:val="false"/>
+                <w:b w:val="false"/>
+                <w:u w:val="none"/>
+                <w:sz w:val="22"/>
+                <w:szCs w:val="22"/>
+                <w:color w:val="000000"/>
+              </w:rPr>
+            </w:pPr>
+            <w:r>
+              <w:rPr>
+                <w:rFonts w:ascii="Helvetica" w:hAnsi="Helvetica" w:eastAsia="Helvetica" w:cs="Helvetica"/>
+                <w:i w:val="false"/>
+                <w:b w:val="false"/>
+                <w:u w:val="none"/>
+                <w:sz w:val="22"/>
+                <w:szCs w:val="22"/>
+                <w:color w:val="000000"/>
+              </w:rPr>
+              <w:t xml:space="preserve">0.38, 10.9</w:t>
+            </w:r>
+          </w:p>
+        </w:tc>
+        <w:tc>
+          <w:tcPr>
+            <w:tcBorders>
+              <w:bottom w:val="none" w:sz="0" w:space="0" w:color="000000"/>
+              <w:top w:val="none" w:sz="0" w:space="0" w:color="000000"/>
+              <w:left w:val="none" w:sz="0" w:space="0" w:color="000000"/>
+              <w:right w:val="none" w:sz="0" w:space="0" w:color="000000"/>
+            </w:tcBorders>
+            <w:shd w:val="clear" w:color="auto" w:fill="FFFFFF"/>
+            <w:tcMar>
+              <w:top w:w="0" w:type="dxa"/>
+              <w:bottom w:w="0" w:type="dxa"/>
+              <w:left w:w="0" w:type="dxa"/>
+              <w:right w:w="0" w:type="dxa"/>
+            </w:tcMar>
+            <w:vAlign w:val="top"/>
+          </w:tcPr>
+          <w:p>
+            <w:pPr>
+              <w:pStyle w:val="Normal"/>
+              <w:jc w:val="center"/>
+              <w:pBdr>
+                <w:bottom w:val="none" w:sz="0" w:space="0" w:color="000000"/>
+                <w:top w:val="none" w:sz="0" w:space="0" w:color="000000"/>
+                <w:left w:val="none" w:sz="0" w:space="0" w:color="000000"/>
+                <w:right w:val="none" w:sz="0" w:space="0" w:color="000000"/>
+              </w:pBdr>
+              <w:spacing w:after="100" w:before="100" w:line="240"/>
+              <w:ind w:left="100" w:right="100" w:firstLine="0" w:firstLineChars="0"/>
+              <w:rPr>
+                <w:rFonts w:ascii="Helvetica" w:hAnsi="Helvetica" w:eastAsia="Helvetica" w:cs="Helvetica"/>
+                <w:i w:val="false"/>
+                <w:b w:val="false"/>
+                <w:u w:val="none"/>
+                <w:sz w:val="22"/>
+                <w:szCs w:val="22"/>
+                <w:color w:val="000000"/>
+              </w:rPr>
+            </w:pPr>
+            <w:r>
+              <w:rPr>
+                <w:rFonts w:ascii="Helvetica" w:hAnsi="Helvetica" w:eastAsia="Helvetica" w:cs="Helvetica"/>
+                <w:i w:val="false"/>
+                <w:b w:val="false"/>
+                <w:u w:val="none"/>
+                <w:sz w:val="22"/>
+                <w:szCs w:val="22"/>
+                <w:color w:val="000000"/>
+              </w:rPr>
+              <w:t xml:space="preserve">0.410</w:t>
             </w:r>
           </w:p>
         </w:tc>
@@ -3518,113 +3518,113 @@
                 <w:szCs w:val="22"/>
                 <w:color w:val="000000"/>
               </w:rPr>
-              <w:t xml:space="preserve">1.06</w:t>
-            </w:r>
-          </w:p>
-        </w:tc>
-        <w:tc>
-          <w:tcPr>
-            <w:tcBorders>
-              <w:bottom w:val="none" w:sz="0" w:space="0" w:color="000000"/>
-              <w:top w:val="none" w:sz="0" w:space="0" w:color="000000"/>
-              <w:left w:val="none" w:sz="0" w:space="0" w:color="000000"/>
-              <w:right w:val="none" w:sz="0" w:space="0" w:color="000000"/>
-            </w:tcBorders>
-            <w:shd w:val="clear" w:color="auto" w:fill="FFFFFF"/>
-            <w:tcMar>
-              <w:top w:w="0" w:type="dxa"/>
-              <w:bottom w:w="0" w:type="dxa"/>
-              <w:left w:w="0" w:type="dxa"/>
-              <w:right w:w="0" w:type="dxa"/>
-            </w:tcMar>
-            <w:vAlign w:val="top"/>
-          </w:tcPr>
-          <w:p>
-            <w:pPr>
-              <w:pStyle w:val="Normal"/>
-              <w:jc w:val="center"/>
-              <w:pBdr>
-                <w:bottom w:val="none" w:sz="0" w:space="0" w:color="000000"/>
-                <w:top w:val="none" w:sz="0" w:space="0" w:color="000000"/>
-                <w:left w:val="none" w:sz="0" w:space="0" w:color="000000"/>
-                <w:right w:val="none" w:sz="0" w:space="0" w:color="000000"/>
-              </w:pBdr>
-              <w:spacing w:after="100" w:before="100" w:line="240"/>
-              <w:ind w:left="100" w:right="100" w:firstLine="0" w:firstLineChars="0"/>
-              <w:rPr>
-                <w:rFonts w:ascii="Helvetica" w:hAnsi="Helvetica" w:eastAsia="Helvetica" w:cs="Helvetica"/>
-                <w:i w:val="false"/>
-                <w:b w:val="false"/>
-                <w:u w:val="none"/>
-                <w:sz w:val="22"/>
-                <w:szCs w:val="22"/>
-                <w:color w:val="000000"/>
-              </w:rPr>
-            </w:pPr>
-            <w:r>
-              <w:rPr>
-                <w:rFonts w:ascii="Helvetica" w:hAnsi="Helvetica" w:eastAsia="Helvetica" w:cs="Helvetica"/>
-                <w:i w:val="false"/>
-                <w:b w:val="false"/>
-                <w:u w:val="none"/>
-                <w:sz w:val="22"/>
-                <w:szCs w:val="22"/>
-                <w:color w:val="000000"/>
-              </w:rPr>
-              <w:t xml:space="preserve">0.81, 1.38</w:t>
-            </w:r>
-          </w:p>
-        </w:tc>
-        <w:tc>
-          <w:tcPr>
-            <w:tcBorders>
-              <w:bottom w:val="none" w:sz="0" w:space="0" w:color="000000"/>
-              <w:top w:val="none" w:sz="0" w:space="0" w:color="000000"/>
-              <w:left w:val="none" w:sz="0" w:space="0" w:color="000000"/>
-              <w:right w:val="none" w:sz="0" w:space="0" w:color="000000"/>
-            </w:tcBorders>
-            <w:shd w:val="clear" w:color="auto" w:fill="FFFFFF"/>
-            <w:tcMar>
-              <w:top w:w="0" w:type="dxa"/>
-              <w:bottom w:w="0" w:type="dxa"/>
-              <w:left w:w="0" w:type="dxa"/>
-              <w:right w:w="0" w:type="dxa"/>
-            </w:tcMar>
-            <w:vAlign w:val="top"/>
-          </w:tcPr>
-          <w:p>
-            <w:pPr>
-              <w:pStyle w:val="Normal"/>
-              <w:jc w:val="center"/>
-              <w:pBdr>
-                <w:bottom w:val="none" w:sz="0" w:space="0" w:color="000000"/>
-                <w:top w:val="none" w:sz="0" w:space="0" w:color="000000"/>
-                <w:left w:val="none" w:sz="0" w:space="0" w:color="000000"/>
-                <w:right w:val="none" w:sz="0" w:space="0" w:color="000000"/>
-              </w:pBdr>
-              <w:spacing w:after="100" w:before="100" w:line="240"/>
-              <w:ind w:left="100" w:right="100" w:firstLine="0" w:firstLineChars="0"/>
-              <w:rPr>
-                <w:rFonts w:ascii="Helvetica" w:hAnsi="Helvetica" w:eastAsia="Helvetica" w:cs="Helvetica"/>
-                <w:i w:val="false"/>
-                <w:b w:val="false"/>
-                <w:u w:val="none"/>
-                <w:sz w:val="22"/>
-                <w:szCs w:val="22"/>
-                <w:color w:val="000000"/>
-              </w:rPr>
-            </w:pPr>
-            <w:r>
-              <w:rPr>
-                <w:rFonts w:ascii="Helvetica" w:hAnsi="Helvetica" w:eastAsia="Helvetica" w:cs="Helvetica"/>
-                <w:i w:val="false"/>
-                <w:b w:val="false"/>
-                <w:u w:val="none"/>
-                <w:sz w:val="22"/>
-                <w:szCs w:val="22"/>
-                <w:color w:val="000000"/>
-              </w:rPr>
-              <w:t xml:space="preserve">0.690</w:t>
+              <w:t xml:space="preserve">1.07</w:t>
+            </w:r>
+          </w:p>
+        </w:tc>
+        <w:tc>
+          <w:tcPr>
+            <w:tcBorders>
+              <w:bottom w:val="none" w:sz="0" w:space="0" w:color="000000"/>
+              <w:top w:val="none" w:sz="0" w:space="0" w:color="000000"/>
+              <w:left w:val="none" w:sz="0" w:space="0" w:color="000000"/>
+              <w:right w:val="none" w:sz="0" w:space="0" w:color="000000"/>
+            </w:tcBorders>
+            <w:shd w:val="clear" w:color="auto" w:fill="FFFFFF"/>
+            <w:tcMar>
+              <w:top w:w="0" w:type="dxa"/>
+              <w:bottom w:w="0" w:type="dxa"/>
+              <w:left w:w="0" w:type="dxa"/>
+              <w:right w:w="0" w:type="dxa"/>
+            </w:tcMar>
+            <w:vAlign w:val="top"/>
+          </w:tcPr>
+          <w:p>
+            <w:pPr>
+              <w:pStyle w:val="Normal"/>
+              <w:jc w:val="center"/>
+              <w:pBdr>
+                <w:bottom w:val="none" w:sz="0" w:space="0" w:color="000000"/>
+                <w:top w:val="none" w:sz="0" w:space="0" w:color="000000"/>
+                <w:left w:val="none" w:sz="0" w:space="0" w:color="000000"/>
+                <w:right w:val="none" w:sz="0" w:space="0" w:color="000000"/>
+              </w:pBdr>
+              <w:spacing w:after="100" w:before="100" w:line="240"/>
+              <w:ind w:left="100" w:right="100" w:firstLine="0" w:firstLineChars="0"/>
+              <w:rPr>
+                <w:rFonts w:ascii="Helvetica" w:hAnsi="Helvetica" w:eastAsia="Helvetica" w:cs="Helvetica"/>
+                <w:i w:val="false"/>
+                <w:b w:val="false"/>
+                <w:u w:val="none"/>
+                <w:sz w:val="22"/>
+                <w:szCs w:val="22"/>
+                <w:color w:val="000000"/>
+              </w:rPr>
+            </w:pPr>
+            <w:r>
+              <w:rPr>
+                <w:rFonts w:ascii="Helvetica" w:hAnsi="Helvetica" w:eastAsia="Helvetica" w:cs="Helvetica"/>
+                <w:i w:val="false"/>
+                <w:b w:val="false"/>
+                <w:u w:val="none"/>
+                <w:sz w:val="22"/>
+                <w:szCs w:val="22"/>
+                <w:color w:val="000000"/>
+              </w:rPr>
+              <w:t xml:space="preserve">0.83, 1.37</w:t>
+            </w:r>
+          </w:p>
+        </w:tc>
+        <w:tc>
+          <w:tcPr>
+            <w:tcBorders>
+              <w:bottom w:val="none" w:sz="0" w:space="0" w:color="000000"/>
+              <w:top w:val="none" w:sz="0" w:space="0" w:color="000000"/>
+              <w:left w:val="none" w:sz="0" w:space="0" w:color="000000"/>
+              <w:right w:val="none" w:sz="0" w:space="0" w:color="000000"/>
+            </w:tcBorders>
+            <w:shd w:val="clear" w:color="auto" w:fill="FFFFFF"/>
+            <w:tcMar>
+              <w:top w:w="0" w:type="dxa"/>
+              <w:bottom w:w="0" w:type="dxa"/>
+              <w:left w:w="0" w:type="dxa"/>
+              <w:right w:w="0" w:type="dxa"/>
+            </w:tcMar>
+            <w:vAlign w:val="top"/>
+          </w:tcPr>
+          <w:p>
+            <w:pPr>
+              <w:pStyle w:val="Normal"/>
+              <w:jc w:val="center"/>
+              <w:pBdr>
+                <w:bottom w:val="none" w:sz="0" w:space="0" w:color="000000"/>
+                <w:top w:val="none" w:sz="0" w:space="0" w:color="000000"/>
+                <w:left w:val="none" w:sz="0" w:space="0" w:color="000000"/>
+                <w:right w:val="none" w:sz="0" w:space="0" w:color="000000"/>
+              </w:pBdr>
+              <w:spacing w:after="100" w:before="100" w:line="240"/>
+              <w:ind w:left="100" w:right="100" w:firstLine="0" w:firstLineChars="0"/>
+              <w:rPr>
+                <w:rFonts w:ascii="Helvetica" w:hAnsi="Helvetica" w:eastAsia="Helvetica" w:cs="Helvetica"/>
+                <w:i w:val="false"/>
+                <w:b w:val="false"/>
+                <w:u w:val="none"/>
+                <w:sz w:val="22"/>
+                <w:szCs w:val="22"/>
+                <w:color w:val="000000"/>
+              </w:rPr>
+            </w:pPr>
+            <w:r>
+              <w:rPr>
+                <w:rFonts w:ascii="Helvetica" w:hAnsi="Helvetica" w:eastAsia="Helvetica" w:cs="Helvetica"/>
+                <w:i w:val="false"/>
+                <w:b w:val="false"/>
+                <w:u w:val="none"/>
+                <w:sz w:val="22"/>
+                <w:szCs w:val="22"/>
+                <w:color w:val="000000"/>
+              </w:rPr>
+              <w:t xml:space="preserve">0.600</w:t>
             </w:r>
           </w:p>
         </w:tc>
@@ -4967,113 +4967,113 @@
                 <w:szCs w:val="22"/>
                 <w:color w:val="000000"/>
               </w:rPr>
-              <w:t xml:space="preserve">2.14</w:t>
-            </w:r>
-          </w:p>
-        </w:tc>
-        <w:tc>
-          <w:tcPr>
-            <w:tcBorders>
-              <w:bottom w:val="none" w:sz="0" w:space="0" w:color="000000"/>
-              <w:top w:val="none" w:sz="0" w:space="0" w:color="000000"/>
-              <w:left w:val="none" w:sz="0" w:space="0" w:color="000000"/>
-              <w:right w:val="none" w:sz="0" w:space="0" w:color="000000"/>
-            </w:tcBorders>
-            <w:shd w:val="clear" w:color="auto" w:fill="FFFFFF"/>
-            <w:tcMar>
-              <w:top w:w="0" w:type="dxa"/>
-              <w:bottom w:w="0" w:type="dxa"/>
-              <w:left w:w="0" w:type="dxa"/>
-              <w:right w:w="0" w:type="dxa"/>
-            </w:tcMar>
-            <w:vAlign w:val="top"/>
-          </w:tcPr>
-          <w:p>
-            <w:pPr>
-              <w:pStyle w:val="Normal"/>
-              <w:jc w:val="center"/>
-              <w:pBdr>
-                <w:bottom w:val="none" w:sz="0" w:space="0" w:color="000000"/>
-                <w:top w:val="none" w:sz="0" w:space="0" w:color="000000"/>
-                <w:left w:val="none" w:sz="0" w:space="0" w:color="000000"/>
-                <w:right w:val="none" w:sz="0" w:space="0" w:color="000000"/>
-              </w:pBdr>
-              <w:spacing w:after="100" w:before="100" w:line="240"/>
-              <w:ind w:left="100" w:right="100" w:firstLine="0" w:firstLineChars="0"/>
-              <w:rPr>
-                <w:rFonts w:ascii="Helvetica" w:hAnsi="Helvetica" w:eastAsia="Helvetica" w:cs="Helvetica"/>
-                <w:i w:val="false"/>
-                <w:b w:val="false"/>
-                <w:u w:val="none"/>
-                <w:sz w:val="22"/>
-                <w:szCs w:val="22"/>
-                <w:color w:val="000000"/>
-              </w:rPr>
-            </w:pPr>
-            <w:r>
-              <w:rPr>
-                <w:rFonts w:ascii="Helvetica" w:hAnsi="Helvetica" w:eastAsia="Helvetica" w:cs="Helvetica"/>
-                <w:i w:val="false"/>
-                <w:b w:val="false"/>
-                <w:u w:val="none"/>
-                <w:sz w:val="22"/>
-                <w:szCs w:val="22"/>
-                <w:color w:val="000000"/>
-              </w:rPr>
-              <w:t xml:space="preserve">0.72, 6.36</w:t>
-            </w:r>
-          </w:p>
-        </w:tc>
-        <w:tc>
-          <w:tcPr>
-            <w:tcBorders>
-              <w:bottom w:val="none" w:sz="0" w:space="0" w:color="000000"/>
-              <w:top w:val="none" w:sz="0" w:space="0" w:color="000000"/>
-              <w:left w:val="none" w:sz="0" w:space="0" w:color="000000"/>
-              <w:right w:val="none" w:sz="0" w:space="0" w:color="000000"/>
-            </w:tcBorders>
-            <w:shd w:val="clear" w:color="auto" w:fill="FFFFFF"/>
-            <w:tcMar>
-              <w:top w:w="0" w:type="dxa"/>
-              <w:bottom w:w="0" w:type="dxa"/>
-              <w:left w:w="0" w:type="dxa"/>
-              <w:right w:w="0" w:type="dxa"/>
-            </w:tcMar>
-            <w:vAlign w:val="top"/>
-          </w:tcPr>
-          <w:p>
-            <w:pPr>
-              <w:pStyle w:val="Normal"/>
-              <w:jc w:val="center"/>
-              <w:pBdr>
-                <w:bottom w:val="none" w:sz="0" w:space="0" w:color="000000"/>
-                <w:top w:val="none" w:sz="0" w:space="0" w:color="000000"/>
-                <w:left w:val="none" w:sz="0" w:space="0" w:color="000000"/>
-                <w:right w:val="none" w:sz="0" w:space="0" w:color="000000"/>
-              </w:pBdr>
-              <w:spacing w:after="100" w:before="100" w:line="240"/>
-              <w:ind w:left="100" w:right="100" w:firstLine="0" w:firstLineChars="0"/>
-              <w:rPr>
-                <w:rFonts w:ascii="Helvetica" w:hAnsi="Helvetica" w:eastAsia="Helvetica" w:cs="Helvetica"/>
-                <w:i w:val="false"/>
-                <w:b w:val="false"/>
-                <w:u w:val="none"/>
-                <w:sz w:val="22"/>
-                <w:szCs w:val="22"/>
-                <w:color w:val="000000"/>
-              </w:rPr>
-            </w:pPr>
-            <w:r>
-              <w:rPr>
-                <w:rFonts w:ascii="Helvetica" w:hAnsi="Helvetica" w:eastAsia="Helvetica" w:cs="Helvetica"/>
-                <w:i w:val="false"/>
-                <w:b w:val="false"/>
-                <w:u w:val="none"/>
-                <w:sz w:val="22"/>
-                <w:szCs w:val="22"/>
-                <w:color w:val="000000"/>
-              </w:rPr>
-              <w:t xml:space="preserve">0.170</w:t>
+              <w:t xml:space="preserve">1.89</w:t>
+            </w:r>
+          </w:p>
+        </w:tc>
+        <w:tc>
+          <w:tcPr>
+            <w:tcBorders>
+              <w:bottom w:val="none" w:sz="0" w:space="0" w:color="000000"/>
+              <w:top w:val="none" w:sz="0" w:space="0" w:color="000000"/>
+              <w:left w:val="none" w:sz="0" w:space="0" w:color="000000"/>
+              <w:right w:val="none" w:sz="0" w:space="0" w:color="000000"/>
+            </w:tcBorders>
+            <w:shd w:val="clear" w:color="auto" w:fill="FFFFFF"/>
+            <w:tcMar>
+              <w:top w:w="0" w:type="dxa"/>
+              <w:bottom w:w="0" w:type="dxa"/>
+              <w:left w:w="0" w:type="dxa"/>
+              <w:right w:w="0" w:type="dxa"/>
+            </w:tcMar>
+            <w:vAlign w:val="top"/>
+          </w:tcPr>
+          <w:p>
+            <w:pPr>
+              <w:pStyle w:val="Normal"/>
+              <w:jc w:val="center"/>
+              <w:pBdr>
+                <w:bottom w:val="none" w:sz="0" w:space="0" w:color="000000"/>
+                <w:top w:val="none" w:sz="0" w:space="0" w:color="000000"/>
+                <w:left w:val="none" w:sz="0" w:space="0" w:color="000000"/>
+                <w:right w:val="none" w:sz="0" w:space="0" w:color="000000"/>
+              </w:pBdr>
+              <w:spacing w:after="100" w:before="100" w:line="240"/>
+              <w:ind w:left="100" w:right="100" w:firstLine="0" w:firstLineChars="0"/>
+              <w:rPr>
+                <w:rFonts w:ascii="Helvetica" w:hAnsi="Helvetica" w:eastAsia="Helvetica" w:cs="Helvetica"/>
+                <w:i w:val="false"/>
+                <w:b w:val="false"/>
+                <w:u w:val="none"/>
+                <w:sz w:val="22"/>
+                <w:szCs w:val="22"/>
+                <w:color w:val="000000"/>
+              </w:rPr>
+            </w:pPr>
+            <w:r>
+              <w:rPr>
+                <w:rFonts w:ascii="Helvetica" w:hAnsi="Helvetica" w:eastAsia="Helvetica" w:cs="Helvetica"/>
+                <w:i w:val="false"/>
+                <w:b w:val="false"/>
+                <w:u w:val="none"/>
+                <w:sz w:val="22"/>
+                <w:szCs w:val="22"/>
+                <w:color w:val="000000"/>
+              </w:rPr>
+              <w:t xml:space="preserve">0.65, 5.53</w:t>
+            </w:r>
+          </w:p>
+        </w:tc>
+        <w:tc>
+          <w:tcPr>
+            <w:tcBorders>
+              <w:bottom w:val="none" w:sz="0" w:space="0" w:color="000000"/>
+              <w:top w:val="none" w:sz="0" w:space="0" w:color="000000"/>
+              <w:left w:val="none" w:sz="0" w:space="0" w:color="000000"/>
+              <w:right w:val="none" w:sz="0" w:space="0" w:color="000000"/>
+            </w:tcBorders>
+            <w:shd w:val="clear" w:color="auto" w:fill="FFFFFF"/>
+            <w:tcMar>
+              <w:top w:w="0" w:type="dxa"/>
+              <w:bottom w:w="0" w:type="dxa"/>
+              <w:left w:w="0" w:type="dxa"/>
+              <w:right w:w="0" w:type="dxa"/>
+            </w:tcMar>
+            <w:vAlign w:val="top"/>
+          </w:tcPr>
+          <w:p>
+            <w:pPr>
+              <w:pStyle w:val="Normal"/>
+              <w:jc w:val="center"/>
+              <w:pBdr>
+                <w:bottom w:val="none" w:sz="0" w:space="0" w:color="000000"/>
+                <w:top w:val="none" w:sz="0" w:space="0" w:color="000000"/>
+                <w:left w:val="none" w:sz="0" w:space="0" w:color="000000"/>
+                <w:right w:val="none" w:sz="0" w:space="0" w:color="000000"/>
+              </w:pBdr>
+              <w:spacing w:after="100" w:before="100" w:line="240"/>
+              <w:ind w:left="100" w:right="100" w:firstLine="0" w:firstLineChars="0"/>
+              <w:rPr>
+                <w:rFonts w:ascii="Helvetica" w:hAnsi="Helvetica" w:eastAsia="Helvetica" w:cs="Helvetica"/>
+                <w:i w:val="false"/>
+                <w:b w:val="false"/>
+                <w:u w:val="none"/>
+                <w:sz w:val="22"/>
+                <w:szCs w:val="22"/>
+                <w:color w:val="000000"/>
+              </w:rPr>
+            </w:pPr>
+            <w:r>
+              <w:rPr>
+                <w:rFonts w:ascii="Helvetica" w:hAnsi="Helvetica" w:eastAsia="Helvetica" w:cs="Helvetica"/>
+                <w:i w:val="false"/>
+                <w:b w:val="false"/>
+                <w:u w:val="none"/>
+                <w:sz w:val="22"/>
+                <w:szCs w:val="22"/>
+                <w:color w:val="000000"/>
+              </w:rPr>
+              <w:t xml:space="preserve">0.240</w:t>
             </w:r>
           </w:p>
         </w:tc>
@@ -6416,113 +6416,113 @@
                 <w:szCs w:val="22"/>
                 <w:color w:val="000000"/>
               </w:rPr>
-              <w:t xml:space="preserve">10.8</w:t>
-            </w:r>
-          </w:p>
-        </w:tc>
-        <w:tc>
-          <w:tcPr>
-            <w:tcBorders>
-              <w:bottom w:val="none" w:sz="0" w:space="0" w:color="000000"/>
-              <w:top w:val="none" w:sz="0" w:space="0" w:color="000000"/>
-              <w:left w:val="none" w:sz="0" w:space="0" w:color="000000"/>
-              <w:right w:val="none" w:sz="0" w:space="0" w:color="000000"/>
-            </w:tcBorders>
-            <w:shd w:val="clear" w:color="auto" w:fill="FFFFFF"/>
-            <w:tcMar>
-              <w:top w:w="0" w:type="dxa"/>
-              <w:bottom w:w="0" w:type="dxa"/>
-              <w:left w:w="0" w:type="dxa"/>
-              <w:right w:w="0" w:type="dxa"/>
-            </w:tcMar>
-            <w:vAlign w:val="top"/>
-          </w:tcPr>
-          <w:p>
-            <w:pPr>
-              <w:pStyle w:val="Normal"/>
-              <w:jc w:val="center"/>
-              <w:pBdr>
-                <w:bottom w:val="none" w:sz="0" w:space="0" w:color="000000"/>
-                <w:top w:val="none" w:sz="0" w:space="0" w:color="000000"/>
-                <w:left w:val="none" w:sz="0" w:space="0" w:color="000000"/>
-                <w:right w:val="none" w:sz="0" w:space="0" w:color="000000"/>
-              </w:pBdr>
-              <w:spacing w:after="100" w:before="100" w:line="240"/>
-              <w:ind w:left="100" w:right="100" w:firstLine="0" w:firstLineChars="0"/>
-              <w:rPr>
-                <w:rFonts w:ascii="Helvetica" w:hAnsi="Helvetica" w:eastAsia="Helvetica" w:cs="Helvetica"/>
-                <w:i w:val="false"/>
-                <w:b w:val="false"/>
-                <w:u w:val="none"/>
-                <w:sz w:val="22"/>
-                <w:szCs w:val="22"/>
-                <w:color w:val="000000"/>
-              </w:rPr>
-            </w:pPr>
-            <w:r>
-              <w:rPr>
-                <w:rFonts w:ascii="Helvetica" w:hAnsi="Helvetica" w:eastAsia="Helvetica" w:cs="Helvetica"/>
-                <w:i w:val="false"/>
-                <w:b w:val="false"/>
-                <w:u w:val="none"/>
-                <w:sz w:val="22"/>
-                <w:szCs w:val="22"/>
-                <w:color w:val="000000"/>
-              </w:rPr>
-              <w:t xml:space="preserve">1.00, 117</w:t>
-            </w:r>
-          </w:p>
-        </w:tc>
-        <w:tc>
-          <w:tcPr>
-            <w:tcBorders>
-              <w:bottom w:val="none" w:sz="0" w:space="0" w:color="000000"/>
-              <w:top w:val="none" w:sz="0" w:space="0" w:color="000000"/>
-              <w:left w:val="none" w:sz="0" w:space="0" w:color="000000"/>
-              <w:right w:val="none" w:sz="0" w:space="0" w:color="000000"/>
-            </w:tcBorders>
-            <w:shd w:val="clear" w:color="auto" w:fill="FFFFFF"/>
-            <w:tcMar>
-              <w:top w:w="0" w:type="dxa"/>
-              <w:bottom w:w="0" w:type="dxa"/>
-              <w:left w:w="0" w:type="dxa"/>
-              <w:right w:w="0" w:type="dxa"/>
-            </w:tcMar>
-            <w:vAlign w:val="top"/>
-          </w:tcPr>
-          <w:p>
-            <w:pPr>
-              <w:pStyle w:val="Normal"/>
-              <w:jc w:val="center"/>
-              <w:pBdr>
-                <w:bottom w:val="none" w:sz="0" w:space="0" w:color="000000"/>
-                <w:top w:val="none" w:sz="0" w:space="0" w:color="000000"/>
-                <w:left w:val="none" w:sz="0" w:space="0" w:color="000000"/>
-                <w:right w:val="none" w:sz="0" w:space="0" w:color="000000"/>
-              </w:pBdr>
-              <w:spacing w:after="100" w:before="100" w:line="240"/>
-              <w:ind w:left="100" w:right="100" w:firstLine="0" w:firstLineChars="0"/>
-              <w:rPr>
-                <w:rFonts w:ascii="Helvetica" w:hAnsi="Helvetica" w:eastAsia="Helvetica" w:cs="Helvetica"/>
-                <w:i w:val="false"/>
-                <w:b w:val="false"/>
-                <w:u w:val="none"/>
-                <w:sz w:val="22"/>
-                <w:szCs w:val="22"/>
-                <w:color w:val="000000"/>
-              </w:rPr>
-            </w:pPr>
-            <w:r>
-              <w:rPr>
-                <w:rFonts w:ascii="Helvetica" w:hAnsi="Helvetica" w:eastAsia="Helvetica" w:cs="Helvetica"/>
-                <w:i w:val="false"/>
-                <w:b w:val="false"/>
-                <w:u w:val="none"/>
-                <w:sz w:val="22"/>
-                <w:szCs w:val="22"/>
-                <w:color w:val="000000"/>
-              </w:rPr>
-              <w:t xml:space="preserve">0.050</w:t>
+              <w:t xml:space="preserve">21.1</w:t>
+            </w:r>
+          </w:p>
+        </w:tc>
+        <w:tc>
+          <w:tcPr>
+            <w:tcBorders>
+              <w:bottom w:val="none" w:sz="0" w:space="0" w:color="000000"/>
+              <w:top w:val="none" w:sz="0" w:space="0" w:color="000000"/>
+              <w:left w:val="none" w:sz="0" w:space="0" w:color="000000"/>
+              <w:right w:val="none" w:sz="0" w:space="0" w:color="000000"/>
+            </w:tcBorders>
+            <w:shd w:val="clear" w:color="auto" w:fill="FFFFFF"/>
+            <w:tcMar>
+              <w:top w:w="0" w:type="dxa"/>
+              <w:bottom w:w="0" w:type="dxa"/>
+              <w:left w:w="0" w:type="dxa"/>
+              <w:right w:w="0" w:type="dxa"/>
+            </w:tcMar>
+            <w:vAlign w:val="top"/>
+          </w:tcPr>
+          <w:p>
+            <w:pPr>
+              <w:pStyle w:val="Normal"/>
+              <w:jc w:val="center"/>
+              <w:pBdr>
+                <w:bottom w:val="none" w:sz="0" w:space="0" w:color="000000"/>
+                <w:top w:val="none" w:sz="0" w:space="0" w:color="000000"/>
+                <w:left w:val="none" w:sz="0" w:space="0" w:color="000000"/>
+                <w:right w:val="none" w:sz="0" w:space="0" w:color="000000"/>
+              </w:pBdr>
+              <w:spacing w:after="100" w:before="100" w:line="240"/>
+              <w:ind w:left="100" w:right="100" w:firstLine="0" w:firstLineChars="0"/>
+              <w:rPr>
+                <w:rFonts w:ascii="Helvetica" w:hAnsi="Helvetica" w:eastAsia="Helvetica" w:cs="Helvetica"/>
+                <w:i w:val="false"/>
+                <w:b w:val="false"/>
+                <w:u w:val="none"/>
+                <w:sz w:val="22"/>
+                <w:szCs w:val="22"/>
+                <w:color w:val="000000"/>
+              </w:rPr>
+            </w:pPr>
+            <w:r>
+              <w:rPr>
+                <w:rFonts w:ascii="Helvetica" w:hAnsi="Helvetica" w:eastAsia="Helvetica" w:cs="Helvetica"/>
+                <w:i w:val="false"/>
+                <w:b w:val="false"/>
+                <w:u w:val="none"/>
+                <w:sz w:val="22"/>
+                <w:szCs w:val="22"/>
+                <w:color w:val="000000"/>
+              </w:rPr>
+              <w:t xml:space="preserve">2.25, 198</w:t>
+            </w:r>
+          </w:p>
+        </w:tc>
+        <w:tc>
+          <w:tcPr>
+            <w:tcBorders>
+              <w:bottom w:val="none" w:sz="0" w:space="0" w:color="000000"/>
+              <w:top w:val="none" w:sz="0" w:space="0" w:color="000000"/>
+              <w:left w:val="none" w:sz="0" w:space="0" w:color="000000"/>
+              <w:right w:val="none" w:sz="0" w:space="0" w:color="000000"/>
+            </w:tcBorders>
+            <w:shd w:val="clear" w:color="auto" w:fill="FFFFFF"/>
+            <w:tcMar>
+              <w:top w:w="0" w:type="dxa"/>
+              <w:bottom w:w="0" w:type="dxa"/>
+              <w:left w:w="0" w:type="dxa"/>
+              <w:right w:w="0" w:type="dxa"/>
+            </w:tcMar>
+            <w:vAlign w:val="top"/>
+          </w:tcPr>
+          <w:p>
+            <w:pPr>
+              <w:pStyle w:val="Normal"/>
+              <w:jc w:val="center"/>
+              <w:pBdr>
+                <w:bottom w:val="none" w:sz="0" w:space="0" w:color="000000"/>
+                <w:top w:val="none" w:sz="0" w:space="0" w:color="000000"/>
+                <w:left w:val="none" w:sz="0" w:space="0" w:color="000000"/>
+                <w:right w:val="none" w:sz="0" w:space="0" w:color="000000"/>
+              </w:pBdr>
+              <w:spacing w:after="100" w:before="100" w:line="240"/>
+              <w:ind w:left="100" w:right="100" w:firstLine="0" w:firstLineChars="0"/>
+              <w:rPr>
+                <w:rFonts w:ascii="Helvetica" w:hAnsi="Helvetica" w:eastAsia="Helvetica" w:cs="Helvetica"/>
+                <w:i w:val="false"/>
+                <w:b w:val="false"/>
+                <w:u w:val="none"/>
+                <w:sz w:val="22"/>
+                <w:szCs w:val="22"/>
+                <w:color w:val="000000"/>
+              </w:rPr>
+            </w:pPr>
+            <w:r>
+              <w:rPr>
+                <w:rFonts w:ascii="Helvetica" w:hAnsi="Helvetica" w:eastAsia="Helvetica" w:cs="Helvetica"/>
+                <w:i w:val="false"/>
+                <w:b w:val="false"/>
+                <w:u w:val="none"/>
+                <w:sz w:val="22"/>
+                <w:szCs w:val="22"/>
+                <w:color w:val="000000"/>
+              </w:rPr>
+              <w:t xml:space="preserve">0.008</w:t>
             </w:r>
           </w:p>
         </w:tc>
@@ -6899,113 +6899,113 @@
                 <w:szCs w:val="22"/>
                 <w:color w:val="000000"/>
               </w:rPr>
-              <w:t xml:space="preserve">0.20</w:t>
-            </w:r>
-          </w:p>
-        </w:tc>
-        <w:tc>
-          <w:tcPr>
-            <w:tcBorders>
-              <w:bottom w:val="none" w:sz="0" w:space="0" w:color="000000"/>
-              <w:top w:val="none" w:sz="0" w:space="0" w:color="000000"/>
-              <w:left w:val="none" w:sz="0" w:space="0" w:color="000000"/>
-              <w:right w:val="none" w:sz="0" w:space="0" w:color="000000"/>
-            </w:tcBorders>
-            <w:shd w:val="clear" w:color="auto" w:fill="FFFFFF"/>
-            <w:tcMar>
-              <w:top w:w="0" w:type="dxa"/>
-              <w:bottom w:w="0" w:type="dxa"/>
-              <w:left w:w="0" w:type="dxa"/>
-              <w:right w:w="0" w:type="dxa"/>
-            </w:tcMar>
-            <w:vAlign w:val="top"/>
-          </w:tcPr>
-          <w:p>
-            <w:pPr>
-              <w:pStyle w:val="Normal"/>
-              <w:jc w:val="center"/>
-              <w:pBdr>
-                <w:bottom w:val="none" w:sz="0" w:space="0" w:color="000000"/>
-                <w:top w:val="none" w:sz="0" w:space="0" w:color="000000"/>
-                <w:left w:val="none" w:sz="0" w:space="0" w:color="000000"/>
-                <w:right w:val="none" w:sz="0" w:space="0" w:color="000000"/>
-              </w:pBdr>
-              <w:spacing w:after="100" w:before="100" w:line="240"/>
-              <w:ind w:left="100" w:right="100" w:firstLine="0" w:firstLineChars="0"/>
-              <w:rPr>
-                <w:rFonts w:ascii="Helvetica" w:hAnsi="Helvetica" w:eastAsia="Helvetica" w:cs="Helvetica"/>
-                <w:i w:val="false"/>
-                <w:b w:val="false"/>
-                <w:u w:val="none"/>
-                <w:sz w:val="22"/>
-                <w:szCs w:val="22"/>
-                <w:color w:val="000000"/>
-              </w:rPr>
-            </w:pPr>
-            <w:r>
-              <w:rPr>
-                <w:rFonts w:ascii="Helvetica" w:hAnsi="Helvetica" w:eastAsia="Helvetica" w:cs="Helvetica"/>
-                <w:i w:val="false"/>
-                <w:b w:val="false"/>
-                <w:u w:val="none"/>
-                <w:sz w:val="22"/>
-                <w:szCs w:val="22"/>
-                <w:color w:val="000000"/>
-              </w:rPr>
-              <w:t xml:space="preserve">0.03, 1.51</w:t>
-            </w:r>
-          </w:p>
-        </w:tc>
-        <w:tc>
-          <w:tcPr>
-            <w:tcBorders>
-              <w:bottom w:val="none" w:sz="0" w:space="0" w:color="000000"/>
-              <w:top w:val="none" w:sz="0" w:space="0" w:color="000000"/>
-              <w:left w:val="none" w:sz="0" w:space="0" w:color="000000"/>
-              <w:right w:val="none" w:sz="0" w:space="0" w:color="000000"/>
-            </w:tcBorders>
-            <w:shd w:val="clear" w:color="auto" w:fill="FFFFFF"/>
-            <w:tcMar>
-              <w:top w:w="0" w:type="dxa"/>
-              <w:bottom w:w="0" w:type="dxa"/>
-              <w:left w:w="0" w:type="dxa"/>
-              <w:right w:w="0" w:type="dxa"/>
-            </w:tcMar>
-            <w:vAlign w:val="top"/>
-          </w:tcPr>
-          <w:p>
-            <w:pPr>
-              <w:pStyle w:val="Normal"/>
-              <w:jc w:val="center"/>
-              <w:pBdr>
-                <w:bottom w:val="none" w:sz="0" w:space="0" w:color="000000"/>
-                <w:top w:val="none" w:sz="0" w:space="0" w:color="000000"/>
-                <w:left w:val="none" w:sz="0" w:space="0" w:color="000000"/>
-                <w:right w:val="none" w:sz="0" w:space="0" w:color="000000"/>
-              </w:pBdr>
-              <w:spacing w:after="100" w:before="100" w:line="240"/>
-              <w:ind w:left="100" w:right="100" w:firstLine="0" w:firstLineChars="0"/>
-              <w:rPr>
-                <w:rFonts w:ascii="Helvetica" w:hAnsi="Helvetica" w:eastAsia="Helvetica" w:cs="Helvetica"/>
-                <w:i w:val="false"/>
-                <w:b w:val="false"/>
-                <w:u w:val="none"/>
-                <w:sz w:val="22"/>
-                <w:szCs w:val="22"/>
-                <w:color w:val="000000"/>
-              </w:rPr>
-            </w:pPr>
-            <w:r>
-              <w:rPr>
-                <w:rFonts w:ascii="Helvetica" w:hAnsi="Helvetica" w:eastAsia="Helvetica" w:cs="Helvetica"/>
-                <w:i w:val="false"/>
-                <w:b w:val="false"/>
-                <w:u w:val="none"/>
-                <w:sz w:val="22"/>
-                <w:szCs w:val="22"/>
-                <w:color w:val="000000"/>
-              </w:rPr>
-              <w:t xml:space="preserve">0.120</w:t>
+              <w:t xml:space="preserve">0.35</w:t>
+            </w:r>
+          </w:p>
+        </w:tc>
+        <w:tc>
+          <w:tcPr>
+            <w:tcBorders>
+              <w:bottom w:val="none" w:sz="0" w:space="0" w:color="000000"/>
+              <w:top w:val="none" w:sz="0" w:space="0" w:color="000000"/>
+              <w:left w:val="none" w:sz="0" w:space="0" w:color="000000"/>
+              <w:right w:val="none" w:sz="0" w:space="0" w:color="000000"/>
+            </w:tcBorders>
+            <w:shd w:val="clear" w:color="auto" w:fill="FFFFFF"/>
+            <w:tcMar>
+              <w:top w:w="0" w:type="dxa"/>
+              <w:bottom w:w="0" w:type="dxa"/>
+              <w:left w:w="0" w:type="dxa"/>
+              <w:right w:w="0" w:type="dxa"/>
+            </w:tcMar>
+            <w:vAlign w:val="top"/>
+          </w:tcPr>
+          <w:p>
+            <w:pPr>
+              <w:pStyle w:val="Normal"/>
+              <w:jc w:val="center"/>
+              <w:pBdr>
+                <w:bottom w:val="none" w:sz="0" w:space="0" w:color="000000"/>
+                <w:top w:val="none" w:sz="0" w:space="0" w:color="000000"/>
+                <w:left w:val="none" w:sz="0" w:space="0" w:color="000000"/>
+                <w:right w:val="none" w:sz="0" w:space="0" w:color="000000"/>
+              </w:pBdr>
+              <w:spacing w:after="100" w:before="100" w:line="240"/>
+              <w:ind w:left="100" w:right="100" w:firstLine="0" w:firstLineChars="0"/>
+              <w:rPr>
+                <w:rFonts w:ascii="Helvetica" w:hAnsi="Helvetica" w:eastAsia="Helvetica" w:cs="Helvetica"/>
+                <w:i w:val="false"/>
+                <w:b w:val="false"/>
+                <w:u w:val="none"/>
+                <w:sz w:val="22"/>
+                <w:szCs w:val="22"/>
+                <w:color w:val="000000"/>
+              </w:rPr>
+            </w:pPr>
+            <w:r>
+              <w:rPr>
+                <w:rFonts w:ascii="Helvetica" w:hAnsi="Helvetica" w:eastAsia="Helvetica" w:cs="Helvetica"/>
+                <w:i w:val="false"/>
+                <w:b w:val="false"/>
+                <w:u w:val="none"/>
+                <w:sz w:val="22"/>
+                <w:szCs w:val="22"/>
+                <w:color w:val="000000"/>
+              </w:rPr>
+              <w:t xml:space="preserve">0.05, 2.62</w:t>
+            </w:r>
+          </w:p>
+        </w:tc>
+        <w:tc>
+          <w:tcPr>
+            <w:tcBorders>
+              <w:bottom w:val="none" w:sz="0" w:space="0" w:color="000000"/>
+              <w:top w:val="none" w:sz="0" w:space="0" w:color="000000"/>
+              <w:left w:val="none" w:sz="0" w:space="0" w:color="000000"/>
+              <w:right w:val="none" w:sz="0" w:space="0" w:color="000000"/>
+            </w:tcBorders>
+            <w:shd w:val="clear" w:color="auto" w:fill="FFFFFF"/>
+            <w:tcMar>
+              <w:top w:w="0" w:type="dxa"/>
+              <w:bottom w:w="0" w:type="dxa"/>
+              <w:left w:w="0" w:type="dxa"/>
+              <w:right w:w="0" w:type="dxa"/>
+            </w:tcMar>
+            <w:vAlign w:val="top"/>
+          </w:tcPr>
+          <w:p>
+            <w:pPr>
+              <w:pStyle w:val="Normal"/>
+              <w:jc w:val="center"/>
+              <w:pBdr>
+                <w:bottom w:val="none" w:sz="0" w:space="0" w:color="000000"/>
+                <w:top w:val="none" w:sz="0" w:space="0" w:color="000000"/>
+                <w:left w:val="none" w:sz="0" w:space="0" w:color="000000"/>
+                <w:right w:val="none" w:sz="0" w:space="0" w:color="000000"/>
+              </w:pBdr>
+              <w:spacing w:after="100" w:before="100" w:line="240"/>
+              <w:ind w:left="100" w:right="100" w:firstLine="0" w:firstLineChars="0"/>
+              <w:rPr>
+                <w:rFonts w:ascii="Helvetica" w:hAnsi="Helvetica" w:eastAsia="Helvetica" w:cs="Helvetica"/>
+                <w:i w:val="false"/>
+                <w:b w:val="false"/>
+                <w:u w:val="none"/>
+                <w:sz w:val="22"/>
+                <w:szCs w:val="22"/>
+                <w:color w:val="000000"/>
+              </w:rPr>
+            </w:pPr>
+            <w:r>
+              <w:rPr>
+                <w:rFonts w:ascii="Helvetica" w:hAnsi="Helvetica" w:eastAsia="Helvetica" w:cs="Helvetica"/>
+                <w:i w:val="false"/>
+                <w:b w:val="false"/>
+                <w:u w:val="none"/>
+                <w:sz w:val="22"/>
+                <w:szCs w:val="22"/>
+                <w:color w:val="000000"/>
+              </w:rPr>
+              <w:t xml:space="preserve">0.310</w:t>
             </w:r>
           </w:p>
         </w:tc>
@@ -7435,7 +7435,7 @@
                 <w:szCs w:val="22"/>
                 <w:color w:val="000000"/>
               </w:rPr>
-              <w:t xml:space="preserve">0.00, 0.03</w:t>
+              <w:t xml:space="preserve">0.00, 0.04</w:t>
             </w:r>
           </w:p>
         </w:tc>
@@ -7865,113 +7865,113 @@
                 <w:szCs w:val="22"/>
                 <w:color w:val="000000"/>
               </w:rPr>
-              <w:t xml:space="preserve">1.25</w:t>
-            </w:r>
-          </w:p>
-        </w:tc>
-        <w:tc>
-          <w:tcPr>
-            <w:tcBorders>
-              <w:bottom w:val="none" w:sz="0" w:space="0" w:color="000000"/>
-              <w:top w:val="none" w:sz="0" w:space="0" w:color="000000"/>
-              <w:left w:val="none" w:sz="0" w:space="0" w:color="000000"/>
-              <w:right w:val="none" w:sz="0" w:space="0" w:color="000000"/>
-            </w:tcBorders>
-            <w:shd w:val="clear" w:color="auto" w:fill="FFFFFF"/>
-            <w:tcMar>
-              <w:top w:w="0" w:type="dxa"/>
-              <w:bottom w:w="0" w:type="dxa"/>
-              <w:left w:w="0" w:type="dxa"/>
-              <w:right w:w="0" w:type="dxa"/>
-            </w:tcMar>
-            <w:vAlign w:val="top"/>
-          </w:tcPr>
-          <w:p>
-            <w:pPr>
-              <w:pStyle w:val="Normal"/>
-              <w:jc w:val="center"/>
-              <w:pBdr>
-                <w:bottom w:val="none" w:sz="0" w:space="0" w:color="000000"/>
-                <w:top w:val="none" w:sz="0" w:space="0" w:color="000000"/>
-                <w:left w:val="none" w:sz="0" w:space="0" w:color="000000"/>
-                <w:right w:val="none" w:sz="0" w:space="0" w:color="000000"/>
-              </w:pBdr>
-              <w:spacing w:after="100" w:before="100" w:line="240"/>
-              <w:ind w:left="100" w:right="100" w:firstLine="0" w:firstLineChars="0"/>
-              <w:rPr>
-                <w:rFonts w:ascii="Helvetica" w:hAnsi="Helvetica" w:eastAsia="Helvetica" w:cs="Helvetica"/>
-                <w:i w:val="false"/>
-                <w:b w:val="false"/>
-                <w:u w:val="none"/>
-                <w:sz w:val="22"/>
-                <w:szCs w:val="22"/>
-                <w:color w:val="000000"/>
-              </w:rPr>
-            </w:pPr>
-            <w:r>
-              <w:rPr>
-                <w:rFonts w:ascii="Helvetica" w:hAnsi="Helvetica" w:eastAsia="Helvetica" w:cs="Helvetica"/>
-                <w:i w:val="false"/>
-                <w:b w:val="false"/>
-                <w:u w:val="none"/>
-                <w:sz w:val="22"/>
-                <w:szCs w:val="22"/>
-                <w:color w:val="000000"/>
-              </w:rPr>
-              <w:t xml:space="preserve">0.05, 33.2</w:t>
-            </w:r>
-          </w:p>
-        </w:tc>
-        <w:tc>
-          <w:tcPr>
-            <w:tcBorders>
-              <w:bottom w:val="none" w:sz="0" w:space="0" w:color="000000"/>
-              <w:top w:val="none" w:sz="0" w:space="0" w:color="000000"/>
-              <w:left w:val="none" w:sz="0" w:space="0" w:color="000000"/>
-              <w:right w:val="none" w:sz="0" w:space="0" w:color="000000"/>
-            </w:tcBorders>
-            <w:shd w:val="clear" w:color="auto" w:fill="FFFFFF"/>
-            <w:tcMar>
-              <w:top w:w="0" w:type="dxa"/>
-              <w:bottom w:w="0" w:type="dxa"/>
-              <w:left w:w="0" w:type="dxa"/>
-              <w:right w:w="0" w:type="dxa"/>
-            </w:tcMar>
-            <w:vAlign w:val="top"/>
-          </w:tcPr>
-          <w:p>
-            <w:pPr>
-              <w:pStyle w:val="Normal"/>
-              <w:jc w:val="center"/>
-              <w:pBdr>
-                <w:bottom w:val="none" w:sz="0" w:space="0" w:color="000000"/>
-                <w:top w:val="none" w:sz="0" w:space="0" w:color="000000"/>
-                <w:left w:val="none" w:sz="0" w:space="0" w:color="000000"/>
-                <w:right w:val="none" w:sz="0" w:space="0" w:color="000000"/>
-              </w:pBdr>
-              <w:spacing w:after="100" w:before="100" w:line="240"/>
-              <w:ind w:left="100" w:right="100" w:firstLine="0" w:firstLineChars="0"/>
-              <w:rPr>
-                <w:rFonts w:ascii="Helvetica" w:hAnsi="Helvetica" w:eastAsia="Helvetica" w:cs="Helvetica"/>
-                <w:i w:val="false"/>
-                <w:b w:val="false"/>
-                <w:u w:val="none"/>
-                <w:sz w:val="22"/>
-                <w:szCs w:val="22"/>
-                <w:color w:val="000000"/>
-              </w:rPr>
-            </w:pPr>
-            <w:r>
-              <w:rPr>
-                <w:rFonts w:ascii="Helvetica" w:hAnsi="Helvetica" w:eastAsia="Helvetica" w:cs="Helvetica"/>
-                <w:i w:val="false"/>
-                <w:b w:val="false"/>
-                <w:u w:val="none"/>
-                <w:sz w:val="22"/>
-                <w:szCs w:val="22"/>
-                <w:color w:val="000000"/>
-              </w:rPr>
-              <w:t xml:space="preserve">0.890</w:t>
+              <w:t xml:space="preserve">3.61</w:t>
+            </w:r>
+          </w:p>
+        </w:tc>
+        <w:tc>
+          <w:tcPr>
+            <w:tcBorders>
+              <w:bottom w:val="none" w:sz="0" w:space="0" w:color="000000"/>
+              <w:top w:val="none" w:sz="0" w:space="0" w:color="000000"/>
+              <w:left w:val="none" w:sz="0" w:space="0" w:color="000000"/>
+              <w:right w:val="none" w:sz="0" w:space="0" w:color="000000"/>
+            </w:tcBorders>
+            <w:shd w:val="clear" w:color="auto" w:fill="FFFFFF"/>
+            <w:tcMar>
+              <w:top w:w="0" w:type="dxa"/>
+              <w:bottom w:w="0" w:type="dxa"/>
+              <w:left w:w="0" w:type="dxa"/>
+              <w:right w:w="0" w:type="dxa"/>
+            </w:tcMar>
+            <w:vAlign w:val="top"/>
+          </w:tcPr>
+          <w:p>
+            <w:pPr>
+              <w:pStyle w:val="Normal"/>
+              <w:jc w:val="center"/>
+              <w:pBdr>
+                <w:bottom w:val="none" w:sz="0" w:space="0" w:color="000000"/>
+                <w:top w:val="none" w:sz="0" w:space="0" w:color="000000"/>
+                <w:left w:val="none" w:sz="0" w:space="0" w:color="000000"/>
+                <w:right w:val="none" w:sz="0" w:space="0" w:color="000000"/>
+              </w:pBdr>
+              <w:spacing w:after="100" w:before="100" w:line="240"/>
+              <w:ind w:left="100" w:right="100" w:firstLine="0" w:firstLineChars="0"/>
+              <w:rPr>
+                <w:rFonts w:ascii="Helvetica" w:hAnsi="Helvetica" w:eastAsia="Helvetica" w:cs="Helvetica"/>
+                <w:i w:val="false"/>
+                <w:b w:val="false"/>
+                <w:u w:val="none"/>
+                <w:sz w:val="22"/>
+                <w:szCs w:val="22"/>
+                <w:color w:val="000000"/>
+              </w:rPr>
+            </w:pPr>
+            <w:r>
+              <w:rPr>
+                <w:rFonts w:ascii="Helvetica" w:hAnsi="Helvetica" w:eastAsia="Helvetica" w:cs="Helvetica"/>
+                <w:i w:val="false"/>
+                <w:b w:val="false"/>
+                <w:u w:val="none"/>
+                <w:sz w:val="22"/>
+                <w:szCs w:val="22"/>
+                <w:color w:val="000000"/>
+              </w:rPr>
+              <w:t xml:space="preserve">0.17, 75.6</w:t>
+            </w:r>
+          </w:p>
+        </w:tc>
+        <w:tc>
+          <w:tcPr>
+            <w:tcBorders>
+              <w:bottom w:val="none" w:sz="0" w:space="0" w:color="000000"/>
+              <w:top w:val="none" w:sz="0" w:space="0" w:color="000000"/>
+              <w:left w:val="none" w:sz="0" w:space="0" w:color="000000"/>
+              <w:right w:val="none" w:sz="0" w:space="0" w:color="000000"/>
+            </w:tcBorders>
+            <w:shd w:val="clear" w:color="auto" w:fill="FFFFFF"/>
+            <w:tcMar>
+              <w:top w:w="0" w:type="dxa"/>
+              <w:bottom w:w="0" w:type="dxa"/>
+              <w:left w:w="0" w:type="dxa"/>
+              <w:right w:w="0" w:type="dxa"/>
+            </w:tcMar>
+            <w:vAlign w:val="top"/>
+          </w:tcPr>
+          <w:p>
+            <w:pPr>
+              <w:pStyle w:val="Normal"/>
+              <w:jc w:val="center"/>
+              <w:pBdr>
+                <w:bottom w:val="none" w:sz="0" w:space="0" w:color="000000"/>
+                <w:top w:val="none" w:sz="0" w:space="0" w:color="000000"/>
+                <w:left w:val="none" w:sz="0" w:space="0" w:color="000000"/>
+                <w:right w:val="none" w:sz="0" w:space="0" w:color="000000"/>
+              </w:pBdr>
+              <w:spacing w:after="100" w:before="100" w:line="240"/>
+              <w:ind w:left="100" w:right="100" w:firstLine="0" w:firstLineChars="0"/>
+              <w:rPr>
+                <w:rFonts w:ascii="Helvetica" w:hAnsi="Helvetica" w:eastAsia="Helvetica" w:cs="Helvetica"/>
+                <w:i w:val="false"/>
+                <w:b w:val="false"/>
+                <w:u w:val="none"/>
+                <w:sz w:val="22"/>
+                <w:szCs w:val="22"/>
+                <w:color w:val="000000"/>
+              </w:rPr>
+            </w:pPr>
+            <w:r>
+              <w:rPr>
+                <w:rFonts w:ascii="Helvetica" w:hAnsi="Helvetica" w:eastAsia="Helvetica" w:cs="Helvetica"/>
+                <w:i w:val="false"/>
+                <w:b w:val="false"/>
+                <w:u w:val="none"/>
+                <w:sz w:val="22"/>
+                <w:szCs w:val="22"/>
+                <w:color w:val="000000"/>
+              </w:rPr>
+              <w:t xml:space="preserve">0.410</w:t>
             </w:r>
           </w:p>
         </w:tc>
@@ -8348,113 +8348,113 @@
                 <w:szCs w:val="22"/>
                 <w:color w:val="000000"/>
               </w:rPr>
-              <w:t xml:space="preserve">0.12</w:t>
-            </w:r>
-          </w:p>
-        </w:tc>
-        <w:tc>
-          <w:tcPr>
-            <w:tcBorders>
-              <w:bottom w:val="none" w:sz="0" w:space="0" w:color="000000"/>
-              <w:top w:val="none" w:sz="0" w:space="0" w:color="000000"/>
-              <w:left w:val="none" w:sz="0" w:space="0" w:color="000000"/>
-              <w:right w:val="none" w:sz="0" w:space="0" w:color="000000"/>
-            </w:tcBorders>
-            <w:shd w:val="clear" w:color="auto" w:fill="FFFFFF"/>
-            <w:tcMar>
-              <w:top w:w="0" w:type="dxa"/>
-              <w:bottom w:w="0" w:type="dxa"/>
-              <w:left w:w="0" w:type="dxa"/>
-              <w:right w:w="0" w:type="dxa"/>
-            </w:tcMar>
-            <w:vAlign w:val="top"/>
-          </w:tcPr>
-          <w:p>
-            <w:pPr>
-              <w:pStyle w:val="Normal"/>
-              <w:jc w:val="center"/>
-              <w:pBdr>
-                <w:bottom w:val="none" w:sz="0" w:space="0" w:color="000000"/>
-                <w:top w:val="none" w:sz="0" w:space="0" w:color="000000"/>
-                <w:left w:val="none" w:sz="0" w:space="0" w:color="000000"/>
-                <w:right w:val="none" w:sz="0" w:space="0" w:color="000000"/>
-              </w:pBdr>
-              <w:spacing w:after="100" w:before="100" w:line="240"/>
-              <w:ind w:left="100" w:right="100" w:firstLine="0" w:firstLineChars="0"/>
-              <w:rPr>
-                <w:rFonts w:ascii="Helvetica" w:hAnsi="Helvetica" w:eastAsia="Helvetica" w:cs="Helvetica"/>
-                <w:i w:val="false"/>
-                <w:b w:val="false"/>
-                <w:u w:val="none"/>
-                <w:sz w:val="22"/>
-                <w:szCs w:val="22"/>
-                <w:color w:val="000000"/>
-              </w:rPr>
-            </w:pPr>
-            <w:r>
-              <w:rPr>
-                <w:rFonts w:ascii="Helvetica" w:hAnsi="Helvetica" w:eastAsia="Helvetica" w:cs="Helvetica"/>
-                <w:i w:val="false"/>
-                <w:b w:val="false"/>
-                <w:u w:val="none"/>
-                <w:sz w:val="22"/>
-                <w:szCs w:val="22"/>
-                <w:color w:val="000000"/>
-              </w:rPr>
-              <w:t xml:space="preserve">0.01, 1.23</w:t>
-            </w:r>
-          </w:p>
-        </w:tc>
-        <w:tc>
-          <w:tcPr>
-            <w:tcBorders>
-              <w:bottom w:val="none" w:sz="0" w:space="0" w:color="000000"/>
-              <w:top w:val="none" w:sz="0" w:space="0" w:color="000000"/>
-              <w:left w:val="none" w:sz="0" w:space="0" w:color="000000"/>
-              <w:right w:val="none" w:sz="0" w:space="0" w:color="000000"/>
-            </w:tcBorders>
-            <w:shd w:val="clear" w:color="auto" w:fill="FFFFFF"/>
-            <w:tcMar>
-              <w:top w:w="0" w:type="dxa"/>
-              <w:bottom w:w="0" w:type="dxa"/>
-              <w:left w:w="0" w:type="dxa"/>
-              <w:right w:w="0" w:type="dxa"/>
-            </w:tcMar>
-            <w:vAlign w:val="top"/>
-          </w:tcPr>
-          <w:p>
-            <w:pPr>
-              <w:pStyle w:val="Normal"/>
-              <w:jc w:val="center"/>
-              <w:pBdr>
-                <w:bottom w:val="none" w:sz="0" w:space="0" w:color="000000"/>
-                <w:top w:val="none" w:sz="0" w:space="0" w:color="000000"/>
-                <w:left w:val="none" w:sz="0" w:space="0" w:color="000000"/>
-                <w:right w:val="none" w:sz="0" w:space="0" w:color="000000"/>
-              </w:pBdr>
-              <w:spacing w:after="100" w:before="100" w:line="240"/>
-              <w:ind w:left="100" w:right="100" w:firstLine="0" w:firstLineChars="0"/>
-              <w:rPr>
-                <w:rFonts w:ascii="Helvetica" w:hAnsi="Helvetica" w:eastAsia="Helvetica" w:cs="Helvetica"/>
-                <w:i w:val="false"/>
-                <w:b w:val="false"/>
-                <w:u w:val="none"/>
-                <w:sz w:val="22"/>
-                <w:szCs w:val="22"/>
-                <w:color w:val="000000"/>
-              </w:rPr>
-            </w:pPr>
-            <w:r>
-              <w:rPr>
-                <w:rFonts w:ascii="Helvetica" w:hAnsi="Helvetica" w:eastAsia="Helvetica" w:cs="Helvetica"/>
-                <w:i w:val="false"/>
-                <w:b w:val="false"/>
-                <w:u w:val="none"/>
-                <w:sz w:val="22"/>
-                <w:szCs w:val="22"/>
-                <w:color w:val="000000"/>
-              </w:rPr>
-              <w:t xml:space="preserve">0.075</w:t>
+              <w:t xml:space="preserve">0.20</w:t>
+            </w:r>
+          </w:p>
+        </w:tc>
+        <w:tc>
+          <w:tcPr>
+            <w:tcBorders>
+              <w:bottom w:val="none" w:sz="0" w:space="0" w:color="000000"/>
+              <w:top w:val="none" w:sz="0" w:space="0" w:color="000000"/>
+              <w:left w:val="none" w:sz="0" w:space="0" w:color="000000"/>
+              <w:right w:val="none" w:sz="0" w:space="0" w:color="000000"/>
+            </w:tcBorders>
+            <w:shd w:val="clear" w:color="auto" w:fill="FFFFFF"/>
+            <w:tcMar>
+              <w:top w:w="0" w:type="dxa"/>
+              <w:bottom w:w="0" w:type="dxa"/>
+              <w:left w:w="0" w:type="dxa"/>
+              <w:right w:w="0" w:type="dxa"/>
+            </w:tcMar>
+            <w:vAlign w:val="top"/>
+          </w:tcPr>
+          <w:p>
+            <w:pPr>
+              <w:pStyle w:val="Normal"/>
+              <w:jc w:val="center"/>
+              <w:pBdr>
+                <w:bottom w:val="none" w:sz="0" w:space="0" w:color="000000"/>
+                <w:top w:val="none" w:sz="0" w:space="0" w:color="000000"/>
+                <w:left w:val="none" w:sz="0" w:space="0" w:color="000000"/>
+                <w:right w:val="none" w:sz="0" w:space="0" w:color="000000"/>
+              </w:pBdr>
+              <w:spacing w:after="100" w:before="100" w:line="240"/>
+              <w:ind w:left="100" w:right="100" w:firstLine="0" w:firstLineChars="0"/>
+              <w:rPr>
+                <w:rFonts w:ascii="Helvetica" w:hAnsi="Helvetica" w:eastAsia="Helvetica" w:cs="Helvetica"/>
+                <w:i w:val="false"/>
+                <w:b w:val="false"/>
+                <w:u w:val="none"/>
+                <w:sz w:val="22"/>
+                <w:szCs w:val="22"/>
+                <w:color w:val="000000"/>
+              </w:rPr>
+            </w:pPr>
+            <w:r>
+              <w:rPr>
+                <w:rFonts w:ascii="Helvetica" w:hAnsi="Helvetica" w:eastAsia="Helvetica" w:cs="Helvetica"/>
+                <w:i w:val="false"/>
+                <w:b w:val="false"/>
+                <w:u w:val="none"/>
+                <w:sz w:val="22"/>
+                <w:szCs w:val="22"/>
+                <w:color w:val="000000"/>
+              </w:rPr>
+              <w:t xml:space="preserve">0.02, 1.93</w:t>
+            </w:r>
+          </w:p>
+        </w:tc>
+        <w:tc>
+          <w:tcPr>
+            <w:tcBorders>
+              <w:bottom w:val="none" w:sz="0" w:space="0" w:color="000000"/>
+              <w:top w:val="none" w:sz="0" w:space="0" w:color="000000"/>
+              <w:left w:val="none" w:sz="0" w:space="0" w:color="000000"/>
+              <w:right w:val="none" w:sz="0" w:space="0" w:color="000000"/>
+            </w:tcBorders>
+            <w:shd w:val="clear" w:color="auto" w:fill="FFFFFF"/>
+            <w:tcMar>
+              <w:top w:w="0" w:type="dxa"/>
+              <w:bottom w:w="0" w:type="dxa"/>
+              <w:left w:w="0" w:type="dxa"/>
+              <w:right w:w="0" w:type="dxa"/>
+            </w:tcMar>
+            <w:vAlign w:val="top"/>
+          </w:tcPr>
+          <w:p>
+            <w:pPr>
+              <w:pStyle w:val="Normal"/>
+              <w:jc w:val="center"/>
+              <w:pBdr>
+                <w:bottom w:val="none" w:sz="0" w:space="0" w:color="000000"/>
+                <w:top w:val="none" w:sz="0" w:space="0" w:color="000000"/>
+                <w:left w:val="none" w:sz="0" w:space="0" w:color="000000"/>
+                <w:right w:val="none" w:sz="0" w:space="0" w:color="000000"/>
+              </w:pBdr>
+              <w:spacing w:after="100" w:before="100" w:line="240"/>
+              <w:ind w:left="100" w:right="100" w:firstLine="0" w:firstLineChars="0"/>
+              <w:rPr>
+                <w:rFonts w:ascii="Helvetica" w:hAnsi="Helvetica" w:eastAsia="Helvetica" w:cs="Helvetica"/>
+                <w:i w:val="false"/>
+                <w:b w:val="false"/>
+                <w:u w:val="none"/>
+                <w:sz w:val="22"/>
+                <w:szCs w:val="22"/>
+                <w:color w:val="000000"/>
+              </w:rPr>
+            </w:pPr>
+            <w:r>
+              <w:rPr>
+                <w:rFonts w:ascii="Helvetica" w:hAnsi="Helvetica" w:eastAsia="Helvetica" w:cs="Helvetica"/>
+                <w:i w:val="false"/>
+                <w:b w:val="false"/>
+                <w:u w:val="none"/>
+                <w:sz w:val="22"/>
+                <w:szCs w:val="22"/>
+                <w:color w:val="000000"/>
+              </w:rPr>
+              <w:t xml:space="preserve">0.170</w:t>
             </w:r>
           </w:p>
         </w:tc>
@@ -8831,60 +8831,60 @@
                 <w:szCs w:val="22"/>
                 <w:color w:val="000000"/>
               </w:rPr>
-              <w:t xml:space="preserve">118</w:t>
-            </w:r>
-          </w:p>
-        </w:tc>
-        <w:tc>
-          <w:tcPr>
-            <w:tcBorders>
-              <w:bottom w:val="none" w:sz="0" w:space="0" w:color="000000"/>
-              <w:top w:val="none" w:sz="0" w:space="0" w:color="000000"/>
-              <w:left w:val="none" w:sz="0" w:space="0" w:color="000000"/>
-              <w:right w:val="none" w:sz="0" w:space="0" w:color="000000"/>
-            </w:tcBorders>
-            <w:shd w:val="clear" w:color="auto" w:fill="FFFFFF"/>
-            <w:tcMar>
-              <w:top w:w="0" w:type="dxa"/>
-              <w:bottom w:w="0" w:type="dxa"/>
-              <w:left w:w="0" w:type="dxa"/>
-              <w:right w:w="0" w:type="dxa"/>
-            </w:tcMar>
-            <w:vAlign w:val="top"/>
-          </w:tcPr>
-          <w:p>
-            <w:pPr>
-              <w:pStyle w:val="Normal"/>
-              <w:jc w:val="center"/>
-              <w:pBdr>
-                <w:bottom w:val="none" w:sz="0" w:space="0" w:color="000000"/>
-                <w:top w:val="none" w:sz="0" w:space="0" w:color="000000"/>
-                <w:left w:val="none" w:sz="0" w:space="0" w:color="000000"/>
-                <w:right w:val="none" w:sz="0" w:space="0" w:color="000000"/>
-              </w:pBdr>
-              <w:spacing w:after="100" w:before="100" w:line="240"/>
-              <w:ind w:left="100" w:right="100" w:firstLine="0" w:firstLineChars="0"/>
-              <w:rPr>
-                <w:rFonts w:ascii="Helvetica" w:hAnsi="Helvetica" w:eastAsia="Helvetica" w:cs="Helvetica"/>
-                <w:i w:val="false"/>
-                <w:b w:val="false"/>
-                <w:u w:val="none"/>
-                <w:sz w:val="22"/>
-                <w:szCs w:val="22"/>
-                <w:color w:val="000000"/>
-              </w:rPr>
-            </w:pPr>
-            <w:r>
-              <w:rPr>
-                <w:rFonts w:ascii="Helvetica" w:hAnsi="Helvetica" w:eastAsia="Helvetica" w:cs="Helvetica"/>
-                <w:i w:val="false"/>
-                <w:b w:val="false"/>
-                <w:u w:val="none"/>
-                <w:sz w:val="22"/>
-                <w:szCs w:val="22"/>
-                <w:color w:val="000000"/>
-              </w:rPr>
-              <w:t xml:space="preserve">4.75, 2,941</w:t>
+              <w:t xml:space="preserve">160</w:t>
+            </w:r>
+          </w:p>
+        </w:tc>
+        <w:tc>
+          <w:tcPr>
+            <w:tcBorders>
+              <w:bottom w:val="none" w:sz="0" w:space="0" w:color="000000"/>
+              <w:top w:val="none" w:sz="0" w:space="0" w:color="000000"/>
+              <w:left w:val="none" w:sz="0" w:space="0" w:color="000000"/>
+              <w:right w:val="none" w:sz="0" w:space="0" w:color="000000"/>
+            </w:tcBorders>
+            <w:shd w:val="clear" w:color="auto" w:fill="FFFFFF"/>
+            <w:tcMar>
+              <w:top w:w="0" w:type="dxa"/>
+              <w:bottom w:w="0" w:type="dxa"/>
+              <w:left w:w="0" w:type="dxa"/>
+              <w:right w:w="0" w:type="dxa"/>
+            </w:tcMar>
+            <w:vAlign w:val="top"/>
+          </w:tcPr>
+          <w:p>
+            <w:pPr>
+              <w:pStyle w:val="Normal"/>
+              <w:jc w:val="center"/>
+              <w:pBdr>
+                <w:bottom w:val="none" w:sz="0" w:space="0" w:color="000000"/>
+                <w:top w:val="none" w:sz="0" w:space="0" w:color="000000"/>
+                <w:left w:val="none" w:sz="0" w:space="0" w:color="000000"/>
+                <w:right w:val="none" w:sz="0" w:space="0" w:color="000000"/>
+              </w:pBdr>
+              <w:spacing w:after="100" w:before="100" w:line="240"/>
+              <w:ind w:left="100" w:right="100" w:firstLine="0" w:firstLineChars="0"/>
+              <w:rPr>
+                <w:rFonts w:ascii="Helvetica" w:hAnsi="Helvetica" w:eastAsia="Helvetica" w:cs="Helvetica"/>
+                <w:i w:val="false"/>
+                <w:b w:val="false"/>
+                <w:u w:val="none"/>
+                <w:sz w:val="22"/>
+                <w:szCs w:val="22"/>
+                <w:color w:val="000000"/>
+              </w:rPr>
+            </w:pPr>
+            <w:r>
+              <w:rPr>
+                <w:rFonts w:ascii="Helvetica" w:hAnsi="Helvetica" w:eastAsia="Helvetica" w:cs="Helvetica"/>
+                <w:i w:val="false"/>
+                <w:b w:val="false"/>
+                <w:u w:val="none"/>
+                <w:sz w:val="22"/>
+                <w:szCs w:val="22"/>
+                <w:color w:val="000000"/>
+              </w:rPr>
+              <w:t xml:space="preserve">5.32, 4,802</w:t>
             </w:r>
           </w:p>
         </w:tc>
@@ -10386,7 +10386,7 @@
                 <w:szCs w:val="22"/>
                 <w:color w:val="000000"/>
               </w:rPr>
-              <w:t xml:space="preserve">&lt;0.001</w:t>
+              <w:t xml:space="preserve">0.001</w:t>
             </w:r>
           </w:p>
         </w:tc>
@@ -10763,113 +10763,113 @@
                 <w:szCs w:val="22"/>
                 <w:color w:val="000000"/>
               </w:rPr>
-              <w:t xml:space="preserve">3.74</w:t>
-            </w:r>
-          </w:p>
-        </w:tc>
-        <w:tc>
-          <w:tcPr>
-            <w:tcBorders>
-              <w:bottom w:val="none" w:sz="0" w:space="0" w:color="000000"/>
-              <w:top w:val="none" w:sz="0" w:space="0" w:color="000000"/>
-              <w:left w:val="none" w:sz="0" w:space="0" w:color="000000"/>
-              <w:right w:val="none" w:sz="0" w:space="0" w:color="000000"/>
-            </w:tcBorders>
-            <w:shd w:val="clear" w:color="auto" w:fill="FFFFFF"/>
-            <w:tcMar>
-              <w:top w:w="0" w:type="dxa"/>
-              <w:bottom w:w="0" w:type="dxa"/>
-              <w:left w:w="0" w:type="dxa"/>
-              <w:right w:w="0" w:type="dxa"/>
-            </w:tcMar>
-            <w:vAlign w:val="top"/>
-          </w:tcPr>
-          <w:p>
-            <w:pPr>
-              <w:pStyle w:val="Normal"/>
-              <w:jc w:val="center"/>
-              <w:pBdr>
-                <w:bottom w:val="none" w:sz="0" w:space="0" w:color="000000"/>
-                <w:top w:val="none" w:sz="0" w:space="0" w:color="000000"/>
-                <w:left w:val="none" w:sz="0" w:space="0" w:color="000000"/>
-                <w:right w:val="none" w:sz="0" w:space="0" w:color="000000"/>
-              </w:pBdr>
-              <w:spacing w:after="100" w:before="100" w:line="240"/>
-              <w:ind w:left="100" w:right="100" w:firstLine="0" w:firstLineChars="0"/>
-              <w:rPr>
-                <w:rFonts w:ascii="Helvetica" w:hAnsi="Helvetica" w:eastAsia="Helvetica" w:cs="Helvetica"/>
-                <w:i w:val="false"/>
-                <w:b w:val="false"/>
-                <w:u w:val="none"/>
-                <w:sz w:val="22"/>
-                <w:szCs w:val="22"/>
-                <w:color w:val="000000"/>
-              </w:rPr>
-            </w:pPr>
-            <w:r>
-              <w:rPr>
-                <w:rFonts w:ascii="Helvetica" w:hAnsi="Helvetica" w:eastAsia="Helvetica" w:cs="Helvetica"/>
-                <w:i w:val="false"/>
-                <w:b w:val="false"/>
-                <w:u w:val="none"/>
-                <w:sz w:val="22"/>
-                <w:szCs w:val="22"/>
-                <w:color w:val="000000"/>
-              </w:rPr>
-              <w:t xml:space="preserve">0.61, 22.9</w:t>
-            </w:r>
-          </w:p>
-        </w:tc>
-        <w:tc>
-          <w:tcPr>
-            <w:tcBorders>
-              <w:bottom w:val="none" w:sz="0" w:space="0" w:color="000000"/>
-              <w:top w:val="none" w:sz="0" w:space="0" w:color="000000"/>
-              <w:left w:val="none" w:sz="0" w:space="0" w:color="000000"/>
-              <w:right w:val="none" w:sz="0" w:space="0" w:color="000000"/>
-            </w:tcBorders>
-            <w:shd w:val="clear" w:color="auto" w:fill="FFFFFF"/>
-            <w:tcMar>
-              <w:top w:w="0" w:type="dxa"/>
-              <w:bottom w:w="0" w:type="dxa"/>
-              <w:left w:w="0" w:type="dxa"/>
-              <w:right w:w="0" w:type="dxa"/>
-            </w:tcMar>
-            <w:vAlign w:val="top"/>
-          </w:tcPr>
-          <w:p>
-            <w:pPr>
-              <w:pStyle w:val="Normal"/>
-              <w:jc w:val="center"/>
-              <w:pBdr>
-                <w:bottom w:val="none" w:sz="0" w:space="0" w:color="000000"/>
-                <w:top w:val="none" w:sz="0" w:space="0" w:color="000000"/>
-                <w:left w:val="none" w:sz="0" w:space="0" w:color="000000"/>
-                <w:right w:val="none" w:sz="0" w:space="0" w:color="000000"/>
-              </w:pBdr>
-              <w:spacing w:after="100" w:before="100" w:line="240"/>
-              <w:ind w:left="100" w:right="100" w:firstLine="0" w:firstLineChars="0"/>
-              <w:rPr>
-                <w:rFonts w:ascii="Helvetica" w:hAnsi="Helvetica" w:eastAsia="Helvetica" w:cs="Helvetica"/>
-                <w:i w:val="false"/>
-                <w:b w:val="false"/>
-                <w:u w:val="none"/>
-                <w:sz w:val="22"/>
-                <w:szCs w:val="22"/>
-                <w:color w:val="000000"/>
-              </w:rPr>
-            </w:pPr>
-            <w:r>
-              <w:rPr>
-                <w:rFonts w:ascii="Helvetica" w:hAnsi="Helvetica" w:eastAsia="Helvetica" w:cs="Helvetica"/>
-                <w:i w:val="false"/>
-                <w:b w:val="false"/>
-                <w:u w:val="none"/>
-                <w:sz w:val="22"/>
-                <w:szCs w:val="22"/>
-                <w:color w:val="000000"/>
-              </w:rPr>
-              <w:t xml:space="preserve">0.150</w:t>
+              <w:t xml:space="preserve">2.62</w:t>
+            </w:r>
+          </w:p>
+        </w:tc>
+        <w:tc>
+          <w:tcPr>
+            <w:tcBorders>
+              <w:bottom w:val="none" w:sz="0" w:space="0" w:color="000000"/>
+              <w:top w:val="none" w:sz="0" w:space="0" w:color="000000"/>
+              <w:left w:val="none" w:sz="0" w:space="0" w:color="000000"/>
+              <w:right w:val="none" w:sz="0" w:space="0" w:color="000000"/>
+            </w:tcBorders>
+            <w:shd w:val="clear" w:color="auto" w:fill="FFFFFF"/>
+            <w:tcMar>
+              <w:top w:w="0" w:type="dxa"/>
+              <w:bottom w:w="0" w:type="dxa"/>
+              <w:left w:w="0" w:type="dxa"/>
+              <w:right w:w="0" w:type="dxa"/>
+            </w:tcMar>
+            <w:vAlign w:val="top"/>
+          </w:tcPr>
+          <w:p>
+            <w:pPr>
+              <w:pStyle w:val="Normal"/>
+              <w:jc w:val="center"/>
+              <w:pBdr>
+                <w:bottom w:val="none" w:sz="0" w:space="0" w:color="000000"/>
+                <w:top w:val="none" w:sz="0" w:space="0" w:color="000000"/>
+                <w:left w:val="none" w:sz="0" w:space="0" w:color="000000"/>
+                <w:right w:val="none" w:sz="0" w:space="0" w:color="000000"/>
+              </w:pBdr>
+              <w:spacing w:after="100" w:before="100" w:line="240"/>
+              <w:ind w:left="100" w:right="100" w:firstLine="0" w:firstLineChars="0"/>
+              <w:rPr>
+                <w:rFonts w:ascii="Helvetica" w:hAnsi="Helvetica" w:eastAsia="Helvetica" w:cs="Helvetica"/>
+                <w:i w:val="false"/>
+                <w:b w:val="false"/>
+                <w:u w:val="none"/>
+                <w:sz w:val="22"/>
+                <w:szCs w:val="22"/>
+                <w:color w:val="000000"/>
+              </w:rPr>
+            </w:pPr>
+            <w:r>
+              <w:rPr>
+                <w:rFonts w:ascii="Helvetica" w:hAnsi="Helvetica" w:eastAsia="Helvetica" w:cs="Helvetica"/>
+                <w:i w:val="false"/>
+                <w:b w:val="false"/>
+                <w:u w:val="none"/>
+                <w:sz w:val="22"/>
+                <w:szCs w:val="22"/>
+                <w:color w:val="000000"/>
+              </w:rPr>
+              <w:t xml:space="preserve">0.37, 18.6</w:t>
+            </w:r>
+          </w:p>
+        </w:tc>
+        <w:tc>
+          <w:tcPr>
+            <w:tcBorders>
+              <w:bottom w:val="none" w:sz="0" w:space="0" w:color="000000"/>
+              <w:top w:val="none" w:sz="0" w:space="0" w:color="000000"/>
+              <w:left w:val="none" w:sz="0" w:space="0" w:color="000000"/>
+              <w:right w:val="none" w:sz="0" w:space="0" w:color="000000"/>
+            </w:tcBorders>
+            <w:shd w:val="clear" w:color="auto" w:fill="FFFFFF"/>
+            <w:tcMar>
+              <w:top w:w="0" w:type="dxa"/>
+              <w:bottom w:w="0" w:type="dxa"/>
+              <w:left w:w="0" w:type="dxa"/>
+              <w:right w:w="0" w:type="dxa"/>
+            </w:tcMar>
+            <w:vAlign w:val="top"/>
+          </w:tcPr>
+          <w:p>
+            <w:pPr>
+              <w:pStyle w:val="Normal"/>
+              <w:jc w:val="center"/>
+              <w:pBdr>
+                <w:bottom w:val="none" w:sz="0" w:space="0" w:color="000000"/>
+                <w:top w:val="none" w:sz="0" w:space="0" w:color="000000"/>
+                <w:left w:val="none" w:sz="0" w:space="0" w:color="000000"/>
+                <w:right w:val="none" w:sz="0" w:space="0" w:color="000000"/>
+              </w:pBdr>
+              <w:spacing w:after="100" w:before="100" w:line="240"/>
+              <w:ind w:left="100" w:right="100" w:firstLine="0" w:firstLineChars="0"/>
+              <w:rPr>
+                <w:rFonts w:ascii="Helvetica" w:hAnsi="Helvetica" w:eastAsia="Helvetica" w:cs="Helvetica"/>
+                <w:i w:val="false"/>
+                <w:b w:val="false"/>
+                <w:u w:val="none"/>
+                <w:sz w:val="22"/>
+                <w:szCs w:val="22"/>
+                <w:color w:val="000000"/>
+              </w:rPr>
+            </w:pPr>
+            <w:r>
+              <w:rPr>
+                <w:rFonts w:ascii="Helvetica" w:hAnsi="Helvetica" w:eastAsia="Helvetica" w:cs="Helvetica"/>
+                <w:i w:val="false"/>
+                <w:b w:val="false"/>
+                <w:u w:val="none"/>
+                <w:sz w:val="22"/>
+                <w:szCs w:val="22"/>
+                <w:color w:val="000000"/>
+              </w:rPr>
+              <w:t xml:space="preserve">0.340</w:t>
             </w:r>
           </w:p>
         </w:tc>
@@ -11729,60 +11729,60 @@
                 <w:szCs w:val="22"/>
                 <w:color w:val="000000"/>
               </w:rPr>
-              <w:t xml:space="preserve">10,954</w:t>
-            </w:r>
-          </w:p>
-        </w:tc>
-        <w:tc>
-          <w:tcPr>
-            <w:tcBorders>
-              <w:bottom w:val="none" w:sz="0" w:space="0" w:color="000000"/>
-              <w:top w:val="none" w:sz="0" w:space="0" w:color="000000"/>
-              <w:left w:val="none" w:sz="0" w:space="0" w:color="000000"/>
-              <w:right w:val="none" w:sz="0" w:space="0" w:color="000000"/>
-            </w:tcBorders>
-            <w:shd w:val="clear" w:color="auto" w:fill="FFFFFF"/>
-            <w:tcMar>
-              <w:top w:w="0" w:type="dxa"/>
-              <w:bottom w:w="0" w:type="dxa"/>
-              <w:left w:w="0" w:type="dxa"/>
-              <w:right w:w="0" w:type="dxa"/>
-            </w:tcMar>
-            <w:vAlign w:val="top"/>
-          </w:tcPr>
-          <w:p>
-            <w:pPr>
-              <w:pStyle w:val="Normal"/>
-              <w:jc w:val="center"/>
-              <w:pBdr>
-                <w:bottom w:val="none" w:sz="0" w:space="0" w:color="000000"/>
-                <w:top w:val="none" w:sz="0" w:space="0" w:color="000000"/>
-                <w:left w:val="none" w:sz="0" w:space="0" w:color="000000"/>
-                <w:right w:val="none" w:sz="0" w:space="0" w:color="000000"/>
-              </w:pBdr>
-              <w:spacing w:after="100" w:before="100" w:line="240"/>
-              <w:ind w:left="100" w:right="100" w:firstLine="0" w:firstLineChars="0"/>
-              <w:rPr>
-                <w:rFonts w:ascii="Helvetica" w:hAnsi="Helvetica" w:eastAsia="Helvetica" w:cs="Helvetica"/>
-                <w:i w:val="false"/>
-                <w:b w:val="false"/>
-                <w:u w:val="none"/>
-                <w:sz w:val="22"/>
-                <w:szCs w:val="22"/>
-                <w:color w:val="000000"/>
-              </w:rPr>
-            </w:pPr>
-            <w:r>
-              <w:rPr>
-                <w:rFonts w:ascii="Helvetica" w:hAnsi="Helvetica" w:eastAsia="Helvetica" w:cs="Helvetica"/>
-                <w:i w:val="false"/>
-                <w:b w:val="false"/>
-                <w:u w:val="none"/>
-                <w:sz w:val="22"/>
-                <w:szCs w:val="22"/>
-                <w:color w:val="000000"/>
-              </w:rPr>
-              <w:t xml:space="preserve">363, 330,154</w:t>
+              <w:t xml:space="preserve">12,879</w:t>
+            </w:r>
+          </w:p>
+        </w:tc>
+        <w:tc>
+          <w:tcPr>
+            <w:tcBorders>
+              <w:bottom w:val="none" w:sz="0" w:space="0" w:color="000000"/>
+              <w:top w:val="none" w:sz="0" w:space="0" w:color="000000"/>
+              <w:left w:val="none" w:sz="0" w:space="0" w:color="000000"/>
+              <w:right w:val="none" w:sz="0" w:space="0" w:color="000000"/>
+            </w:tcBorders>
+            <w:shd w:val="clear" w:color="auto" w:fill="FFFFFF"/>
+            <w:tcMar>
+              <w:top w:w="0" w:type="dxa"/>
+              <w:bottom w:w="0" w:type="dxa"/>
+              <w:left w:w="0" w:type="dxa"/>
+              <w:right w:w="0" w:type="dxa"/>
+            </w:tcMar>
+            <w:vAlign w:val="top"/>
+          </w:tcPr>
+          <w:p>
+            <w:pPr>
+              <w:pStyle w:val="Normal"/>
+              <w:jc w:val="center"/>
+              <w:pBdr>
+                <w:bottom w:val="none" w:sz="0" w:space="0" w:color="000000"/>
+                <w:top w:val="none" w:sz="0" w:space="0" w:color="000000"/>
+                <w:left w:val="none" w:sz="0" w:space="0" w:color="000000"/>
+                <w:right w:val="none" w:sz="0" w:space="0" w:color="000000"/>
+              </w:pBdr>
+              <w:spacing w:after="100" w:before="100" w:line="240"/>
+              <w:ind w:left="100" w:right="100" w:firstLine="0" w:firstLineChars="0"/>
+              <w:rPr>
+                <w:rFonts w:ascii="Helvetica" w:hAnsi="Helvetica" w:eastAsia="Helvetica" w:cs="Helvetica"/>
+                <w:i w:val="false"/>
+                <w:b w:val="false"/>
+                <w:u w:val="none"/>
+                <w:sz w:val="22"/>
+                <w:szCs w:val="22"/>
+                <w:color w:val="000000"/>
+              </w:rPr>
+            </w:pPr>
+            <w:r>
+              <w:rPr>
+                <w:rFonts w:ascii="Helvetica" w:hAnsi="Helvetica" w:eastAsia="Helvetica" w:cs="Helvetica"/>
+                <w:i w:val="false"/>
+                <w:b w:val="false"/>
+                <w:u w:val="none"/>
+                <w:sz w:val="22"/>
+                <w:szCs w:val="22"/>
+                <w:color w:val="000000"/>
+              </w:rPr>
+              <w:t xml:space="preserve">507, 326,882</w:t>
             </w:r>
           </w:p>
         </w:tc>
@@ -12695,113 +12695,113 @@
                 <w:szCs w:val="22"/>
                 <w:color w:val="000000"/>
               </w:rPr>
-              <w:t xml:space="preserve">1.01</w:t>
-            </w:r>
-          </w:p>
-        </w:tc>
-        <w:tc>
-          <w:tcPr>
-            <w:tcBorders>
-              <w:bottom w:val="none" w:sz="0" w:space="0" w:color="000000"/>
-              <w:top w:val="none" w:sz="0" w:space="0" w:color="000000"/>
-              <w:left w:val="none" w:sz="0" w:space="0" w:color="000000"/>
-              <w:right w:val="none" w:sz="0" w:space="0" w:color="000000"/>
-            </w:tcBorders>
-            <w:shd w:val="clear" w:color="auto" w:fill="FFFFFF"/>
-            <w:tcMar>
-              <w:top w:w="0" w:type="dxa"/>
-              <w:bottom w:w="0" w:type="dxa"/>
-              <w:left w:w="0" w:type="dxa"/>
-              <w:right w:w="0" w:type="dxa"/>
-            </w:tcMar>
-            <w:vAlign w:val="top"/>
-          </w:tcPr>
-          <w:p>
-            <w:pPr>
-              <w:pStyle w:val="Normal"/>
-              <w:jc w:val="center"/>
-              <w:pBdr>
-                <w:bottom w:val="none" w:sz="0" w:space="0" w:color="000000"/>
-                <w:top w:val="none" w:sz="0" w:space="0" w:color="000000"/>
-                <w:left w:val="none" w:sz="0" w:space="0" w:color="000000"/>
-                <w:right w:val="none" w:sz="0" w:space="0" w:color="000000"/>
-              </w:pBdr>
-              <w:spacing w:after="100" w:before="100" w:line="240"/>
-              <w:ind w:left="100" w:right="100" w:firstLine="0" w:firstLineChars="0"/>
-              <w:rPr>
-                <w:rFonts w:ascii="Helvetica" w:hAnsi="Helvetica" w:eastAsia="Helvetica" w:cs="Helvetica"/>
-                <w:i w:val="false"/>
-                <w:b w:val="false"/>
-                <w:u w:val="none"/>
-                <w:sz w:val="22"/>
-                <w:szCs w:val="22"/>
-                <w:color w:val="000000"/>
-              </w:rPr>
-            </w:pPr>
-            <w:r>
-              <w:rPr>
-                <w:rFonts w:ascii="Helvetica" w:hAnsi="Helvetica" w:eastAsia="Helvetica" w:cs="Helvetica"/>
-                <w:i w:val="false"/>
-                <w:b w:val="false"/>
-                <w:u w:val="none"/>
-                <w:sz w:val="22"/>
-                <w:szCs w:val="22"/>
-                <w:color w:val="000000"/>
-              </w:rPr>
-              <w:t xml:space="preserve">0.92, 1.11</w:t>
-            </w:r>
-          </w:p>
-        </w:tc>
-        <w:tc>
-          <w:tcPr>
-            <w:tcBorders>
-              <w:bottom w:val="none" w:sz="0" w:space="0" w:color="000000"/>
-              <w:top w:val="none" w:sz="0" w:space="0" w:color="000000"/>
-              <w:left w:val="none" w:sz="0" w:space="0" w:color="000000"/>
-              <w:right w:val="none" w:sz="0" w:space="0" w:color="000000"/>
-            </w:tcBorders>
-            <w:shd w:val="clear" w:color="auto" w:fill="FFFFFF"/>
-            <w:tcMar>
-              <w:top w:w="0" w:type="dxa"/>
-              <w:bottom w:w="0" w:type="dxa"/>
-              <w:left w:w="0" w:type="dxa"/>
-              <w:right w:w="0" w:type="dxa"/>
-            </w:tcMar>
-            <w:vAlign w:val="top"/>
-          </w:tcPr>
-          <w:p>
-            <w:pPr>
-              <w:pStyle w:val="Normal"/>
-              <w:jc w:val="center"/>
-              <w:pBdr>
-                <w:bottom w:val="none" w:sz="0" w:space="0" w:color="000000"/>
-                <w:top w:val="none" w:sz="0" w:space="0" w:color="000000"/>
-                <w:left w:val="none" w:sz="0" w:space="0" w:color="000000"/>
-                <w:right w:val="none" w:sz="0" w:space="0" w:color="000000"/>
-              </w:pBdr>
-              <w:spacing w:after="100" w:before="100" w:line="240"/>
-              <w:ind w:left="100" w:right="100" w:firstLine="0" w:firstLineChars="0"/>
-              <w:rPr>
-                <w:rFonts w:ascii="Helvetica" w:hAnsi="Helvetica" w:eastAsia="Helvetica" w:cs="Helvetica"/>
-                <w:i w:val="false"/>
-                <w:b w:val="false"/>
-                <w:u w:val="none"/>
-                <w:sz w:val="22"/>
-                <w:szCs w:val="22"/>
-                <w:color w:val="000000"/>
-              </w:rPr>
-            </w:pPr>
-            <w:r>
-              <w:rPr>
-                <w:rFonts w:ascii="Helvetica" w:hAnsi="Helvetica" w:eastAsia="Helvetica" w:cs="Helvetica"/>
-                <w:i w:val="false"/>
-                <w:b w:val="false"/>
-                <w:u w:val="none"/>
-                <w:sz w:val="22"/>
-                <w:szCs w:val="22"/>
-                <w:color w:val="000000"/>
-              </w:rPr>
-              <w:t xml:space="preserve">0.770</w:t>
+              <w:t xml:space="preserve">1.02</w:t>
+            </w:r>
+          </w:p>
+        </w:tc>
+        <w:tc>
+          <w:tcPr>
+            <w:tcBorders>
+              <w:bottom w:val="none" w:sz="0" w:space="0" w:color="000000"/>
+              <w:top w:val="none" w:sz="0" w:space="0" w:color="000000"/>
+              <w:left w:val="none" w:sz="0" w:space="0" w:color="000000"/>
+              <w:right w:val="none" w:sz="0" w:space="0" w:color="000000"/>
+            </w:tcBorders>
+            <w:shd w:val="clear" w:color="auto" w:fill="FFFFFF"/>
+            <w:tcMar>
+              <w:top w:w="0" w:type="dxa"/>
+              <w:bottom w:w="0" w:type="dxa"/>
+              <w:left w:w="0" w:type="dxa"/>
+              <w:right w:w="0" w:type="dxa"/>
+            </w:tcMar>
+            <w:vAlign w:val="top"/>
+          </w:tcPr>
+          <w:p>
+            <w:pPr>
+              <w:pStyle w:val="Normal"/>
+              <w:jc w:val="center"/>
+              <w:pBdr>
+                <w:bottom w:val="none" w:sz="0" w:space="0" w:color="000000"/>
+                <w:top w:val="none" w:sz="0" w:space="0" w:color="000000"/>
+                <w:left w:val="none" w:sz="0" w:space="0" w:color="000000"/>
+                <w:right w:val="none" w:sz="0" w:space="0" w:color="000000"/>
+              </w:pBdr>
+              <w:spacing w:after="100" w:before="100" w:line="240"/>
+              <w:ind w:left="100" w:right="100" w:firstLine="0" w:firstLineChars="0"/>
+              <w:rPr>
+                <w:rFonts w:ascii="Helvetica" w:hAnsi="Helvetica" w:eastAsia="Helvetica" w:cs="Helvetica"/>
+                <w:i w:val="false"/>
+                <w:b w:val="false"/>
+                <w:u w:val="none"/>
+                <w:sz w:val="22"/>
+                <w:szCs w:val="22"/>
+                <w:color w:val="000000"/>
+              </w:rPr>
+            </w:pPr>
+            <w:r>
+              <w:rPr>
+                <w:rFonts w:ascii="Helvetica" w:hAnsi="Helvetica" w:eastAsia="Helvetica" w:cs="Helvetica"/>
+                <w:i w:val="false"/>
+                <w:b w:val="false"/>
+                <w:u w:val="none"/>
+                <w:sz w:val="22"/>
+                <w:szCs w:val="22"/>
+                <w:color w:val="000000"/>
+              </w:rPr>
+              <w:t xml:space="preserve">0.93, 1.12</w:t>
+            </w:r>
+          </w:p>
+        </w:tc>
+        <w:tc>
+          <w:tcPr>
+            <w:tcBorders>
+              <w:bottom w:val="none" w:sz="0" w:space="0" w:color="000000"/>
+              <w:top w:val="none" w:sz="0" w:space="0" w:color="000000"/>
+              <w:left w:val="none" w:sz="0" w:space="0" w:color="000000"/>
+              <w:right w:val="none" w:sz="0" w:space="0" w:color="000000"/>
+            </w:tcBorders>
+            <w:shd w:val="clear" w:color="auto" w:fill="FFFFFF"/>
+            <w:tcMar>
+              <w:top w:w="0" w:type="dxa"/>
+              <w:bottom w:w="0" w:type="dxa"/>
+              <w:left w:w="0" w:type="dxa"/>
+              <w:right w:w="0" w:type="dxa"/>
+            </w:tcMar>
+            <w:vAlign w:val="top"/>
+          </w:tcPr>
+          <w:p>
+            <w:pPr>
+              <w:pStyle w:val="Normal"/>
+              <w:jc w:val="center"/>
+              <w:pBdr>
+                <w:bottom w:val="none" w:sz="0" w:space="0" w:color="000000"/>
+                <w:top w:val="none" w:sz="0" w:space="0" w:color="000000"/>
+                <w:left w:val="none" w:sz="0" w:space="0" w:color="000000"/>
+                <w:right w:val="none" w:sz="0" w:space="0" w:color="000000"/>
+              </w:pBdr>
+              <w:spacing w:after="100" w:before="100" w:line="240"/>
+              <w:ind w:left="100" w:right="100" w:firstLine="0" w:firstLineChars="0"/>
+              <w:rPr>
+                <w:rFonts w:ascii="Helvetica" w:hAnsi="Helvetica" w:eastAsia="Helvetica" w:cs="Helvetica"/>
+                <w:i w:val="false"/>
+                <w:b w:val="false"/>
+                <w:u w:val="none"/>
+                <w:sz w:val="22"/>
+                <w:szCs w:val="22"/>
+                <w:color w:val="000000"/>
+              </w:rPr>
+            </w:pPr>
+            <w:r>
+              <w:rPr>
+                <w:rFonts w:ascii="Helvetica" w:hAnsi="Helvetica" w:eastAsia="Helvetica" w:cs="Helvetica"/>
+                <w:i w:val="false"/>
+                <w:b w:val="false"/>
+                <w:u w:val="none"/>
+                <w:sz w:val="22"/>
+                <w:szCs w:val="22"/>
+                <w:color w:val="000000"/>
+              </w:rPr>
+              <w:t xml:space="preserve">0.630</w:t>
             </w:r>
           </w:p>
         </w:tc>
@@ -13178,596 +13178,113 @@
                 <w:szCs w:val="22"/>
                 <w:color w:val="000000"/>
               </w:rPr>
-              <w:t xml:space="preserve">0.50</w:t>
-            </w:r>
-          </w:p>
-        </w:tc>
-        <w:tc>
-          <w:tcPr>
-            <w:tcBorders>
-              <w:bottom w:val="none" w:sz="0" w:space="0" w:color="000000"/>
-              <w:top w:val="none" w:sz="0" w:space="0" w:color="000000"/>
-              <w:left w:val="none" w:sz="0" w:space="0" w:color="000000"/>
-              <w:right w:val="none" w:sz="0" w:space="0" w:color="000000"/>
-            </w:tcBorders>
-            <w:shd w:val="clear" w:color="auto" w:fill="FFFFFF"/>
-            <w:tcMar>
-              <w:top w:w="0" w:type="dxa"/>
-              <w:bottom w:w="0" w:type="dxa"/>
-              <w:left w:w="0" w:type="dxa"/>
-              <w:right w:w="0" w:type="dxa"/>
-            </w:tcMar>
-            <w:vAlign w:val="top"/>
-          </w:tcPr>
-          <w:p>
-            <w:pPr>
-              <w:pStyle w:val="Normal"/>
-              <w:jc w:val="center"/>
-              <w:pBdr>
-                <w:bottom w:val="none" w:sz="0" w:space="0" w:color="000000"/>
-                <w:top w:val="none" w:sz="0" w:space="0" w:color="000000"/>
-                <w:left w:val="none" w:sz="0" w:space="0" w:color="000000"/>
-                <w:right w:val="none" w:sz="0" w:space="0" w:color="000000"/>
-              </w:pBdr>
-              <w:spacing w:after="100" w:before="100" w:line="240"/>
-              <w:ind w:left="100" w:right="100" w:firstLine="0" w:firstLineChars="0"/>
-              <w:rPr>
-                <w:rFonts w:ascii="Helvetica" w:hAnsi="Helvetica" w:eastAsia="Helvetica" w:cs="Helvetica"/>
-                <w:i w:val="false"/>
-                <w:b w:val="false"/>
-                <w:u w:val="none"/>
-                <w:sz w:val="22"/>
-                <w:szCs w:val="22"/>
-                <w:color w:val="000000"/>
-              </w:rPr>
-            </w:pPr>
-            <w:r>
-              <w:rPr>
-                <w:rFonts w:ascii="Helvetica" w:hAnsi="Helvetica" w:eastAsia="Helvetica" w:cs="Helvetica"/>
-                <w:i w:val="false"/>
-                <w:b w:val="false"/>
-                <w:u w:val="none"/>
-                <w:sz w:val="22"/>
-                <w:szCs w:val="22"/>
-                <w:color w:val="000000"/>
-              </w:rPr>
-              <w:t xml:space="preserve">0.09, 2.73</w:t>
-            </w:r>
-          </w:p>
-        </w:tc>
-        <w:tc>
-          <w:tcPr>
-            <w:tcBorders>
-              <w:bottom w:val="none" w:sz="0" w:space="0" w:color="000000"/>
-              <w:top w:val="none" w:sz="0" w:space="0" w:color="000000"/>
-              <w:left w:val="none" w:sz="0" w:space="0" w:color="000000"/>
-              <w:right w:val="none" w:sz="0" w:space="0" w:color="000000"/>
-            </w:tcBorders>
-            <w:shd w:val="clear" w:color="auto" w:fill="FFFFFF"/>
-            <w:tcMar>
-              <w:top w:w="0" w:type="dxa"/>
-              <w:bottom w:w="0" w:type="dxa"/>
-              <w:left w:w="0" w:type="dxa"/>
-              <w:right w:w="0" w:type="dxa"/>
-            </w:tcMar>
-            <w:vAlign w:val="top"/>
-          </w:tcPr>
-          <w:p>
-            <w:pPr>
-              <w:pStyle w:val="Normal"/>
-              <w:jc w:val="center"/>
-              <w:pBdr>
-                <w:bottom w:val="none" w:sz="0" w:space="0" w:color="000000"/>
-                <w:top w:val="none" w:sz="0" w:space="0" w:color="000000"/>
-                <w:left w:val="none" w:sz="0" w:space="0" w:color="000000"/>
-                <w:right w:val="none" w:sz="0" w:space="0" w:color="000000"/>
-              </w:pBdr>
-              <w:spacing w:after="100" w:before="100" w:line="240"/>
-              <w:ind w:left="100" w:right="100" w:firstLine="0" w:firstLineChars="0"/>
-              <w:rPr>
-                <w:rFonts w:ascii="Helvetica" w:hAnsi="Helvetica" w:eastAsia="Helvetica" w:cs="Helvetica"/>
-                <w:i w:val="false"/>
-                <w:b w:val="false"/>
-                <w:u w:val="none"/>
-                <w:sz w:val="22"/>
-                <w:szCs w:val="22"/>
-                <w:color w:val="000000"/>
-              </w:rPr>
-            </w:pPr>
-            <w:r>
-              <w:rPr>
-                <w:rFonts w:ascii="Helvetica" w:hAnsi="Helvetica" w:eastAsia="Helvetica" w:cs="Helvetica"/>
-                <w:i w:val="false"/>
-                <w:b w:val="false"/>
-                <w:u w:val="none"/>
-                <w:sz w:val="22"/>
-                <w:szCs w:val="22"/>
-                <w:color w:val="000000"/>
-              </w:rPr>
-              <w:t xml:space="preserve">0.420</w:t>
-            </w:r>
-          </w:p>
-        </w:tc>
-      </w:tr>
-      <w:tr>
-        <w:trPr>
-          <w:trHeight w:val="598" w:hRule="auto"/>
-        </w:trPr>
-        body27
-        <w:tc>
-          <w:tcPr>
-            <w:tcBorders>
-              <w:bottom w:val="none" w:sz="0" w:space="0" w:color="000000"/>
-              <w:top w:val="none" w:sz="0" w:space="0" w:color="000000"/>
-              <w:left w:val="none" w:sz="0" w:space="0" w:color="000000"/>
-              <w:right w:val="none" w:sz="0" w:space="0" w:color="000000"/>
-            </w:tcBorders>
-            <w:shd w:val="clear" w:color="auto" w:fill="FFFFFF"/>
-            <w:tcMar>
-              <w:top w:w="0" w:type="dxa"/>
-              <w:bottom w:w="0" w:type="dxa"/>
-              <w:left w:w="0" w:type="dxa"/>
-              <w:right w:w="0" w:type="dxa"/>
-            </w:tcMar>
-            <w:vAlign w:val="top"/>
-          </w:tcPr>
-          <w:p>
-            <w:pPr>
-              <w:pStyle w:val="Normal"/>
-              <w:jc w:val="left"/>
-              <w:pBdr>
-                <w:bottom w:val="none" w:sz="0" w:space="0" w:color="000000"/>
-                <w:top w:val="none" w:sz="0" w:space="0" w:color="000000"/>
-                <w:left w:val="none" w:sz="0" w:space="0" w:color="000000"/>
-                <w:right w:val="none" w:sz="0" w:space="0" w:color="000000"/>
-              </w:pBdr>
-              <w:spacing w:after="100" w:before="100" w:line="240"/>
-              <w:ind w:left="100" w:right="100" w:firstLine="0" w:firstLineChars="0"/>
-              <w:rPr>
-                <w:rFonts w:ascii="Helvetica" w:hAnsi="Helvetica" w:eastAsia="Helvetica" w:cs="Helvetica"/>
-                <w:i w:val="false"/>
-                <w:b w:val="false"/>
-                <w:u w:val="none"/>
-                <w:sz w:val="22"/>
-                <w:szCs w:val="22"/>
-                <w:color w:val="000000"/>
-              </w:rPr>
-            </w:pPr>
-            <w:r>
-              <w:rPr>
-                <w:rFonts w:ascii="Helvetica" w:hAnsi="Helvetica" w:eastAsia="Helvetica" w:cs="Helvetica"/>
-                <w:i w:val="false"/>
-                <w:b w:val="false"/>
-                <w:u w:val="none"/>
-                <w:sz w:val="22"/>
-                <w:szCs w:val="22"/>
-                <w:color w:val="000000"/>
-              </w:rPr>
-              <w:t xml:space="preserve">steroids</w:t>
-            </w:r>
-          </w:p>
-        </w:tc>
-        <w:tc>
-          <w:tcPr>
-            <w:tcBorders>
-              <w:bottom w:val="none" w:sz="0" w:space="0" w:color="000000"/>
-              <w:top w:val="none" w:sz="0" w:space="0" w:color="000000"/>
-              <w:left w:val="none" w:sz="0" w:space="0" w:color="000000"/>
-              <w:right w:val="none" w:sz="0" w:space="0" w:color="000000"/>
-            </w:tcBorders>
-            <w:shd w:val="clear" w:color="auto" w:fill="FFFFFF"/>
-            <w:tcMar>
-              <w:top w:w="0" w:type="dxa"/>
-              <w:bottom w:w="0" w:type="dxa"/>
-              <w:left w:w="0" w:type="dxa"/>
-              <w:right w:w="0" w:type="dxa"/>
-            </w:tcMar>
-            <w:vAlign w:val="top"/>
-          </w:tcPr>
-          <w:p>
-            <w:pPr>
-              <w:pStyle w:val="Normal"/>
-              <w:jc w:val="center"/>
-              <w:pBdr>
-                <w:bottom w:val="none" w:sz="0" w:space="0" w:color="000000"/>
-                <w:top w:val="none" w:sz="0" w:space="0" w:color="000000"/>
-                <w:left w:val="none" w:sz="0" w:space="0" w:color="000000"/>
-                <w:right w:val="none" w:sz="0" w:space="0" w:color="000000"/>
-              </w:pBdr>
-              <w:spacing w:after="100" w:before="100" w:line="240"/>
-              <w:ind w:left="100" w:right="100" w:firstLine="0" w:firstLineChars="0"/>
-              <w:rPr>
-                <w:rFonts w:ascii="Helvetica" w:hAnsi="Helvetica" w:eastAsia="Helvetica" w:cs="Helvetica"/>
-                <w:i w:val="false"/>
-                <w:b w:val="false"/>
-                <w:u w:val="none"/>
-                <w:sz w:val="22"/>
-                <w:szCs w:val="22"/>
-                <w:color w:val="000000"/>
-              </w:rPr>
-            </w:pPr>
-            <w:r>
-              <w:rPr>
-                <w:rFonts w:ascii="Helvetica" w:hAnsi="Helvetica" w:eastAsia="Helvetica" w:cs="Helvetica"/>
-                <w:i w:val="false"/>
-                <w:b w:val="false"/>
-                <w:u w:val="none"/>
-                <w:sz w:val="22"/>
-                <w:szCs w:val="22"/>
-                <w:color w:val="000000"/>
-              </w:rPr>
-              <w:t xml:space="preserve">157</w:t>
-            </w:r>
-          </w:p>
-        </w:tc>
-        <w:tc>
-          <w:tcPr>
-            <w:tcBorders>
-              <w:bottom w:val="none" w:sz="0" w:space="0" w:color="000000"/>
-              <w:top w:val="none" w:sz="0" w:space="0" w:color="000000"/>
-              <w:left w:val="none" w:sz="0" w:space="0" w:color="000000"/>
-              <w:right w:val="none" w:sz="0" w:space="0" w:color="000000"/>
-            </w:tcBorders>
-            <w:shd w:val="clear" w:color="auto" w:fill="FFFFFF"/>
-            <w:tcMar>
-              <w:top w:w="0" w:type="dxa"/>
-              <w:bottom w:w="0" w:type="dxa"/>
-              <w:left w:w="0" w:type="dxa"/>
-              <w:right w:w="0" w:type="dxa"/>
-            </w:tcMar>
-            <w:vAlign w:val="top"/>
-          </w:tcPr>
-          <w:p>
-            <w:pPr>
-              <w:pStyle w:val="Normal"/>
-              <w:jc w:val="center"/>
-              <w:pBdr>
-                <w:bottom w:val="none" w:sz="0" w:space="0" w:color="000000"/>
-                <w:top w:val="none" w:sz="0" w:space="0" w:color="000000"/>
-                <w:left w:val="none" w:sz="0" w:space="0" w:color="000000"/>
-                <w:right w:val="none" w:sz="0" w:space="0" w:color="000000"/>
-              </w:pBdr>
-              <w:spacing w:after="100" w:before="100" w:line="240"/>
-              <w:ind w:left="100" w:right="100" w:firstLine="0" w:firstLineChars="0"/>
-              <w:rPr>
-                <w:rFonts w:ascii="Helvetica" w:hAnsi="Helvetica" w:eastAsia="Helvetica" w:cs="Helvetica"/>
-                <w:i w:val="false"/>
-                <w:b w:val="false"/>
-                <w:u w:val="none"/>
-                <w:sz w:val="22"/>
-                <w:szCs w:val="22"/>
-                <w:color w:val="000000"/>
-              </w:rPr>
-            </w:pPr>
-            <w:r>
-              <w:rPr>
-                <w:rFonts w:ascii="Helvetica" w:hAnsi="Helvetica" w:eastAsia="Helvetica" w:cs="Helvetica"/>
-                <w:i w:val="false"/>
-                <w:b w:val="false"/>
-                <w:u w:val="none"/>
-                <w:sz w:val="22"/>
-                <w:szCs w:val="22"/>
-                <w:color w:val="000000"/>
-              </w:rPr>
-              <w:t xml:space="preserve">22,275</w:t>
-            </w:r>
-          </w:p>
-        </w:tc>
-        <w:tc>
-          <w:tcPr>
-            <w:tcBorders>
-              <w:bottom w:val="none" w:sz="0" w:space="0" w:color="000000"/>
-              <w:top w:val="none" w:sz="0" w:space="0" w:color="000000"/>
-              <w:left w:val="none" w:sz="0" w:space="0" w:color="000000"/>
-              <w:right w:val="none" w:sz="0" w:space="0" w:color="000000"/>
-            </w:tcBorders>
-            <w:shd w:val="clear" w:color="auto" w:fill="FFFFFF"/>
-            <w:tcMar>
-              <w:top w:w="0" w:type="dxa"/>
-              <w:bottom w:w="0" w:type="dxa"/>
-              <w:left w:w="0" w:type="dxa"/>
-              <w:right w:w="0" w:type="dxa"/>
-            </w:tcMar>
-            <w:vAlign w:val="top"/>
-          </w:tcPr>
-          <w:p>
-            <w:pPr>
-              <w:pStyle w:val="Normal"/>
-              <w:jc w:val="center"/>
-              <w:pBdr>
-                <w:bottom w:val="none" w:sz="0" w:space="0" w:color="000000"/>
-                <w:top w:val="none" w:sz="0" w:space="0" w:color="000000"/>
-                <w:left w:val="none" w:sz="0" w:space="0" w:color="000000"/>
-                <w:right w:val="none" w:sz="0" w:space="0" w:color="000000"/>
-              </w:pBdr>
-              <w:spacing w:after="100" w:before="100" w:line="240"/>
-              <w:ind w:left="100" w:right="100" w:firstLine="0" w:firstLineChars="0"/>
-              <w:rPr>
-                <w:rFonts w:ascii="Helvetica" w:hAnsi="Helvetica" w:eastAsia="Helvetica" w:cs="Helvetica"/>
-                <w:i w:val="false"/>
-                <w:b w:val="false"/>
-                <w:u w:val="none"/>
-                <w:sz w:val="22"/>
-                <w:szCs w:val="22"/>
-                <w:color w:val="000000"/>
-              </w:rPr>
-            </w:pPr>
-            <w:r>
-              <w:rPr>
-                <w:rFonts w:ascii="Helvetica" w:hAnsi="Helvetica" w:eastAsia="Helvetica" w:cs="Helvetica"/>
-                <w:i w:val="false"/>
-                <w:b w:val="false"/>
-                <w:u w:val="none"/>
-                <w:sz w:val="22"/>
-                <w:szCs w:val="22"/>
-                <w:color w:val="000000"/>
-              </w:rPr>
-              <w:t xml:space="preserve">2,982, 166,375</w:t>
-            </w:r>
-          </w:p>
-        </w:tc>
-        <w:tc>
-          <w:tcPr>
-            <w:tcBorders>
-              <w:bottom w:val="none" w:sz="0" w:space="0" w:color="000000"/>
-              <w:top w:val="none" w:sz="0" w:space="0" w:color="000000"/>
-              <w:left w:val="none" w:sz="0" w:space="0" w:color="000000"/>
-              <w:right w:val="none" w:sz="0" w:space="0" w:color="000000"/>
-            </w:tcBorders>
-            <w:shd w:val="clear" w:color="auto" w:fill="FFFFFF"/>
-            <w:tcMar>
-              <w:top w:w="0" w:type="dxa"/>
-              <w:bottom w:w="0" w:type="dxa"/>
-              <w:left w:w="0" w:type="dxa"/>
-              <w:right w:w="0" w:type="dxa"/>
-            </w:tcMar>
-            <w:vAlign w:val="top"/>
-          </w:tcPr>
-          <w:p>
-            <w:pPr>
-              <w:pStyle w:val="Normal"/>
-              <w:jc w:val="center"/>
-              <w:pBdr>
-                <w:bottom w:val="none" w:sz="0" w:space="0" w:color="000000"/>
-                <w:top w:val="none" w:sz="0" w:space="0" w:color="000000"/>
-                <w:left w:val="none" w:sz="0" w:space="0" w:color="000000"/>
-                <w:right w:val="none" w:sz="0" w:space="0" w:color="000000"/>
-              </w:pBdr>
-              <w:spacing w:after="100" w:before="100" w:line="240"/>
-              <w:ind w:left="100" w:right="100" w:firstLine="0" w:firstLineChars="0"/>
-              <w:rPr>
-                <w:rFonts w:ascii="Helvetica" w:hAnsi="Helvetica" w:eastAsia="Helvetica" w:cs="Helvetica"/>
-                <w:i w:val="false"/>
-                <w:b w:val="false"/>
-                <w:u w:val="none"/>
-                <w:sz w:val="22"/>
-                <w:szCs w:val="22"/>
-                <w:color w:val="000000"/>
-              </w:rPr>
-            </w:pPr>
-            <w:r>
-              <w:rPr>
-                <w:rFonts w:ascii="Helvetica" w:hAnsi="Helvetica" w:eastAsia="Helvetica" w:cs="Helvetica"/>
-                <w:i w:val="false"/>
-                <w:b w:val="false"/>
-                <w:u w:val="none"/>
-                <w:sz w:val="22"/>
-                <w:szCs w:val="22"/>
-                <w:color w:val="000000"/>
-              </w:rPr>
-              <w:t xml:space="preserve">&lt;0.001</w:t>
-            </w:r>
-          </w:p>
-        </w:tc>
-        <w:tc>
-          <w:tcPr>
-            <w:tcBorders>
-              <w:bottom w:val="none" w:sz="0" w:space="0" w:color="000000"/>
-              <w:top w:val="none" w:sz="0" w:space="0" w:color="000000"/>
-              <w:left w:val="none" w:sz="0" w:space="0" w:color="000000"/>
-              <w:right w:val="none" w:sz="0" w:space="0" w:color="000000"/>
-            </w:tcBorders>
-            <w:shd w:val="clear" w:color="auto" w:fill="FFFFFF"/>
-            <w:tcMar>
-              <w:top w:w="0" w:type="dxa"/>
-              <w:bottom w:w="0" w:type="dxa"/>
-              <w:left w:w="0" w:type="dxa"/>
-              <w:right w:w="0" w:type="dxa"/>
-            </w:tcMar>
-            <w:vAlign w:val="top"/>
-          </w:tcPr>
-          <w:p>
-            <w:pPr>
-              <w:pStyle w:val="Normal"/>
-              <w:jc w:val="center"/>
-              <w:pBdr>
-                <w:bottom w:val="none" w:sz="0" w:space="0" w:color="000000"/>
-                <w:top w:val="none" w:sz="0" w:space="0" w:color="000000"/>
-                <w:left w:val="none" w:sz="0" w:space="0" w:color="000000"/>
-                <w:right w:val="none" w:sz="0" w:space="0" w:color="000000"/>
-              </w:pBdr>
-              <w:spacing w:after="100" w:before="100" w:line="240"/>
-              <w:ind w:left="100" w:right="100" w:firstLine="0" w:firstLineChars="0"/>
-              <w:rPr>
-                <w:rFonts w:ascii="Helvetica" w:hAnsi="Helvetica" w:eastAsia="Helvetica" w:cs="Helvetica"/>
-                <w:i w:val="false"/>
-                <w:b w:val="false"/>
-                <w:u w:val="none"/>
-                <w:sz w:val="22"/>
-                <w:szCs w:val="22"/>
-                <w:color w:val="000000"/>
-              </w:rPr>
-            </w:pPr>
-            <w:r>
-              <w:rPr>
-                <w:rFonts w:ascii="Helvetica" w:hAnsi="Helvetica" w:eastAsia="Helvetica" w:cs="Helvetica"/>
-                <w:i w:val="false"/>
-                <w:b w:val="false"/>
-                <w:u w:val="none"/>
-                <w:sz w:val="22"/>
-                <w:szCs w:val="22"/>
-                <w:color w:val="000000"/>
-              </w:rPr>
-              <w:t xml:space="preserve">157</w:t>
-            </w:r>
-          </w:p>
-        </w:tc>
-        <w:tc>
-          <w:tcPr>
-            <w:tcBorders>
-              <w:bottom w:val="none" w:sz="0" w:space="0" w:color="000000"/>
-              <w:top w:val="none" w:sz="0" w:space="0" w:color="000000"/>
-              <w:left w:val="none" w:sz="0" w:space="0" w:color="000000"/>
-              <w:right w:val="none" w:sz="0" w:space="0" w:color="000000"/>
-            </w:tcBorders>
-            <w:shd w:val="clear" w:color="auto" w:fill="FFFFFF"/>
-            <w:tcMar>
-              <w:top w:w="0" w:type="dxa"/>
-              <w:bottom w:w="0" w:type="dxa"/>
-              <w:left w:w="0" w:type="dxa"/>
-              <w:right w:w="0" w:type="dxa"/>
-            </w:tcMar>
-            <w:vAlign w:val="top"/>
-          </w:tcPr>
-          <w:p>
-            <w:pPr>
-              <w:pStyle w:val="Normal"/>
-              <w:jc w:val="center"/>
-              <w:pBdr>
-                <w:bottom w:val="none" w:sz="0" w:space="0" w:color="000000"/>
-                <w:top w:val="none" w:sz="0" w:space="0" w:color="000000"/>
-                <w:left w:val="none" w:sz="0" w:space="0" w:color="000000"/>
-                <w:right w:val="none" w:sz="0" w:space="0" w:color="000000"/>
-              </w:pBdr>
-              <w:spacing w:after="100" w:before="100" w:line="240"/>
-              <w:ind w:left="100" w:right="100" w:firstLine="0" w:firstLineChars="0"/>
-              <w:rPr>
-                <w:rFonts w:ascii="Helvetica" w:hAnsi="Helvetica" w:eastAsia="Helvetica" w:cs="Helvetica"/>
-                <w:i w:val="false"/>
-                <w:b w:val="false"/>
-                <w:u w:val="none"/>
-                <w:sz w:val="22"/>
-                <w:szCs w:val="22"/>
-                <w:color w:val="000000"/>
-              </w:rPr>
-            </w:pPr>
-            <w:r>
-              <w:rPr>
-                <w:rFonts w:ascii="Helvetica" w:hAnsi="Helvetica" w:eastAsia="Helvetica" w:cs="Helvetica"/>
-                <w:i w:val="false"/>
-                <w:b w:val="false"/>
-                <w:u w:val="none"/>
-                <w:sz w:val="22"/>
-                <w:szCs w:val="22"/>
-                <w:color w:val="000000"/>
-              </w:rPr>
-              <w:t xml:space="preserve">3,223,290</w:t>
-            </w:r>
-          </w:p>
-        </w:tc>
-        <w:tc>
-          <w:tcPr>
-            <w:tcBorders>
-              <w:bottom w:val="none" w:sz="0" w:space="0" w:color="000000"/>
-              <w:top w:val="none" w:sz="0" w:space="0" w:color="000000"/>
-              <w:left w:val="none" w:sz="0" w:space="0" w:color="000000"/>
-              <w:right w:val="none" w:sz="0" w:space="0" w:color="000000"/>
-            </w:tcBorders>
-            <w:shd w:val="clear" w:color="auto" w:fill="FFFFFF"/>
-            <w:tcMar>
-              <w:top w:w="0" w:type="dxa"/>
-              <w:bottom w:w="0" w:type="dxa"/>
-              <w:left w:w="0" w:type="dxa"/>
-              <w:right w:w="0" w:type="dxa"/>
-            </w:tcMar>
-            <w:vAlign w:val="top"/>
-          </w:tcPr>
-          <w:p>
-            <w:pPr>
-              <w:pStyle w:val="Normal"/>
-              <w:jc w:val="center"/>
-              <w:pBdr>
-                <w:bottom w:val="none" w:sz="0" w:space="0" w:color="000000"/>
-                <w:top w:val="none" w:sz="0" w:space="0" w:color="000000"/>
-                <w:left w:val="none" w:sz="0" w:space="0" w:color="000000"/>
-                <w:right w:val="none" w:sz="0" w:space="0" w:color="000000"/>
-              </w:pBdr>
-              <w:spacing w:after="100" w:before="100" w:line="240"/>
-              <w:ind w:left="100" w:right="100" w:firstLine="0" w:firstLineChars="0"/>
-              <w:rPr>
-                <w:rFonts w:ascii="Helvetica" w:hAnsi="Helvetica" w:eastAsia="Helvetica" w:cs="Helvetica"/>
-                <w:i w:val="false"/>
-                <w:b w:val="false"/>
-                <w:u w:val="none"/>
-                <w:sz w:val="22"/>
-                <w:szCs w:val="22"/>
-                <w:color w:val="000000"/>
-              </w:rPr>
-            </w:pPr>
-            <w:r>
-              <w:rPr>
-                <w:rFonts w:ascii="Helvetica" w:hAnsi="Helvetica" w:eastAsia="Helvetica" w:cs="Helvetica"/>
-                <w:i w:val="false"/>
-                <w:b w:val="false"/>
-                <w:u w:val="none"/>
-                <w:sz w:val="22"/>
-                <w:szCs w:val="22"/>
-                <w:color w:val="000000"/>
-              </w:rPr>
-              <w:t xml:space="preserve">168,370, 61,706,923</w:t>
-            </w:r>
-          </w:p>
-        </w:tc>
-        <w:tc>
-          <w:tcPr>
-            <w:tcBorders>
-              <w:bottom w:val="none" w:sz="0" w:space="0" w:color="000000"/>
-              <w:top w:val="none" w:sz="0" w:space="0" w:color="000000"/>
-              <w:left w:val="none" w:sz="0" w:space="0" w:color="000000"/>
-              <w:right w:val="none" w:sz="0" w:space="0" w:color="000000"/>
-            </w:tcBorders>
-            <w:shd w:val="clear" w:color="auto" w:fill="FFFFFF"/>
-            <w:tcMar>
-              <w:top w:w="0" w:type="dxa"/>
-              <w:bottom w:w="0" w:type="dxa"/>
-              <w:left w:w="0" w:type="dxa"/>
-              <w:right w:w="0" w:type="dxa"/>
-            </w:tcMar>
-            <w:vAlign w:val="top"/>
-          </w:tcPr>
-          <w:p>
-            <w:pPr>
-              <w:pStyle w:val="Normal"/>
-              <w:jc w:val="center"/>
-              <w:pBdr>
-                <w:bottom w:val="none" w:sz="0" w:space="0" w:color="000000"/>
-                <w:top w:val="none" w:sz="0" w:space="0" w:color="000000"/>
-                <w:left w:val="none" w:sz="0" w:space="0" w:color="000000"/>
-                <w:right w:val="none" w:sz="0" w:space="0" w:color="000000"/>
-              </w:pBdr>
-              <w:spacing w:after="100" w:before="100" w:line="240"/>
-              <w:ind w:left="100" w:right="100" w:firstLine="0" w:firstLineChars="0"/>
-              <w:rPr>
-                <w:rFonts w:ascii="Helvetica" w:hAnsi="Helvetica" w:eastAsia="Helvetica" w:cs="Helvetica"/>
-                <w:i w:val="false"/>
-                <w:b w:val="false"/>
-                <w:u w:val="none"/>
-                <w:sz w:val="22"/>
-                <w:szCs w:val="22"/>
-                <w:color w:val="000000"/>
-              </w:rPr>
-            </w:pPr>
-            <w:r>
-              <w:rPr>
-                <w:rFonts w:ascii="Helvetica" w:hAnsi="Helvetica" w:eastAsia="Helvetica" w:cs="Helvetica"/>
-                <w:i w:val="false"/>
-                <w:b w:val="false"/>
-                <w:u w:val="none"/>
-                <w:sz w:val="22"/>
-                <w:szCs w:val="22"/>
-                <w:color w:val="000000"/>
-              </w:rPr>
-              <w:t xml:space="preserve">&lt;0.001</w:t>
+              <w:t xml:space="preserve">0.48</w:t>
+            </w:r>
+          </w:p>
+        </w:tc>
+        <w:tc>
+          <w:tcPr>
+            <w:tcBorders>
+              <w:bottom w:val="none" w:sz="0" w:space="0" w:color="000000"/>
+              <w:top w:val="none" w:sz="0" w:space="0" w:color="000000"/>
+              <w:left w:val="none" w:sz="0" w:space="0" w:color="000000"/>
+              <w:right w:val="none" w:sz="0" w:space="0" w:color="000000"/>
+            </w:tcBorders>
+            <w:shd w:val="clear" w:color="auto" w:fill="FFFFFF"/>
+            <w:tcMar>
+              <w:top w:w="0" w:type="dxa"/>
+              <w:bottom w:w="0" w:type="dxa"/>
+              <w:left w:w="0" w:type="dxa"/>
+              <w:right w:w="0" w:type="dxa"/>
+            </w:tcMar>
+            <w:vAlign w:val="top"/>
+          </w:tcPr>
+          <w:p>
+            <w:pPr>
+              <w:pStyle w:val="Normal"/>
+              <w:jc w:val="center"/>
+              <w:pBdr>
+                <w:bottom w:val="none" w:sz="0" w:space="0" w:color="000000"/>
+                <w:top w:val="none" w:sz="0" w:space="0" w:color="000000"/>
+                <w:left w:val="none" w:sz="0" w:space="0" w:color="000000"/>
+                <w:right w:val="none" w:sz="0" w:space="0" w:color="000000"/>
+              </w:pBdr>
+              <w:spacing w:after="100" w:before="100" w:line="240"/>
+              <w:ind w:left="100" w:right="100" w:firstLine="0" w:firstLineChars="0"/>
+              <w:rPr>
+                <w:rFonts w:ascii="Helvetica" w:hAnsi="Helvetica" w:eastAsia="Helvetica" w:cs="Helvetica"/>
+                <w:i w:val="false"/>
+                <w:b w:val="false"/>
+                <w:u w:val="none"/>
+                <w:sz w:val="22"/>
+                <w:szCs w:val="22"/>
+                <w:color w:val="000000"/>
+              </w:rPr>
+            </w:pPr>
+            <w:r>
+              <w:rPr>
+                <w:rFonts w:ascii="Helvetica" w:hAnsi="Helvetica" w:eastAsia="Helvetica" w:cs="Helvetica"/>
+                <w:i w:val="false"/>
+                <w:b w:val="false"/>
+                <w:u w:val="none"/>
+                <w:sz w:val="22"/>
+                <w:szCs w:val="22"/>
+                <w:color w:val="000000"/>
+              </w:rPr>
+              <w:t xml:space="preserve">0.09, 2.54</w:t>
+            </w:r>
+          </w:p>
+        </w:tc>
+        <w:tc>
+          <w:tcPr>
+            <w:tcBorders>
+              <w:bottom w:val="none" w:sz="0" w:space="0" w:color="000000"/>
+              <w:top w:val="none" w:sz="0" w:space="0" w:color="000000"/>
+              <w:left w:val="none" w:sz="0" w:space="0" w:color="000000"/>
+              <w:right w:val="none" w:sz="0" w:space="0" w:color="000000"/>
+            </w:tcBorders>
+            <w:shd w:val="clear" w:color="auto" w:fill="FFFFFF"/>
+            <w:tcMar>
+              <w:top w:w="0" w:type="dxa"/>
+              <w:bottom w:w="0" w:type="dxa"/>
+              <w:left w:w="0" w:type="dxa"/>
+              <w:right w:w="0" w:type="dxa"/>
+            </w:tcMar>
+            <w:vAlign w:val="top"/>
+          </w:tcPr>
+          <w:p>
+            <w:pPr>
+              <w:pStyle w:val="Normal"/>
+              <w:jc w:val="center"/>
+              <w:pBdr>
+                <w:bottom w:val="none" w:sz="0" w:space="0" w:color="000000"/>
+                <w:top w:val="none" w:sz="0" w:space="0" w:color="000000"/>
+                <w:left w:val="none" w:sz="0" w:space="0" w:color="000000"/>
+                <w:right w:val="none" w:sz="0" w:space="0" w:color="000000"/>
+              </w:pBdr>
+              <w:spacing w:after="100" w:before="100" w:line="240"/>
+              <w:ind w:left="100" w:right="100" w:firstLine="0" w:firstLineChars="0"/>
+              <w:rPr>
+                <w:rFonts w:ascii="Helvetica" w:hAnsi="Helvetica" w:eastAsia="Helvetica" w:cs="Helvetica"/>
+                <w:i w:val="false"/>
+                <w:b w:val="false"/>
+                <w:u w:val="none"/>
+                <w:sz w:val="22"/>
+                <w:szCs w:val="22"/>
+                <w:color w:val="000000"/>
+              </w:rPr>
+            </w:pPr>
+            <w:r>
+              <w:rPr>
+                <w:rFonts w:ascii="Helvetica" w:hAnsi="Helvetica" w:eastAsia="Helvetica" w:cs="Helvetica"/>
+                <w:i w:val="false"/>
+                <w:b w:val="false"/>
+                <w:u w:val="none"/>
+                <w:sz w:val="22"/>
+                <w:szCs w:val="22"/>
+                <w:color w:val="000000"/>
+              </w:rPr>
+              <w:t xml:space="preserve">0.390</w:t>
             </w:r>
           </w:p>
         </w:tc>
@@ -13776,7 +13293,7 @@
         <w:trPr>
           <w:trHeight w:val="616" w:hRule="auto"/>
         </w:trPr>
-        body28
+        body27
         <w:tc>
           <w:tcPr>
             <w:tcBorders>
@@ -14144,113 +13661,113 @@
                 <w:szCs w:val="22"/>
                 <w:color w:val="000000"/>
               </w:rPr>
-              <w:t xml:space="preserve">0.57</w:t>
-            </w:r>
-          </w:p>
-        </w:tc>
-        <w:tc>
-          <w:tcPr>
-            <w:tcBorders>
-              <w:bottom w:val="none" w:sz="0" w:space="0" w:color="000000"/>
-              <w:top w:val="none" w:sz="0" w:space="0" w:color="000000"/>
-              <w:left w:val="none" w:sz="0" w:space="0" w:color="000000"/>
-              <w:right w:val="none" w:sz="0" w:space="0" w:color="000000"/>
-            </w:tcBorders>
-            <w:shd w:val="clear" w:color="auto" w:fill="FFFFFF"/>
-            <w:tcMar>
-              <w:top w:w="0" w:type="dxa"/>
-              <w:bottom w:w="0" w:type="dxa"/>
-              <w:left w:w="0" w:type="dxa"/>
-              <w:right w:w="0" w:type="dxa"/>
-            </w:tcMar>
-            <w:vAlign w:val="top"/>
-          </w:tcPr>
-          <w:p>
-            <w:pPr>
-              <w:pStyle w:val="Normal"/>
-              <w:jc w:val="center"/>
-              <w:pBdr>
-                <w:bottom w:val="none" w:sz="0" w:space="0" w:color="000000"/>
-                <w:top w:val="none" w:sz="0" w:space="0" w:color="000000"/>
-                <w:left w:val="none" w:sz="0" w:space="0" w:color="000000"/>
-                <w:right w:val="none" w:sz="0" w:space="0" w:color="000000"/>
-              </w:pBdr>
-              <w:spacing w:after="100" w:before="100" w:line="240"/>
-              <w:ind w:left="100" w:right="100" w:firstLine="0" w:firstLineChars="0"/>
-              <w:rPr>
-                <w:rFonts w:ascii="Helvetica" w:hAnsi="Helvetica" w:eastAsia="Helvetica" w:cs="Helvetica"/>
-                <w:i w:val="false"/>
-                <w:b w:val="false"/>
-                <w:u w:val="none"/>
-                <w:sz w:val="22"/>
-                <w:szCs w:val="22"/>
-                <w:color w:val="000000"/>
-              </w:rPr>
-            </w:pPr>
-            <w:r>
-              <w:rPr>
-                <w:rFonts w:ascii="Helvetica" w:hAnsi="Helvetica" w:eastAsia="Helvetica" w:cs="Helvetica"/>
-                <w:i w:val="false"/>
-                <w:b w:val="false"/>
-                <w:u w:val="none"/>
-                <w:sz w:val="22"/>
-                <w:szCs w:val="22"/>
-                <w:color w:val="000000"/>
-              </w:rPr>
-              <w:t xml:space="preserve">0.17, 1.96</w:t>
-            </w:r>
-          </w:p>
-        </w:tc>
-        <w:tc>
-          <w:tcPr>
-            <w:tcBorders>
-              <w:bottom w:val="none" w:sz="0" w:space="0" w:color="000000"/>
-              <w:top w:val="none" w:sz="0" w:space="0" w:color="000000"/>
-              <w:left w:val="none" w:sz="0" w:space="0" w:color="000000"/>
-              <w:right w:val="none" w:sz="0" w:space="0" w:color="000000"/>
-            </w:tcBorders>
-            <w:shd w:val="clear" w:color="auto" w:fill="FFFFFF"/>
-            <w:tcMar>
-              <w:top w:w="0" w:type="dxa"/>
-              <w:bottom w:w="0" w:type="dxa"/>
-              <w:left w:w="0" w:type="dxa"/>
-              <w:right w:w="0" w:type="dxa"/>
-            </w:tcMar>
-            <w:vAlign w:val="top"/>
-          </w:tcPr>
-          <w:p>
-            <w:pPr>
-              <w:pStyle w:val="Normal"/>
-              <w:jc w:val="center"/>
-              <w:pBdr>
-                <w:bottom w:val="none" w:sz="0" w:space="0" w:color="000000"/>
-                <w:top w:val="none" w:sz="0" w:space="0" w:color="000000"/>
-                <w:left w:val="none" w:sz="0" w:space="0" w:color="000000"/>
-                <w:right w:val="none" w:sz="0" w:space="0" w:color="000000"/>
-              </w:pBdr>
-              <w:spacing w:after="100" w:before="100" w:line="240"/>
-              <w:ind w:left="100" w:right="100" w:firstLine="0" w:firstLineChars="0"/>
-              <w:rPr>
-                <w:rFonts w:ascii="Helvetica" w:hAnsi="Helvetica" w:eastAsia="Helvetica" w:cs="Helvetica"/>
-                <w:i w:val="false"/>
-                <w:b w:val="false"/>
-                <w:u w:val="none"/>
-                <w:sz w:val="22"/>
-                <w:szCs w:val="22"/>
-                <w:color w:val="000000"/>
-              </w:rPr>
-            </w:pPr>
-            <w:r>
-              <w:rPr>
-                <w:rFonts w:ascii="Helvetica" w:hAnsi="Helvetica" w:eastAsia="Helvetica" w:cs="Helvetica"/>
-                <w:i w:val="false"/>
-                <w:b w:val="false"/>
-                <w:u w:val="none"/>
-                <w:sz w:val="22"/>
-                <w:szCs w:val="22"/>
-                <w:color w:val="000000"/>
-              </w:rPr>
-              <w:t xml:space="preserve">0.380</w:t>
+              <w:t xml:space="preserve">0.73</w:t>
+            </w:r>
+          </w:p>
+        </w:tc>
+        <w:tc>
+          <w:tcPr>
+            <w:tcBorders>
+              <w:bottom w:val="none" w:sz="0" w:space="0" w:color="000000"/>
+              <w:top w:val="none" w:sz="0" w:space="0" w:color="000000"/>
+              <w:left w:val="none" w:sz="0" w:space="0" w:color="000000"/>
+              <w:right w:val="none" w:sz="0" w:space="0" w:color="000000"/>
+            </w:tcBorders>
+            <w:shd w:val="clear" w:color="auto" w:fill="FFFFFF"/>
+            <w:tcMar>
+              <w:top w:w="0" w:type="dxa"/>
+              <w:bottom w:w="0" w:type="dxa"/>
+              <w:left w:w="0" w:type="dxa"/>
+              <w:right w:w="0" w:type="dxa"/>
+            </w:tcMar>
+            <w:vAlign w:val="top"/>
+          </w:tcPr>
+          <w:p>
+            <w:pPr>
+              <w:pStyle w:val="Normal"/>
+              <w:jc w:val="center"/>
+              <w:pBdr>
+                <w:bottom w:val="none" w:sz="0" w:space="0" w:color="000000"/>
+                <w:top w:val="none" w:sz="0" w:space="0" w:color="000000"/>
+                <w:left w:val="none" w:sz="0" w:space="0" w:color="000000"/>
+                <w:right w:val="none" w:sz="0" w:space="0" w:color="000000"/>
+              </w:pBdr>
+              <w:spacing w:after="100" w:before="100" w:line="240"/>
+              <w:ind w:left="100" w:right="100" w:firstLine="0" w:firstLineChars="0"/>
+              <w:rPr>
+                <w:rFonts w:ascii="Helvetica" w:hAnsi="Helvetica" w:eastAsia="Helvetica" w:cs="Helvetica"/>
+                <w:i w:val="false"/>
+                <w:b w:val="false"/>
+                <w:u w:val="none"/>
+                <w:sz w:val="22"/>
+                <w:szCs w:val="22"/>
+                <w:color w:val="000000"/>
+              </w:rPr>
+            </w:pPr>
+            <w:r>
+              <w:rPr>
+                <w:rFonts w:ascii="Helvetica" w:hAnsi="Helvetica" w:eastAsia="Helvetica" w:cs="Helvetica"/>
+                <w:i w:val="false"/>
+                <w:b w:val="false"/>
+                <w:u w:val="none"/>
+                <w:sz w:val="22"/>
+                <w:szCs w:val="22"/>
+                <w:color w:val="000000"/>
+              </w:rPr>
+              <w:t xml:space="preserve">0.20, 2.66</w:t>
+            </w:r>
+          </w:p>
+        </w:tc>
+        <w:tc>
+          <w:tcPr>
+            <w:tcBorders>
+              <w:bottom w:val="none" w:sz="0" w:space="0" w:color="000000"/>
+              <w:top w:val="none" w:sz="0" w:space="0" w:color="000000"/>
+              <w:left w:val="none" w:sz="0" w:space="0" w:color="000000"/>
+              <w:right w:val="none" w:sz="0" w:space="0" w:color="000000"/>
+            </w:tcBorders>
+            <w:shd w:val="clear" w:color="auto" w:fill="FFFFFF"/>
+            <w:tcMar>
+              <w:top w:w="0" w:type="dxa"/>
+              <w:bottom w:w="0" w:type="dxa"/>
+              <w:left w:w="0" w:type="dxa"/>
+              <w:right w:w="0" w:type="dxa"/>
+            </w:tcMar>
+            <w:vAlign w:val="top"/>
+          </w:tcPr>
+          <w:p>
+            <w:pPr>
+              <w:pStyle w:val="Normal"/>
+              <w:jc w:val="center"/>
+              <w:pBdr>
+                <w:bottom w:val="none" w:sz="0" w:space="0" w:color="000000"/>
+                <w:top w:val="none" w:sz="0" w:space="0" w:color="000000"/>
+                <w:left w:val="none" w:sz="0" w:space="0" w:color="000000"/>
+                <w:right w:val="none" w:sz="0" w:space="0" w:color="000000"/>
+              </w:pBdr>
+              <w:spacing w:after="100" w:before="100" w:line="240"/>
+              <w:ind w:left="100" w:right="100" w:firstLine="0" w:firstLineChars="0"/>
+              <w:rPr>
+                <w:rFonts w:ascii="Helvetica" w:hAnsi="Helvetica" w:eastAsia="Helvetica" w:cs="Helvetica"/>
+                <w:i w:val="false"/>
+                <w:b w:val="false"/>
+                <w:u w:val="none"/>
+                <w:sz w:val="22"/>
+                <w:szCs w:val="22"/>
+                <w:color w:val="000000"/>
+              </w:rPr>
+            </w:pPr>
+            <w:r>
+              <w:rPr>
+                <w:rFonts w:ascii="Helvetica" w:hAnsi="Helvetica" w:eastAsia="Helvetica" w:cs="Helvetica"/>
+                <w:i w:val="false"/>
+                <w:b w:val="false"/>
+                <w:u w:val="none"/>
+                <w:sz w:val="22"/>
+                <w:szCs w:val="22"/>
+                <w:color w:val="000000"/>
+              </w:rPr>
+              <w:t xml:space="preserve">0.630</w:t>
             </w:r>
           </w:p>
         </w:tc>
@@ -14259,7 +13776,7 @@
         <w:trPr>
           <w:trHeight w:val="619" w:hRule="auto"/>
         </w:trPr>
-        body29
+        body28
         <w:tc>
           <w:tcPr>
             <w:tcBorders>
@@ -14733,7 +14250,7 @@
                 <w:szCs w:val="22"/>
                 <w:color w:val="000000"/>
               </w:rPr>
-              <w:t xml:space="preserve">0.580</w:t>
+              <w:t xml:space="preserve">0.570</w:t>
             </w:r>
           </w:p>
         </w:tc>

--- a/docs/tables/carbo/sec7_aki.docx
+++ b/docs/tables/carbo/sec7_aki.docx
@@ -1103,7 +1103,7 @@
                 <w:szCs w:val="22"/>
                 <w:color w:val="000000"/>
               </w:rPr>
-              <w:t xml:space="preserve">0.89</w:t>
+              <w:t xml:space="preserve">0.96</w:t>
             </w:r>
           </w:p>
         </w:tc>
@@ -1156,7 +1156,7 @@
                 <w:szCs w:val="22"/>
                 <w:color w:val="000000"/>
               </w:rPr>
-              <w:t xml:space="preserve">0.64, 1.24</w:t>
+              <w:t xml:space="preserve">0.73, 1.25</w:t>
             </w:r>
           </w:p>
         </w:tc>
@@ -1209,7 +1209,7 @@
                 <w:szCs w:val="22"/>
                 <w:color w:val="000000"/>
               </w:rPr>
-              <w:t xml:space="preserve">0.500</w:t>
+              <w:t xml:space="preserve">0.760</w:t>
             </w:r>
           </w:p>
         </w:tc>
@@ -1692,7 +1692,7 @@
                 <w:szCs w:val="22"/>
                 <w:color w:val="000000"/>
               </w:rPr>
-              <w:t xml:space="preserve">0.380</w:t>
+              <w:t xml:space="preserve">0.330</w:t>
             </w:r>
           </w:p>
         </w:tc>
@@ -3035,113 +3035,113 @@
                 <w:szCs w:val="22"/>
                 <w:color w:val="000000"/>
               </w:rPr>
-              <w:t xml:space="preserve">2.04</w:t>
-            </w:r>
-          </w:p>
-        </w:tc>
-        <w:tc>
-          <w:tcPr>
-            <w:tcBorders>
-              <w:bottom w:val="none" w:sz="0" w:space="0" w:color="000000"/>
-              <w:top w:val="none" w:sz="0" w:space="0" w:color="000000"/>
-              <w:left w:val="none" w:sz="0" w:space="0" w:color="000000"/>
-              <w:right w:val="none" w:sz="0" w:space="0" w:color="000000"/>
-            </w:tcBorders>
-            <w:shd w:val="clear" w:color="auto" w:fill="FFFFFF"/>
-            <w:tcMar>
-              <w:top w:w="0" w:type="dxa"/>
-              <w:bottom w:w="0" w:type="dxa"/>
-              <w:left w:w="0" w:type="dxa"/>
-              <w:right w:w="0" w:type="dxa"/>
-            </w:tcMar>
-            <w:vAlign w:val="top"/>
-          </w:tcPr>
-          <w:p>
-            <w:pPr>
-              <w:pStyle w:val="Normal"/>
-              <w:jc w:val="center"/>
-              <w:pBdr>
-                <w:bottom w:val="none" w:sz="0" w:space="0" w:color="000000"/>
-                <w:top w:val="none" w:sz="0" w:space="0" w:color="000000"/>
-                <w:left w:val="none" w:sz="0" w:space="0" w:color="000000"/>
-                <w:right w:val="none" w:sz="0" w:space="0" w:color="000000"/>
-              </w:pBdr>
-              <w:spacing w:after="100" w:before="100" w:line="240"/>
-              <w:ind w:left="100" w:right="100" w:firstLine="0" w:firstLineChars="0"/>
-              <w:rPr>
-                <w:rFonts w:ascii="Helvetica" w:hAnsi="Helvetica" w:eastAsia="Helvetica" w:cs="Helvetica"/>
-                <w:i w:val="false"/>
-                <w:b w:val="false"/>
-                <w:u w:val="none"/>
-                <w:sz w:val="22"/>
-                <w:szCs w:val="22"/>
-                <w:color w:val="000000"/>
-              </w:rPr>
-            </w:pPr>
-            <w:r>
-              <w:rPr>
-                <w:rFonts w:ascii="Helvetica" w:hAnsi="Helvetica" w:eastAsia="Helvetica" w:cs="Helvetica"/>
-                <w:i w:val="false"/>
-                <w:b w:val="false"/>
-                <w:u w:val="none"/>
-                <w:sz w:val="22"/>
-                <w:szCs w:val="22"/>
-                <w:color w:val="000000"/>
-              </w:rPr>
-              <w:t xml:space="preserve">0.38, 10.9</w:t>
-            </w:r>
-          </w:p>
-        </w:tc>
-        <w:tc>
-          <w:tcPr>
-            <w:tcBorders>
-              <w:bottom w:val="none" w:sz="0" w:space="0" w:color="000000"/>
-              <w:top w:val="none" w:sz="0" w:space="0" w:color="000000"/>
-              <w:left w:val="none" w:sz="0" w:space="0" w:color="000000"/>
-              <w:right w:val="none" w:sz="0" w:space="0" w:color="000000"/>
-            </w:tcBorders>
-            <w:shd w:val="clear" w:color="auto" w:fill="FFFFFF"/>
-            <w:tcMar>
-              <w:top w:w="0" w:type="dxa"/>
-              <w:bottom w:w="0" w:type="dxa"/>
-              <w:left w:w="0" w:type="dxa"/>
-              <w:right w:w="0" w:type="dxa"/>
-            </w:tcMar>
-            <w:vAlign w:val="top"/>
-          </w:tcPr>
-          <w:p>
-            <w:pPr>
-              <w:pStyle w:val="Normal"/>
-              <w:jc w:val="center"/>
-              <w:pBdr>
-                <w:bottom w:val="none" w:sz="0" w:space="0" w:color="000000"/>
-                <w:top w:val="none" w:sz="0" w:space="0" w:color="000000"/>
-                <w:left w:val="none" w:sz="0" w:space="0" w:color="000000"/>
-                <w:right w:val="none" w:sz="0" w:space="0" w:color="000000"/>
-              </w:pBdr>
-              <w:spacing w:after="100" w:before="100" w:line="240"/>
-              <w:ind w:left="100" w:right="100" w:firstLine="0" w:firstLineChars="0"/>
-              <w:rPr>
-                <w:rFonts w:ascii="Helvetica" w:hAnsi="Helvetica" w:eastAsia="Helvetica" w:cs="Helvetica"/>
-                <w:i w:val="false"/>
-                <w:b w:val="false"/>
-                <w:u w:val="none"/>
-                <w:sz w:val="22"/>
-                <w:szCs w:val="22"/>
-                <w:color w:val="000000"/>
-              </w:rPr>
-            </w:pPr>
-            <w:r>
-              <w:rPr>
-                <w:rFonts w:ascii="Helvetica" w:hAnsi="Helvetica" w:eastAsia="Helvetica" w:cs="Helvetica"/>
-                <w:i w:val="false"/>
-                <w:b w:val="false"/>
-                <w:u w:val="none"/>
-                <w:sz w:val="22"/>
-                <w:szCs w:val="22"/>
-                <w:color w:val="000000"/>
-              </w:rPr>
-              <w:t xml:space="preserve">0.410</w:t>
+              <w:t xml:space="preserve">2.14</w:t>
+            </w:r>
+          </w:p>
+        </w:tc>
+        <w:tc>
+          <w:tcPr>
+            <w:tcBorders>
+              <w:bottom w:val="none" w:sz="0" w:space="0" w:color="000000"/>
+              <w:top w:val="none" w:sz="0" w:space="0" w:color="000000"/>
+              <w:left w:val="none" w:sz="0" w:space="0" w:color="000000"/>
+              <w:right w:val="none" w:sz="0" w:space="0" w:color="000000"/>
+            </w:tcBorders>
+            <w:shd w:val="clear" w:color="auto" w:fill="FFFFFF"/>
+            <w:tcMar>
+              <w:top w:w="0" w:type="dxa"/>
+              <w:bottom w:w="0" w:type="dxa"/>
+              <w:left w:w="0" w:type="dxa"/>
+              <w:right w:w="0" w:type="dxa"/>
+            </w:tcMar>
+            <w:vAlign w:val="top"/>
+          </w:tcPr>
+          <w:p>
+            <w:pPr>
+              <w:pStyle w:val="Normal"/>
+              <w:jc w:val="center"/>
+              <w:pBdr>
+                <w:bottom w:val="none" w:sz="0" w:space="0" w:color="000000"/>
+                <w:top w:val="none" w:sz="0" w:space="0" w:color="000000"/>
+                <w:left w:val="none" w:sz="0" w:space="0" w:color="000000"/>
+                <w:right w:val="none" w:sz="0" w:space="0" w:color="000000"/>
+              </w:pBdr>
+              <w:spacing w:after="100" w:before="100" w:line="240"/>
+              <w:ind w:left="100" w:right="100" w:firstLine="0" w:firstLineChars="0"/>
+              <w:rPr>
+                <w:rFonts w:ascii="Helvetica" w:hAnsi="Helvetica" w:eastAsia="Helvetica" w:cs="Helvetica"/>
+                <w:i w:val="false"/>
+                <w:b w:val="false"/>
+                <w:u w:val="none"/>
+                <w:sz w:val="22"/>
+                <w:szCs w:val="22"/>
+                <w:color w:val="000000"/>
+              </w:rPr>
+            </w:pPr>
+            <w:r>
+              <w:rPr>
+                <w:rFonts w:ascii="Helvetica" w:hAnsi="Helvetica" w:eastAsia="Helvetica" w:cs="Helvetica"/>
+                <w:i w:val="false"/>
+                <w:b w:val="false"/>
+                <w:u w:val="none"/>
+                <w:sz w:val="22"/>
+                <w:szCs w:val="22"/>
+                <w:color w:val="000000"/>
+              </w:rPr>
+              <w:t xml:space="preserve">0.39, 11.7</w:t>
+            </w:r>
+          </w:p>
+        </w:tc>
+        <w:tc>
+          <w:tcPr>
+            <w:tcBorders>
+              <w:bottom w:val="none" w:sz="0" w:space="0" w:color="000000"/>
+              <w:top w:val="none" w:sz="0" w:space="0" w:color="000000"/>
+              <w:left w:val="none" w:sz="0" w:space="0" w:color="000000"/>
+              <w:right w:val="none" w:sz="0" w:space="0" w:color="000000"/>
+            </w:tcBorders>
+            <w:shd w:val="clear" w:color="auto" w:fill="FFFFFF"/>
+            <w:tcMar>
+              <w:top w:w="0" w:type="dxa"/>
+              <w:bottom w:w="0" w:type="dxa"/>
+              <w:left w:w="0" w:type="dxa"/>
+              <w:right w:w="0" w:type="dxa"/>
+            </w:tcMar>
+            <w:vAlign w:val="top"/>
+          </w:tcPr>
+          <w:p>
+            <w:pPr>
+              <w:pStyle w:val="Normal"/>
+              <w:jc w:val="center"/>
+              <w:pBdr>
+                <w:bottom w:val="none" w:sz="0" w:space="0" w:color="000000"/>
+                <w:top w:val="none" w:sz="0" w:space="0" w:color="000000"/>
+                <w:left w:val="none" w:sz="0" w:space="0" w:color="000000"/>
+                <w:right w:val="none" w:sz="0" w:space="0" w:color="000000"/>
+              </w:pBdr>
+              <w:spacing w:after="100" w:before="100" w:line="240"/>
+              <w:ind w:left="100" w:right="100" w:firstLine="0" w:firstLineChars="0"/>
+              <w:rPr>
+                <w:rFonts w:ascii="Helvetica" w:hAnsi="Helvetica" w:eastAsia="Helvetica" w:cs="Helvetica"/>
+                <w:i w:val="false"/>
+                <w:b w:val="false"/>
+                <w:u w:val="none"/>
+                <w:sz w:val="22"/>
+                <w:szCs w:val="22"/>
+                <w:color w:val="000000"/>
+              </w:rPr>
+            </w:pPr>
+            <w:r>
+              <w:rPr>
+                <w:rFonts w:ascii="Helvetica" w:hAnsi="Helvetica" w:eastAsia="Helvetica" w:cs="Helvetica"/>
+                <w:i w:val="false"/>
+                <w:b w:val="false"/>
+                <w:u w:val="none"/>
+                <w:sz w:val="22"/>
+                <w:szCs w:val="22"/>
+                <w:color w:val="000000"/>
+              </w:rPr>
+              <w:t xml:space="preserve">0.380</w:t>
             </w:r>
           </w:p>
         </w:tc>
@@ -3518,113 +3518,113 @@
                 <w:szCs w:val="22"/>
                 <w:color w:val="000000"/>
               </w:rPr>
-              <w:t xml:space="preserve">1.07</w:t>
-            </w:r>
-          </w:p>
-        </w:tc>
-        <w:tc>
-          <w:tcPr>
-            <w:tcBorders>
-              <w:bottom w:val="none" w:sz="0" w:space="0" w:color="000000"/>
-              <w:top w:val="none" w:sz="0" w:space="0" w:color="000000"/>
-              <w:left w:val="none" w:sz="0" w:space="0" w:color="000000"/>
-              <w:right w:val="none" w:sz="0" w:space="0" w:color="000000"/>
-            </w:tcBorders>
-            <w:shd w:val="clear" w:color="auto" w:fill="FFFFFF"/>
-            <w:tcMar>
-              <w:top w:w="0" w:type="dxa"/>
-              <w:bottom w:w="0" w:type="dxa"/>
-              <w:left w:w="0" w:type="dxa"/>
-              <w:right w:w="0" w:type="dxa"/>
-            </w:tcMar>
-            <w:vAlign w:val="top"/>
-          </w:tcPr>
-          <w:p>
-            <w:pPr>
-              <w:pStyle w:val="Normal"/>
-              <w:jc w:val="center"/>
-              <w:pBdr>
-                <w:bottom w:val="none" w:sz="0" w:space="0" w:color="000000"/>
-                <w:top w:val="none" w:sz="0" w:space="0" w:color="000000"/>
-                <w:left w:val="none" w:sz="0" w:space="0" w:color="000000"/>
-                <w:right w:val="none" w:sz="0" w:space="0" w:color="000000"/>
-              </w:pBdr>
-              <w:spacing w:after="100" w:before="100" w:line="240"/>
-              <w:ind w:left="100" w:right="100" w:firstLine="0" w:firstLineChars="0"/>
-              <w:rPr>
-                <w:rFonts w:ascii="Helvetica" w:hAnsi="Helvetica" w:eastAsia="Helvetica" w:cs="Helvetica"/>
-                <w:i w:val="false"/>
-                <w:b w:val="false"/>
-                <w:u w:val="none"/>
-                <w:sz w:val="22"/>
-                <w:szCs w:val="22"/>
-                <w:color w:val="000000"/>
-              </w:rPr>
-            </w:pPr>
-            <w:r>
-              <w:rPr>
-                <w:rFonts w:ascii="Helvetica" w:hAnsi="Helvetica" w:eastAsia="Helvetica" w:cs="Helvetica"/>
-                <w:i w:val="false"/>
-                <w:b w:val="false"/>
-                <w:u w:val="none"/>
-                <w:sz w:val="22"/>
-                <w:szCs w:val="22"/>
-                <w:color w:val="000000"/>
-              </w:rPr>
-              <w:t xml:space="preserve">0.83, 1.37</w:t>
-            </w:r>
-          </w:p>
-        </w:tc>
-        <w:tc>
-          <w:tcPr>
-            <w:tcBorders>
-              <w:bottom w:val="none" w:sz="0" w:space="0" w:color="000000"/>
-              <w:top w:val="none" w:sz="0" w:space="0" w:color="000000"/>
-              <w:left w:val="none" w:sz="0" w:space="0" w:color="000000"/>
-              <w:right w:val="none" w:sz="0" w:space="0" w:color="000000"/>
-            </w:tcBorders>
-            <w:shd w:val="clear" w:color="auto" w:fill="FFFFFF"/>
-            <w:tcMar>
-              <w:top w:w="0" w:type="dxa"/>
-              <w:bottom w:w="0" w:type="dxa"/>
-              <w:left w:w="0" w:type="dxa"/>
-              <w:right w:w="0" w:type="dxa"/>
-            </w:tcMar>
-            <w:vAlign w:val="top"/>
-          </w:tcPr>
-          <w:p>
-            <w:pPr>
-              <w:pStyle w:val="Normal"/>
-              <w:jc w:val="center"/>
-              <w:pBdr>
-                <w:bottom w:val="none" w:sz="0" w:space="0" w:color="000000"/>
-                <w:top w:val="none" w:sz="0" w:space="0" w:color="000000"/>
-                <w:left w:val="none" w:sz="0" w:space="0" w:color="000000"/>
-                <w:right w:val="none" w:sz="0" w:space="0" w:color="000000"/>
-              </w:pBdr>
-              <w:spacing w:after="100" w:before="100" w:line="240"/>
-              <w:ind w:left="100" w:right="100" w:firstLine="0" w:firstLineChars="0"/>
-              <w:rPr>
-                <w:rFonts w:ascii="Helvetica" w:hAnsi="Helvetica" w:eastAsia="Helvetica" w:cs="Helvetica"/>
-                <w:i w:val="false"/>
-                <w:b w:val="false"/>
-                <w:u w:val="none"/>
-                <w:sz w:val="22"/>
-                <w:szCs w:val="22"/>
-                <w:color w:val="000000"/>
-              </w:rPr>
-            </w:pPr>
-            <w:r>
-              <w:rPr>
-                <w:rFonts w:ascii="Helvetica" w:hAnsi="Helvetica" w:eastAsia="Helvetica" w:cs="Helvetica"/>
-                <w:i w:val="false"/>
-                <w:b w:val="false"/>
-                <w:u w:val="none"/>
-                <w:sz w:val="22"/>
-                <w:szCs w:val="22"/>
-                <w:color w:val="000000"/>
-              </w:rPr>
-              <w:t xml:space="preserve">0.600</w:t>
+              <w:t xml:space="preserve">1.05</w:t>
+            </w:r>
+          </w:p>
+        </w:tc>
+        <w:tc>
+          <w:tcPr>
+            <w:tcBorders>
+              <w:bottom w:val="none" w:sz="0" w:space="0" w:color="000000"/>
+              <w:top w:val="none" w:sz="0" w:space="0" w:color="000000"/>
+              <w:left w:val="none" w:sz="0" w:space="0" w:color="000000"/>
+              <w:right w:val="none" w:sz="0" w:space="0" w:color="000000"/>
+            </w:tcBorders>
+            <w:shd w:val="clear" w:color="auto" w:fill="FFFFFF"/>
+            <w:tcMar>
+              <w:top w:w="0" w:type="dxa"/>
+              <w:bottom w:w="0" w:type="dxa"/>
+              <w:left w:w="0" w:type="dxa"/>
+              <w:right w:w="0" w:type="dxa"/>
+            </w:tcMar>
+            <w:vAlign w:val="top"/>
+          </w:tcPr>
+          <w:p>
+            <w:pPr>
+              <w:pStyle w:val="Normal"/>
+              <w:jc w:val="center"/>
+              <w:pBdr>
+                <w:bottom w:val="none" w:sz="0" w:space="0" w:color="000000"/>
+                <w:top w:val="none" w:sz="0" w:space="0" w:color="000000"/>
+                <w:left w:val="none" w:sz="0" w:space="0" w:color="000000"/>
+                <w:right w:val="none" w:sz="0" w:space="0" w:color="000000"/>
+              </w:pBdr>
+              <w:spacing w:after="100" w:before="100" w:line="240"/>
+              <w:ind w:left="100" w:right="100" w:firstLine="0" w:firstLineChars="0"/>
+              <w:rPr>
+                <w:rFonts w:ascii="Helvetica" w:hAnsi="Helvetica" w:eastAsia="Helvetica" w:cs="Helvetica"/>
+                <w:i w:val="false"/>
+                <w:b w:val="false"/>
+                <w:u w:val="none"/>
+                <w:sz w:val="22"/>
+                <w:szCs w:val="22"/>
+                <w:color w:val="000000"/>
+              </w:rPr>
+            </w:pPr>
+            <w:r>
+              <w:rPr>
+                <w:rFonts w:ascii="Helvetica" w:hAnsi="Helvetica" w:eastAsia="Helvetica" w:cs="Helvetica"/>
+                <w:i w:val="false"/>
+                <w:b w:val="false"/>
+                <w:u w:val="none"/>
+                <w:sz w:val="22"/>
+                <w:szCs w:val="22"/>
+                <w:color w:val="000000"/>
+              </w:rPr>
+              <w:t xml:space="preserve">0.81, 1.36</w:t>
+            </w:r>
+          </w:p>
+        </w:tc>
+        <w:tc>
+          <w:tcPr>
+            <w:tcBorders>
+              <w:bottom w:val="none" w:sz="0" w:space="0" w:color="000000"/>
+              <w:top w:val="none" w:sz="0" w:space="0" w:color="000000"/>
+              <w:left w:val="none" w:sz="0" w:space="0" w:color="000000"/>
+              <w:right w:val="none" w:sz="0" w:space="0" w:color="000000"/>
+            </w:tcBorders>
+            <w:shd w:val="clear" w:color="auto" w:fill="FFFFFF"/>
+            <w:tcMar>
+              <w:top w:w="0" w:type="dxa"/>
+              <w:bottom w:w="0" w:type="dxa"/>
+              <w:left w:w="0" w:type="dxa"/>
+              <w:right w:w="0" w:type="dxa"/>
+            </w:tcMar>
+            <w:vAlign w:val="top"/>
+          </w:tcPr>
+          <w:p>
+            <w:pPr>
+              <w:pStyle w:val="Normal"/>
+              <w:jc w:val="center"/>
+              <w:pBdr>
+                <w:bottom w:val="none" w:sz="0" w:space="0" w:color="000000"/>
+                <w:top w:val="none" w:sz="0" w:space="0" w:color="000000"/>
+                <w:left w:val="none" w:sz="0" w:space="0" w:color="000000"/>
+                <w:right w:val="none" w:sz="0" w:space="0" w:color="000000"/>
+              </w:pBdr>
+              <w:spacing w:after="100" w:before="100" w:line="240"/>
+              <w:ind w:left="100" w:right="100" w:firstLine="0" w:firstLineChars="0"/>
+              <w:rPr>
+                <w:rFonts w:ascii="Helvetica" w:hAnsi="Helvetica" w:eastAsia="Helvetica" w:cs="Helvetica"/>
+                <w:i w:val="false"/>
+                <w:b w:val="false"/>
+                <w:u w:val="none"/>
+                <w:sz w:val="22"/>
+                <w:szCs w:val="22"/>
+                <w:color w:val="000000"/>
+              </w:rPr>
+            </w:pPr>
+            <w:r>
+              <w:rPr>
+                <w:rFonts w:ascii="Helvetica" w:hAnsi="Helvetica" w:eastAsia="Helvetica" w:cs="Helvetica"/>
+                <w:i w:val="false"/>
+                <w:b w:val="false"/>
+                <w:u w:val="none"/>
+                <w:sz w:val="22"/>
+                <w:szCs w:val="22"/>
+                <w:color w:val="000000"/>
+              </w:rPr>
+              <w:t xml:space="preserve">0.700</w:t>
             </w:r>
           </w:p>
         </w:tc>
@@ -4967,113 +4967,113 @@
                 <w:szCs w:val="22"/>
                 <w:color w:val="000000"/>
               </w:rPr>
-              <w:t xml:space="preserve">1.89</w:t>
-            </w:r>
-          </w:p>
-        </w:tc>
-        <w:tc>
-          <w:tcPr>
-            <w:tcBorders>
-              <w:bottom w:val="none" w:sz="0" w:space="0" w:color="000000"/>
-              <w:top w:val="none" w:sz="0" w:space="0" w:color="000000"/>
-              <w:left w:val="none" w:sz="0" w:space="0" w:color="000000"/>
-              <w:right w:val="none" w:sz="0" w:space="0" w:color="000000"/>
-            </w:tcBorders>
-            <w:shd w:val="clear" w:color="auto" w:fill="FFFFFF"/>
-            <w:tcMar>
-              <w:top w:w="0" w:type="dxa"/>
-              <w:bottom w:w="0" w:type="dxa"/>
-              <w:left w:w="0" w:type="dxa"/>
-              <w:right w:w="0" w:type="dxa"/>
-            </w:tcMar>
-            <w:vAlign w:val="top"/>
-          </w:tcPr>
-          <w:p>
-            <w:pPr>
-              <w:pStyle w:val="Normal"/>
-              <w:jc w:val="center"/>
-              <w:pBdr>
-                <w:bottom w:val="none" w:sz="0" w:space="0" w:color="000000"/>
-                <w:top w:val="none" w:sz="0" w:space="0" w:color="000000"/>
-                <w:left w:val="none" w:sz="0" w:space="0" w:color="000000"/>
-                <w:right w:val="none" w:sz="0" w:space="0" w:color="000000"/>
-              </w:pBdr>
-              <w:spacing w:after="100" w:before="100" w:line="240"/>
-              <w:ind w:left="100" w:right="100" w:firstLine="0" w:firstLineChars="0"/>
-              <w:rPr>
-                <w:rFonts w:ascii="Helvetica" w:hAnsi="Helvetica" w:eastAsia="Helvetica" w:cs="Helvetica"/>
-                <w:i w:val="false"/>
-                <w:b w:val="false"/>
-                <w:u w:val="none"/>
-                <w:sz w:val="22"/>
-                <w:szCs w:val="22"/>
-                <w:color w:val="000000"/>
-              </w:rPr>
-            </w:pPr>
-            <w:r>
-              <w:rPr>
-                <w:rFonts w:ascii="Helvetica" w:hAnsi="Helvetica" w:eastAsia="Helvetica" w:cs="Helvetica"/>
-                <w:i w:val="false"/>
-                <w:b w:val="false"/>
-                <w:u w:val="none"/>
-                <w:sz w:val="22"/>
-                <w:szCs w:val="22"/>
-                <w:color w:val="000000"/>
-              </w:rPr>
-              <w:t xml:space="preserve">0.65, 5.53</w:t>
-            </w:r>
-          </w:p>
-        </w:tc>
-        <w:tc>
-          <w:tcPr>
-            <w:tcBorders>
-              <w:bottom w:val="none" w:sz="0" w:space="0" w:color="000000"/>
-              <w:top w:val="none" w:sz="0" w:space="0" w:color="000000"/>
-              <w:left w:val="none" w:sz="0" w:space="0" w:color="000000"/>
-              <w:right w:val="none" w:sz="0" w:space="0" w:color="000000"/>
-            </w:tcBorders>
-            <w:shd w:val="clear" w:color="auto" w:fill="FFFFFF"/>
-            <w:tcMar>
-              <w:top w:w="0" w:type="dxa"/>
-              <w:bottom w:w="0" w:type="dxa"/>
-              <w:left w:w="0" w:type="dxa"/>
-              <w:right w:w="0" w:type="dxa"/>
-            </w:tcMar>
-            <w:vAlign w:val="top"/>
-          </w:tcPr>
-          <w:p>
-            <w:pPr>
-              <w:pStyle w:val="Normal"/>
-              <w:jc w:val="center"/>
-              <w:pBdr>
-                <w:bottom w:val="none" w:sz="0" w:space="0" w:color="000000"/>
-                <w:top w:val="none" w:sz="0" w:space="0" w:color="000000"/>
-                <w:left w:val="none" w:sz="0" w:space="0" w:color="000000"/>
-                <w:right w:val="none" w:sz="0" w:space="0" w:color="000000"/>
-              </w:pBdr>
-              <w:spacing w:after="100" w:before="100" w:line="240"/>
-              <w:ind w:left="100" w:right="100" w:firstLine="0" w:firstLineChars="0"/>
-              <w:rPr>
-                <w:rFonts w:ascii="Helvetica" w:hAnsi="Helvetica" w:eastAsia="Helvetica" w:cs="Helvetica"/>
-                <w:i w:val="false"/>
-                <w:b w:val="false"/>
-                <w:u w:val="none"/>
-                <w:sz w:val="22"/>
-                <w:szCs w:val="22"/>
-                <w:color w:val="000000"/>
-              </w:rPr>
-            </w:pPr>
-            <w:r>
-              <w:rPr>
-                <w:rFonts w:ascii="Helvetica" w:hAnsi="Helvetica" w:eastAsia="Helvetica" w:cs="Helvetica"/>
-                <w:i w:val="false"/>
-                <w:b w:val="false"/>
-                <w:u w:val="none"/>
-                <w:sz w:val="22"/>
-                <w:szCs w:val="22"/>
-                <w:color w:val="000000"/>
-              </w:rPr>
-              <w:t xml:space="preserve">0.240</w:t>
+              <w:t xml:space="preserve">1.83</w:t>
+            </w:r>
+          </w:p>
+        </w:tc>
+        <w:tc>
+          <w:tcPr>
+            <w:tcBorders>
+              <w:bottom w:val="none" w:sz="0" w:space="0" w:color="000000"/>
+              <w:top w:val="none" w:sz="0" w:space="0" w:color="000000"/>
+              <w:left w:val="none" w:sz="0" w:space="0" w:color="000000"/>
+              <w:right w:val="none" w:sz="0" w:space="0" w:color="000000"/>
+            </w:tcBorders>
+            <w:shd w:val="clear" w:color="auto" w:fill="FFFFFF"/>
+            <w:tcMar>
+              <w:top w:w="0" w:type="dxa"/>
+              <w:bottom w:w="0" w:type="dxa"/>
+              <w:left w:w="0" w:type="dxa"/>
+              <w:right w:w="0" w:type="dxa"/>
+            </w:tcMar>
+            <w:vAlign w:val="top"/>
+          </w:tcPr>
+          <w:p>
+            <w:pPr>
+              <w:pStyle w:val="Normal"/>
+              <w:jc w:val="center"/>
+              <w:pBdr>
+                <w:bottom w:val="none" w:sz="0" w:space="0" w:color="000000"/>
+                <w:top w:val="none" w:sz="0" w:space="0" w:color="000000"/>
+                <w:left w:val="none" w:sz="0" w:space="0" w:color="000000"/>
+                <w:right w:val="none" w:sz="0" w:space="0" w:color="000000"/>
+              </w:pBdr>
+              <w:spacing w:after="100" w:before="100" w:line="240"/>
+              <w:ind w:left="100" w:right="100" w:firstLine="0" w:firstLineChars="0"/>
+              <w:rPr>
+                <w:rFonts w:ascii="Helvetica" w:hAnsi="Helvetica" w:eastAsia="Helvetica" w:cs="Helvetica"/>
+                <w:i w:val="false"/>
+                <w:b w:val="false"/>
+                <w:u w:val="none"/>
+                <w:sz w:val="22"/>
+                <w:szCs w:val="22"/>
+                <w:color w:val="000000"/>
+              </w:rPr>
+            </w:pPr>
+            <w:r>
+              <w:rPr>
+                <w:rFonts w:ascii="Helvetica" w:hAnsi="Helvetica" w:eastAsia="Helvetica" w:cs="Helvetica"/>
+                <w:i w:val="false"/>
+                <w:b w:val="false"/>
+                <w:u w:val="none"/>
+                <w:sz w:val="22"/>
+                <w:szCs w:val="22"/>
+                <w:color w:val="000000"/>
+              </w:rPr>
+              <w:t xml:space="preserve">0.63, 5.36</w:t>
+            </w:r>
+          </w:p>
+        </w:tc>
+        <w:tc>
+          <w:tcPr>
+            <w:tcBorders>
+              <w:bottom w:val="none" w:sz="0" w:space="0" w:color="000000"/>
+              <w:top w:val="none" w:sz="0" w:space="0" w:color="000000"/>
+              <w:left w:val="none" w:sz="0" w:space="0" w:color="000000"/>
+              <w:right w:val="none" w:sz="0" w:space="0" w:color="000000"/>
+            </w:tcBorders>
+            <w:shd w:val="clear" w:color="auto" w:fill="FFFFFF"/>
+            <w:tcMar>
+              <w:top w:w="0" w:type="dxa"/>
+              <w:bottom w:w="0" w:type="dxa"/>
+              <w:left w:w="0" w:type="dxa"/>
+              <w:right w:w="0" w:type="dxa"/>
+            </w:tcMar>
+            <w:vAlign w:val="top"/>
+          </w:tcPr>
+          <w:p>
+            <w:pPr>
+              <w:pStyle w:val="Normal"/>
+              <w:jc w:val="center"/>
+              <w:pBdr>
+                <w:bottom w:val="none" w:sz="0" w:space="0" w:color="000000"/>
+                <w:top w:val="none" w:sz="0" w:space="0" w:color="000000"/>
+                <w:left w:val="none" w:sz="0" w:space="0" w:color="000000"/>
+                <w:right w:val="none" w:sz="0" w:space="0" w:color="000000"/>
+              </w:pBdr>
+              <w:spacing w:after="100" w:before="100" w:line="240"/>
+              <w:ind w:left="100" w:right="100" w:firstLine="0" w:firstLineChars="0"/>
+              <w:rPr>
+                <w:rFonts w:ascii="Helvetica" w:hAnsi="Helvetica" w:eastAsia="Helvetica" w:cs="Helvetica"/>
+                <w:i w:val="false"/>
+                <w:b w:val="false"/>
+                <w:u w:val="none"/>
+                <w:sz w:val="22"/>
+                <w:szCs w:val="22"/>
+                <w:color w:val="000000"/>
+              </w:rPr>
+            </w:pPr>
+            <w:r>
+              <w:rPr>
+                <w:rFonts w:ascii="Helvetica" w:hAnsi="Helvetica" w:eastAsia="Helvetica" w:cs="Helvetica"/>
+                <w:i w:val="false"/>
+                <w:b w:val="false"/>
+                <w:u w:val="none"/>
+                <w:sz w:val="22"/>
+                <w:szCs w:val="22"/>
+                <w:color w:val="000000"/>
+              </w:rPr>
+              <w:t xml:space="preserve">0.270</w:t>
             </w:r>
           </w:p>
         </w:tc>
@@ -6416,113 +6416,113 @@
                 <w:szCs w:val="22"/>
                 <w:color w:val="000000"/>
               </w:rPr>
-              <w:t xml:space="preserve">21.1</w:t>
-            </w:r>
-          </w:p>
-        </w:tc>
-        <w:tc>
-          <w:tcPr>
-            <w:tcBorders>
-              <w:bottom w:val="none" w:sz="0" w:space="0" w:color="000000"/>
-              <w:top w:val="none" w:sz="0" w:space="0" w:color="000000"/>
-              <w:left w:val="none" w:sz="0" w:space="0" w:color="000000"/>
-              <w:right w:val="none" w:sz="0" w:space="0" w:color="000000"/>
-            </w:tcBorders>
-            <w:shd w:val="clear" w:color="auto" w:fill="FFFFFF"/>
-            <w:tcMar>
-              <w:top w:w="0" w:type="dxa"/>
-              <w:bottom w:w="0" w:type="dxa"/>
-              <w:left w:w="0" w:type="dxa"/>
-              <w:right w:w="0" w:type="dxa"/>
-            </w:tcMar>
-            <w:vAlign w:val="top"/>
-          </w:tcPr>
-          <w:p>
-            <w:pPr>
-              <w:pStyle w:val="Normal"/>
-              <w:jc w:val="center"/>
-              <w:pBdr>
-                <w:bottom w:val="none" w:sz="0" w:space="0" w:color="000000"/>
-                <w:top w:val="none" w:sz="0" w:space="0" w:color="000000"/>
-                <w:left w:val="none" w:sz="0" w:space="0" w:color="000000"/>
-                <w:right w:val="none" w:sz="0" w:space="0" w:color="000000"/>
-              </w:pBdr>
-              <w:spacing w:after="100" w:before="100" w:line="240"/>
-              <w:ind w:left="100" w:right="100" w:firstLine="0" w:firstLineChars="0"/>
-              <w:rPr>
-                <w:rFonts w:ascii="Helvetica" w:hAnsi="Helvetica" w:eastAsia="Helvetica" w:cs="Helvetica"/>
-                <w:i w:val="false"/>
-                <w:b w:val="false"/>
-                <w:u w:val="none"/>
-                <w:sz w:val="22"/>
-                <w:szCs w:val="22"/>
-                <w:color w:val="000000"/>
-              </w:rPr>
-            </w:pPr>
-            <w:r>
-              <w:rPr>
-                <w:rFonts w:ascii="Helvetica" w:hAnsi="Helvetica" w:eastAsia="Helvetica" w:cs="Helvetica"/>
-                <w:i w:val="false"/>
-                <w:b w:val="false"/>
-                <w:u w:val="none"/>
-                <w:sz w:val="22"/>
-                <w:szCs w:val="22"/>
-                <w:color w:val="000000"/>
-              </w:rPr>
-              <w:t xml:space="preserve">2.25, 198</w:t>
-            </w:r>
-          </w:p>
-        </w:tc>
-        <w:tc>
-          <w:tcPr>
-            <w:tcBorders>
-              <w:bottom w:val="none" w:sz="0" w:space="0" w:color="000000"/>
-              <w:top w:val="none" w:sz="0" w:space="0" w:color="000000"/>
-              <w:left w:val="none" w:sz="0" w:space="0" w:color="000000"/>
-              <w:right w:val="none" w:sz="0" w:space="0" w:color="000000"/>
-            </w:tcBorders>
-            <w:shd w:val="clear" w:color="auto" w:fill="FFFFFF"/>
-            <w:tcMar>
-              <w:top w:w="0" w:type="dxa"/>
-              <w:bottom w:w="0" w:type="dxa"/>
-              <w:left w:w="0" w:type="dxa"/>
-              <w:right w:w="0" w:type="dxa"/>
-            </w:tcMar>
-            <w:vAlign w:val="top"/>
-          </w:tcPr>
-          <w:p>
-            <w:pPr>
-              <w:pStyle w:val="Normal"/>
-              <w:jc w:val="center"/>
-              <w:pBdr>
-                <w:bottom w:val="none" w:sz="0" w:space="0" w:color="000000"/>
-                <w:top w:val="none" w:sz="0" w:space="0" w:color="000000"/>
-                <w:left w:val="none" w:sz="0" w:space="0" w:color="000000"/>
-                <w:right w:val="none" w:sz="0" w:space="0" w:color="000000"/>
-              </w:pBdr>
-              <w:spacing w:after="100" w:before="100" w:line="240"/>
-              <w:ind w:left="100" w:right="100" w:firstLine="0" w:firstLineChars="0"/>
-              <w:rPr>
-                <w:rFonts w:ascii="Helvetica" w:hAnsi="Helvetica" w:eastAsia="Helvetica" w:cs="Helvetica"/>
-                <w:i w:val="false"/>
-                <w:b w:val="false"/>
-                <w:u w:val="none"/>
-                <w:sz w:val="22"/>
-                <w:szCs w:val="22"/>
-                <w:color w:val="000000"/>
-              </w:rPr>
-            </w:pPr>
-            <w:r>
-              <w:rPr>
-                <w:rFonts w:ascii="Helvetica" w:hAnsi="Helvetica" w:eastAsia="Helvetica" w:cs="Helvetica"/>
-                <w:i w:val="false"/>
-                <w:b w:val="false"/>
-                <w:u w:val="none"/>
-                <w:sz w:val="22"/>
-                <w:szCs w:val="22"/>
-                <w:color w:val="000000"/>
-              </w:rPr>
-              <w:t xml:space="preserve">0.008</w:t>
+              <w:t xml:space="preserve">23.8</w:t>
+            </w:r>
+          </w:p>
+        </w:tc>
+        <w:tc>
+          <w:tcPr>
+            <w:tcBorders>
+              <w:bottom w:val="none" w:sz="0" w:space="0" w:color="000000"/>
+              <w:top w:val="none" w:sz="0" w:space="0" w:color="000000"/>
+              <w:left w:val="none" w:sz="0" w:space="0" w:color="000000"/>
+              <w:right w:val="none" w:sz="0" w:space="0" w:color="000000"/>
+            </w:tcBorders>
+            <w:shd w:val="clear" w:color="auto" w:fill="FFFFFF"/>
+            <w:tcMar>
+              <w:top w:w="0" w:type="dxa"/>
+              <w:bottom w:w="0" w:type="dxa"/>
+              <w:left w:w="0" w:type="dxa"/>
+              <w:right w:w="0" w:type="dxa"/>
+            </w:tcMar>
+            <w:vAlign w:val="top"/>
+          </w:tcPr>
+          <w:p>
+            <w:pPr>
+              <w:pStyle w:val="Normal"/>
+              <w:jc w:val="center"/>
+              <w:pBdr>
+                <w:bottom w:val="none" w:sz="0" w:space="0" w:color="000000"/>
+                <w:top w:val="none" w:sz="0" w:space="0" w:color="000000"/>
+                <w:left w:val="none" w:sz="0" w:space="0" w:color="000000"/>
+                <w:right w:val="none" w:sz="0" w:space="0" w:color="000000"/>
+              </w:pBdr>
+              <w:spacing w:after="100" w:before="100" w:line="240"/>
+              <w:ind w:left="100" w:right="100" w:firstLine="0" w:firstLineChars="0"/>
+              <w:rPr>
+                <w:rFonts w:ascii="Helvetica" w:hAnsi="Helvetica" w:eastAsia="Helvetica" w:cs="Helvetica"/>
+                <w:i w:val="false"/>
+                <w:b w:val="false"/>
+                <w:u w:val="none"/>
+                <w:sz w:val="22"/>
+                <w:szCs w:val="22"/>
+                <w:color w:val="000000"/>
+              </w:rPr>
+            </w:pPr>
+            <w:r>
+              <w:rPr>
+                <w:rFonts w:ascii="Helvetica" w:hAnsi="Helvetica" w:eastAsia="Helvetica" w:cs="Helvetica"/>
+                <w:i w:val="false"/>
+                <w:b w:val="false"/>
+                <w:u w:val="none"/>
+                <w:sz w:val="22"/>
+                <w:szCs w:val="22"/>
+                <w:color w:val="000000"/>
+              </w:rPr>
+              <w:t xml:space="preserve">2.50, 227</w:t>
+            </w:r>
+          </w:p>
+        </w:tc>
+        <w:tc>
+          <w:tcPr>
+            <w:tcBorders>
+              <w:bottom w:val="none" w:sz="0" w:space="0" w:color="000000"/>
+              <w:top w:val="none" w:sz="0" w:space="0" w:color="000000"/>
+              <w:left w:val="none" w:sz="0" w:space="0" w:color="000000"/>
+              <w:right w:val="none" w:sz="0" w:space="0" w:color="000000"/>
+            </w:tcBorders>
+            <w:shd w:val="clear" w:color="auto" w:fill="FFFFFF"/>
+            <w:tcMar>
+              <w:top w:w="0" w:type="dxa"/>
+              <w:bottom w:w="0" w:type="dxa"/>
+              <w:left w:w="0" w:type="dxa"/>
+              <w:right w:w="0" w:type="dxa"/>
+            </w:tcMar>
+            <w:vAlign w:val="top"/>
+          </w:tcPr>
+          <w:p>
+            <w:pPr>
+              <w:pStyle w:val="Normal"/>
+              <w:jc w:val="center"/>
+              <w:pBdr>
+                <w:bottom w:val="none" w:sz="0" w:space="0" w:color="000000"/>
+                <w:top w:val="none" w:sz="0" w:space="0" w:color="000000"/>
+                <w:left w:val="none" w:sz="0" w:space="0" w:color="000000"/>
+                <w:right w:val="none" w:sz="0" w:space="0" w:color="000000"/>
+              </w:pBdr>
+              <w:spacing w:after="100" w:before="100" w:line="240"/>
+              <w:ind w:left="100" w:right="100" w:firstLine="0" w:firstLineChars="0"/>
+              <w:rPr>
+                <w:rFonts w:ascii="Helvetica" w:hAnsi="Helvetica" w:eastAsia="Helvetica" w:cs="Helvetica"/>
+                <w:i w:val="false"/>
+                <w:b w:val="false"/>
+                <w:u w:val="none"/>
+                <w:sz w:val="22"/>
+                <w:szCs w:val="22"/>
+                <w:color w:val="000000"/>
+              </w:rPr>
+            </w:pPr>
+            <w:r>
+              <w:rPr>
+                <w:rFonts w:ascii="Helvetica" w:hAnsi="Helvetica" w:eastAsia="Helvetica" w:cs="Helvetica"/>
+                <w:i w:val="false"/>
+                <w:b w:val="false"/>
+                <w:u w:val="none"/>
+                <w:sz w:val="22"/>
+                <w:szCs w:val="22"/>
+                <w:color w:val="000000"/>
+              </w:rPr>
+              <w:t xml:space="preserve">0.006</w:t>
             </w:r>
           </w:p>
         </w:tc>
@@ -6899,113 +6899,113 @@
                 <w:szCs w:val="22"/>
                 <w:color w:val="000000"/>
               </w:rPr>
-              <w:t xml:space="preserve">0.35</w:t>
-            </w:r>
-          </w:p>
-        </w:tc>
-        <w:tc>
-          <w:tcPr>
-            <w:tcBorders>
-              <w:bottom w:val="none" w:sz="0" w:space="0" w:color="000000"/>
-              <w:top w:val="none" w:sz="0" w:space="0" w:color="000000"/>
-              <w:left w:val="none" w:sz="0" w:space="0" w:color="000000"/>
-              <w:right w:val="none" w:sz="0" w:space="0" w:color="000000"/>
-            </w:tcBorders>
-            <w:shd w:val="clear" w:color="auto" w:fill="FFFFFF"/>
-            <w:tcMar>
-              <w:top w:w="0" w:type="dxa"/>
-              <w:bottom w:w="0" w:type="dxa"/>
-              <w:left w:w="0" w:type="dxa"/>
-              <w:right w:w="0" w:type="dxa"/>
-            </w:tcMar>
-            <w:vAlign w:val="top"/>
-          </w:tcPr>
-          <w:p>
-            <w:pPr>
-              <w:pStyle w:val="Normal"/>
-              <w:jc w:val="center"/>
-              <w:pBdr>
-                <w:bottom w:val="none" w:sz="0" w:space="0" w:color="000000"/>
-                <w:top w:val="none" w:sz="0" w:space="0" w:color="000000"/>
-                <w:left w:val="none" w:sz="0" w:space="0" w:color="000000"/>
-                <w:right w:val="none" w:sz="0" w:space="0" w:color="000000"/>
-              </w:pBdr>
-              <w:spacing w:after="100" w:before="100" w:line="240"/>
-              <w:ind w:left="100" w:right="100" w:firstLine="0" w:firstLineChars="0"/>
-              <w:rPr>
-                <w:rFonts w:ascii="Helvetica" w:hAnsi="Helvetica" w:eastAsia="Helvetica" w:cs="Helvetica"/>
-                <w:i w:val="false"/>
-                <w:b w:val="false"/>
-                <w:u w:val="none"/>
-                <w:sz w:val="22"/>
-                <w:szCs w:val="22"/>
-                <w:color w:val="000000"/>
-              </w:rPr>
-            </w:pPr>
-            <w:r>
-              <w:rPr>
-                <w:rFonts w:ascii="Helvetica" w:hAnsi="Helvetica" w:eastAsia="Helvetica" w:cs="Helvetica"/>
-                <w:i w:val="false"/>
-                <w:b w:val="false"/>
-                <w:u w:val="none"/>
-                <w:sz w:val="22"/>
-                <w:szCs w:val="22"/>
-                <w:color w:val="000000"/>
-              </w:rPr>
-              <w:t xml:space="preserve">0.05, 2.62</w:t>
-            </w:r>
-          </w:p>
-        </w:tc>
-        <w:tc>
-          <w:tcPr>
-            <w:tcBorders>
-              <w:bottom w:val="none" w:sz="0" w:space="0" w:color="000000"/>
-              <w:top w:val="none" w:sz="0" w:space="0" w:color="000000"/>
-              <w:left w:val="none" w:sz="0" w:space="0" w:color="000000"/>
-              <w:right w:val="none" w:sz="0" w:space="0" w:color="000000"/>
-            </w:tcBorders>
-            <w:shd w:val="clear" w:color="auto" w:fill="FFFFFF"/>
-            <w:tcMar>
-              <w:top w:w="0" w:type="dxa"/>
-              <w:bottom w:w="0" w:type="dxa"/>
-              <w:left w:w="0" w:type="dxa"/>
-              <w:right w:w="0" w:type="dxa"/>
-            </w:tcMar>
-            <w:vAlign w:val="top"/>
-          </w:tcPr>
-          <w:p>
-            <w:pPr>
-              <w:pStyle w:val="Normal"/>
-              <w:jc w:val="center"/>
-              <w:pBdr>
-                <w:bottom w:val="none" w:sz="0" w:space="0" w:color="000000"/>
-                <w:top w:val="none" w:sz="0" w:space="0" w:color="000000"/>
-                <w:left w:val="none" w:sz="0" w:space="0" w:color="000000"/>
-                <w:right w:val="none" w:sz="0" w:space="0" w:color="000000"/>
-              </w:pBdr>
-              <w:spacing w:after="100" w:before="100" w:line="240"/>
-              <w:ind w:left="100" w:right="100" w:firstLine="0" w:firstLineChars="0"/>
-              <w:rPr>
-                <w:rFonts w:ascii="Helvetica" w:hAnsi="Helvetica" w:eastAsia="Helvetica" w:cs="Helvetica"/>
-                <w:i w:val="false"/>
-                <w:b w:val="false"/>
-                <w:u w:val="none"/>
-                <w:sz w:val="22"/>
-                <w:szCs w:val="22"/>
-                <w:color w:val="000000"/>
-              </w:rPr>
-            </w:pPr>
-            <w:r>
-              <w:rPr>
-                <w:rFonts w:ascii="Helvetica" w:hAnsi="Helvetica" w:eastAsia="Helvetica" w:cs="Helvetica"/>
-                <w:i w:val="false"/>
-                <w:b w:val="false"/>
-                <w:u w:val="none"/>
-                <w:sz w:val="22"/>
-                <w:szCs w:val="22"/>
-                <w:color w:val="000000"/>
-              </w:rPr>
-              <w:t xml:space="preserve">0.310</w:t>
+              <w:t xml:space="preserve">0.32</w:t>
+            </w:r>
+          </w:p>
+        </w:tc>
+        <w:tc>
+          <w:tcPr>
+            <w:tcBorders>
+              <w:bottom w:val="none" w:sz="0" w:space="0" w:color="000000"/>
+              <w:top w:val="none" w:sz="0" w:space="0" w:color="000000"/>
+              <w:left w:val="none" w:sz="0" w:space="0" w:color="000000"/>
+              <w:right w:val="none" w:sz="0" w:space="0" w:color="000000"/>
+            </w:tcBorders>
+            <w:shd w:val="clear" w:color="auto" w:fill="FFFFFF"/>
+            <w:tcMar>
+              <w:top w:w="0" w:type="dxa"/>
+              <w:bottom w:w="0" w:type="dxa"/>
+              <w:left w:w="0" w:type="dxa"/>
+              <w:right w:w="0" w:type="dxa"/>
+            </w:tcMar>
+            <w:vAlign w:val="top"/>
+          </w:tcPr>
+          <w:p>
+            <w:pPr>
+              <w:pStyle w:val="Normal"/>
+              <w:jc w:val="center"/>
+              <w:pBdr>
+                <w:bottom w:val="none" w:sz="0" w:space="0" w:color="000000"/>
+                <w:top w:val="none" w:sz="0" w:space="0" w:color="000000"/>
+                <w:left w:val="none" w:sz="0" w:space="0" w:color="000000"/>
+                <w:right w:val="none" w:sz="0" w:space="0" w:color="000000"/>
+              </w:pBdr>
+              <w:spacing w:after="100" w:before="100" w:line="240"/>
+              <w:ind w:left="100" w:right="100" w:firstLine="0" w:firstLineChars="0"/>
+              <w:rPr>
+                <w:rFonts w:ascii="Helvetica" w:hAnsi="Helvetica" w:eastAsia="Helvetica" w:cs="Helvetica"/>
+                <w:i w:val="false"/>
+                <w:b w:val="false"/>
+                <w:u w:val="none"/>
+                <w:sz w:val="22"/>
+                <w:szCs w:val="22"/>
+                <w:color w:val="000000"/>
+              </w:rPr>
+            </w:pPr>
+            <w:r>
+              <w:rPr>
+                <w:rFonts w:ascii="Helvetica" w:hAnsi="Helvetica" w:eastAsia="Helvetica" w:cs="Helvetica"/>
+                <w:i w:val="false"/>
+                <w:b w:val="false"/>
+                <w:u w:val="none"/>
+                <w:sz w:val="22"/>
+                <w:szCs w:val="22"/>
+                <w:color w:val="000000"/>
+              </w:rPr>
+              <w:t xml:space="preserve">0.04, 2.50</w:t>
+            </w:r>
+          </w:p>
+        </w:tc>
+        <w:tc>
+          <w:tcPr>
+            <w:tcBorders>
+              <w:bottom w:val="none" w:sz="0" w:space="0" w:color="000000"/>
+              <w:top w:val="none" w:sz="0" w:space="0" w:color="000000"/>
+              <w:left w:val="none" w:sz="0" w:space="0" w:color="000000"/>
+              <w:right w:val="none" w:sz="0" w:space="0" w:color="000000"/>
+            </w:tcBorders>
+            <w:shd w:val="clear" w:color="auto" w:fill="FFFFFF"/>
+            <w:tcMar>
+              <w:top w:w="0" w:type="dxa"/>
+              <w:bottom w:w="0" w:type="dxa"/>
+              <w:left w:w="0" w:type="dxa"/>
+              <w:right w:w="0" w:type="dxa"/>
+            </w:tcMar>
+            <w:vAlign w:val="top"/>
+          </w:tcPr>
+          <w:p>
+            <w:pPr>
+              <w:pStyle w:val="Normal"/>
+              <w:jc w:val="center"/>
+              <w:pBdr>
+                <w:bottom w:val="none" w:sz="0" w:space="0" w:color="000000"/>
+                <w:top w:val="none" w:sz="0" w:space="0" w:color="000000"/>
+                <w:left w:val="none" w:sz="0" w:space="0" w:color="000000"/>
+                <w:right w:val="none" w:sz="0" w:space="0" w:color="000000"/>
+              </w:pBdr>
+              <w:spacing w:after="100" w:before="100" w:line="240"/>
+              <w:ind w:left="100" w:right="100" w:firstLine="0" w:firstLineChars="0"/>
+              <w:rPr>
+                <w:rFonts w:ascii="Helvetica" w:hAnsi="Helvetica" w:eastAsia="Helvetica" w:cs="Helvetica"/>
+                <w:i w:val="false"/>
+                <w:b w:val="false"/>
+                <w:u w:val="none"/>
+                <w:sz w:val="22"/>
+                <w:szCs w:val="22"/>
+                <w:color w:val="000000"/>
+              </w:rPr>
+            </w:pPr>
+            <w:r>
+              <w:rPr>
+                <w:rFonts w:ascii="Helvetica" w:hAnsi="Helvetica" w:eastAsia="Helvetica" w:cs="Helvetica"/>
+                <w:i w:val="false"/>
+                <w:b w:val="false"/>
+                <w:u w:val="none"/>
+                <w:sz w:val="22"/>
+                <w:szCs w:val="22"/>
+                <w:color w:val="000000"/>
+              </w:rPr>
+              <w:t xml:space="preserve">0.280</w:t>
             </w:r>
           </w:p>
         </w:tc>
@@ -7865,113 +7865,113 @@
                 <w:szCs w:val="22"/>
                 <w:color w:val="000000"/>
               </w:rPr>
-              <w:t xml:space="preserve">3.61</w:t>
-            </w:r>
-          </w:p>
-        </w:tc>
-        <w:tc>
-          <w:tcPr>
-            <w:tcBorders>
-              <w:bottom w:val="none" w:sz="0" w:space="0" w:color="000000"/>
-              <w:top w:val="none" w:sz="0" w:space="0" w:color="000000"/>
-              <w:left w:val="none" w:sz="0" w:space="0" w:color="000000"/>
-              <w:right w:val="none" w:sz="0" w:space="0" w:color="000000"/>
-            </w:tcBorders>
-            <w:shd w:val="clear" w:color="auto" w:fill="FFFFFF"/>
-            <w:tcMar>
-              <w:top w:w="0" w:type="dxa"/>
-              <w:bottom w:w="0" w:type="dxa"/>
-              <w:left w:w="0" w:type="dxa"/>
-              <w:right w:w="0" w:type="dxa"/>
-            </w:tcMar>
-            <w:vAlign w:val="top"/>
-          </w:tcPr>
-          <w:p>
-            <w:pPr>
-              <w:pStyle w:val="Normal"/>
-              <w:jc w:val="center"/>
-              <w:pBdr>
-                <w:bottom w:val="none" w:sz="0" w:space="0" w:color="000000"/>
-                <w:top w:val="none" w:sz="0" w:space="0" w:color="000000"/>
-                <w:left w:val="none" w:sz="0" w:space="0" w:color="000000"/>
-                <w:right w:val="none" w:sz="0" w:space="0" w:color="000000"/>
-              </w:pBdr>
-              <w:spacing w:after="100" w:before="100" w:line="240"/>
-              <w:ind w:left="100" w:right="100" w:firstLine="0" w:firstLineChars="0"/>
-              <w:rPr>
-                <w:rFonts w:ascii="Helvetica" w:hAnsi="Helvetica" w:eastAsia="Helvetica" w:cs="Helvetica"/>
-                <w:i w:val="false"/>
-                <w:b w:val="false"/>
-                <w:u w:val="none"/>
-                <w:sz w:val="22"/>
-                <w:szCs w:val="22"/>
-                <w:color w:val="000000"/>
-              </w:rPr>
-            </w:pPr>
-            <w:r>
-              <w:rPr>
-                <w:rFonts w:ascii="Helvetica" w:hAnsi="Helvetica" w:eastAsia="Helvetica" w:cs="Helvetica"/>
-                <w:i w:val="false"/>
-                <w:b w:val="false"/>
-                <w:u w:val="none"/>
-                <w:sz w:val="22"/>
-                <w:szCs w:val="22"/>
-                <w:color w:val="000000"/>
-              </w:rPr>
-              <w:t xml:space="preserve">0.17, 75.6</w:t>
-            </w:r>
-          </w:p>
-        </w:tc>
-        <w:tc>
-          <w:tcPr>
-            <w:tcBorders>
-              <w:bottom w:val="none" w:sz="0" w:space="0" w:color="000000"/>
-              <w:top w:val="none" w:sz="0" w:space="0" w:color="000000"/>
-              <w:left w:val="none" w:sz="0" w:space="0" w:color="000000"/>
-              <w:right w:val="none" w:sz="0" w:space="0" w:color="000000"/>
-            </w:tcBorders>
-            <w:shd w:val="clear" w:color="auto" w:fill="FFFFFF"/>
-            <w:tcMar>
-              <w:top w:w="0" w:type="dxa"/>
-              <w:bottom w:w="0" w:type="dxa"/>
-              <w:left w:w="0" w:type="dxa"/>
-              <w:right w:w="0" w:type="dxa"/>
-            </w:tcMar>
-            <w:vAlign w:val="top"/>
-          </w:tcPr>
-          <w:p>
-            <w:pPr>
-              <w:pStyle w:val="Normal"/>
-              <w:jc w:val="center"/>
-              <w:pBdr>
-                <w:bottom w:val="none" w:sz="0" w:space="0" w:color="000000"/>
-                <w:top w:val="none" w:sz="0" w:space="0" w:color="000000"/>
-                <w:left w:val="none" w:sz="0" w:space="0" w:color="000000"/>
-                <w:right w:val="none" w:sz="0" w:space="0" w:color="000000"/>
-              </w:pBdr>
-              <w:spacing w:after="100" w:before="100" w:line="240"/>
-              <w:ind w:left="100" w:right="100" w:firstLine="0" w:firstLineChars="0"/>
-              <w:rPr>
-                <w:rFonts w:ascii="Helvetica" w:hAnsi="Helvetica" w:eastAsia="Helvetica" w:cs="Helvetica"/>
-                <w:i w:val="false"/>
-                <w:b w:val="false"/>
-                <w:u w:val="none"/>
-                <w:sz w:val="22"/>
-                <w:szCs w:val="22"/>
-                <w:color w:val="000000"/>
-              </w:rPr>
-            </w:pPr>
-            <w:r>
-              <w:rPr>
-                <w:rFonts w:ascii="Helvetica" w:hAnsi="Helvetica" w:eastAsia="Helvetica" w:cs="Helvetica"/>
-                <w:i w:val="false"/>
-                <w:b w:val="false"/>
-                <w:u w:val="none"/>
-                <w:sz w:val="22"/>
-                <w:szCs w:val="22"/>
-                <w:color w:val="000000"/>
-              </w:rPr>
-              <w:t xml:space="preserve">0.410</w:t>
+              <w:t xml:space="preserve">3.88</w:t>
+            </w:r>
+          </w:p>
+        </w:tc>
+        <w:tc>
+          <w:tcPr>
+            <w:tcBorders>
+              <w:bottom w:val="none" w:sz="0" w:space="0" w:color="000000"/>
+              <w:top w:val="none" w:sz="0" w:space="0" w:color="000000"/>
+              <w:left w:val="none" w:sz="0" w:space="0" w:color="000000"/>
+              <w:right w:val="none" w:sz="0" w:space="0" w:color="000000"/>
+            </w:tcBorders>
+            <w:shd w:val="clear" w:color="auto" w:fill="FFFFFF"/>
+            <w:tcMar>
+              <w:top w:w="0" w:type="dxa"/>
+              <w:bottom w:w="0" w:type="dxa"/>
+              <w:left w:w="0" w:type="dxa"/>
+              <w:right w:w="0" w:type="dxa"/>
+            </w:tcMar>
+            <w:vAlign w:val="top"/>
+          </w:tcPr>
+          <w:p>
+            <w:pPr>
+              <w:pStyle w:val="Normal"/>
+              <w:jc w:val="center"/>
+              <w:pBdr>
+                <w:bottom w:val="none" w:sz="0" w:space="0" w:color="000000"/>
+                <w:top w:val="none" w:sz="0" w:space="0" w:color="000000"/>
+                <w:left w:val="none" w:sz="0" w:space="0" w:color="000000"/>
+                <w:right w:val="none" w:sz="0" w:space="0" w:color="000000"/>
+              </w:pBdr>
+              <w:spacing w:after="100" w:before="100" w:line="240"/>
+              <w:ind w:left="100" w:right="100" w:firstLine="0" w:firstLineChars="0"/>
+              <w:rPr>
+                <w:rFonts w:ascii="Helvetica" w:hAnsi="Helvetica" w:eastAsia="Helvetica" w:cs="Helvetica"/>
+                <w:i w:val="false"/>
+                <w:b w:val="false"/>
+                <w:u w:val="none"/>
+                <w:sz w:val="22"/>
+                <w:szCs w:val="22"/>
+                <w:color w:val="000000"/>
+              </w:rPr>
+            </w:pPr>
+            <w:r>
+              <w:rPr>
+                <w:rFonts w:ascii="Helvetica" w:hAnsi="Helvetica" w:eastAsia="Helvetica" w:cs="Helvetica"/>
+                <w:i w:val="false"/>
+                <w:b w:val="false"/>
+                <w:u w:val="none"/>
+                <w:sz w:val="22"/>
+                <w:szCs w:val="22"/>
+                <w:color w:val="000000"/>
+              </w:rPr>
+              <w:t xml:space="preserve">0.19, 78.3</w:t>
+            </w:r>
+          </w:p>
+        </w:tc>
+        <w:tc>
+          <w:tcPr>
+            <w:tcBorders>
+              <w:bottom w:val="none" w:sz="0" w:space="0" w:color="000000"/>
+              <w:top w:val="none" w:sz="0" w:space="0" w:color="000000"/>
+              <w:left w:val="none" w:sz="0" w:space="0" w:color="000000"/>
+              <w:right w:val="none" w:sz="0" w:space="0" w:color="000000"/>
+            </w:tcBorders>
+            <w:shd w:val="clear" w:color="auto" w:fill="FFFFFF"/>
+            <w:tcMar>
+              <w:top w:w="0" w:type="dxa"/>
+              <w:bottom w:w="0" w:type="dxa"/>
+              <w:left w:w="0" w:type="dxa"/>
+              <w:right w:w="0" w:type="dxa"/>
+            </w:tcMar>
+            <w:vAlign w:val="top"/>
+          </w:tcPr>
+          <w:p>
+            <w:pPr>
+              <w:pStyle w:val="Normal"/>
+              <w:jc w:val="center"/>
+              <w:pBdr>
+                <w:bottom w:val="none" w:sz="0" w:space="0" w:color="000000"/>
+                <w:top w:val="none" w:sz="0" w:space="0" w:color="000000"/>
+                <w:left w:val="none" w:sz="0" w:space="0" w:color="000000"/>
+                <w:right w:val="none" w:sz="0" w:space="0" w:color="000000"/>
+              </w:pBdr>
+              <w:spacing w:after="100" w:before="100" w:line="240"/>
+              <w:ind w:left="100" w:right="100" w:firstLine="0" w:firstLineChars="0"/>
+              <w:rPr>
+                <w:rFonts w:ascii="Helvetica" w:hAnsi="Helvetica" w:eastAsia="Helvetica" w:cs="Helvetica"/>
+                <w:i w:val="false"/>
+                <w:b w:val="false"/>
+                <w:u w:val="none"/>
+                <w:sz w:val="22"/>
+                <w:szCs w:val="22"/>
+                <w:color w:val="000000"/>
+              </w:rPr>
+            </w:pPr>
+            <w:r>
+              <w:rPr>
+                <w:rFonts w:ascii="Helvetica" w:hAnsi="Helvetica" w:eastAsia="Helvetica" w:cs="Helvetica"/>
+                <w:i w:val="false"/>
+                <w:b w:val="false"/>
+                <w:u w:val="none"/>
+                <w:sz w:val="22"/>
+                <w:szCs w:val="22"/>
+                <w:color w:val="000000"/>
+              </w:rPr>
+              <w:t xml:space="preserve">0.380</w:t>
             </w:r>
           </w:p>
         </w:tc>
@@ -8348,113 +8348,113 @@
                 <w:szCs w:val="22"/>
                 <w:color w:val="000000"/>
               </w:rPr>
-              <w:t xml:space="preserve">0.20</w:t>
-            </w:r>
-          </w:p>
-        </w:tc>
-        <w:tc>
-          <w:tcPr>
-            <w:tcBorders>
-              <w:bottom w:val="none" w:sz="0" w:space="0" w:color="000000"/>
-              <w:top w:val="none" w:sz="0" w:space="0" w:color="000000"/>
-              <w:left w:val="none" w:sz="0" w:space="0" w:color="000000"/>
-              <w:right w:val="none" w:sz="0" w:space="0" w:color="000000"/>
-            </w:tcBorders>
-            <w:shd w:val="clear" w:color="auto" w:fill="FFFFFF"/>
-            <w:tcMar>
-              <w:top w:w="0" w:type="dxa"/>
-              <w:bottom w:w="0" w:type="dxa"/>
-              <w:left w:w="0" w:type="dxa"/>
-              <w:right w:w="0" w:type="dxa"/>
-            </w:tcMar>
-            <w:vAlign w:val="top"/>
-          </w:tcPr>
-          <w:p>
-            <w:pPr>
-              <w:pStyle w:val="Normal"/>
-              <w:jc w:val="center"/>
-              <w:pBdr>
-                <w:bottom w:val="none" w:sz="0" w:space="0" w:color="000000"/>
-                <w:top w:val="none" w:sz="0" w:space="0" w:color="000000"/>
-                <w:left w:val="none" w:sz="0" w:space="0" w:color="000000"/>
-                <w:right w:val="none" w:sz="0" w:space="0" w:color="000000"/>
-              </w:pBdr>
-              <w:spacing w:after="100" w:before="100" w:line="240"/>
-              <w:ind w:left="100" w:right="100" w:firstLine="0" w:firstLineChars="0"/>
-              <w:rPr>
-                <w:rFonts w:ascii="Helvetica" w:hAnsi="Helvetica" w:eastAsia="Helvetica" w:cs="Helvetica"/>
-                <w:i w:val="false"/>
-                <w:b w:val="false"/>
-                <w:u w:val="none"/>
-                <w:sz w:val="22"/>
-                <w:szCs w:val="22"/>
-                <w:color w:val="000000"/>
-              </w:rPr>
-            </w:pPr>
-            <w:r>
-              <w:rPr>
-                <w:rFonts w:ascii="Helvetica" w:hAnsi="Helvetica" w:eastAsia="Helvetica" w:cs="Helvetica"/>
-                <w:i w:val="false"/>
-                <w:b w:val="false"/>
-                <w:u w:val="none"/>
-                <w:sz w:val="22"/>
-                <w:szCs w:val="22"/>
-                <w:color w:val="000000"/>
-              </w:rPr>
-              <w:t xml:space="preserve">0.02, 1.93</w:t>
-            </w:r>
-          </w:p>
-        </w:tc>
-        <w:tc>
-          <w:tcPr>
-            <w:tcBorders>
-              <w:bottom w:val="none" w:sz="0" w:space="0" w:color="000000"/>
-              <w:top w:val="none" w:sz="0" w:space="0" w:color="000000"/>
-              <w:left w:val="none" w:sz="0" w:space="0" w:color="000000"/>
-              <w:right w:val="none" w:sz="0" w:space="0" w:color="000000"/>
-            </w:tcBorders>
-            <w:shd w:val="clear" w:color="auto" w:fill="FFFFFF"/>
-            <w:tcMar>
-              <w:top w:w="0" w:type="dxa"/>
-              <w:bottom w:w="0" w:type="dxa"/>
-              <w:left w:w="0" w:type="dxa"/>
-              <w:right w:w="0" w:type="dxa"/>
-            </w:tcMar>
-            <w:vAlign w:val="top"/>
-          </w:tcPr>
-          <w:p>
-            <w:pPr>
-              <w:pStyle w:val="Normal"/>
-              <w:jc w:val="center"/>
-              <w:pBdr>
-                <w:bottom w:val="none" w:sz="0" w:space="0" w:color="000000"/>
-                <w:top w:val="none" w:sz="0" w:space="0" w:color="000000"/>
-                <w:left w:val="none" w:sz="0" w:space="0" w:color="000000"/>
-                <w:right w:val="none" w:sz="0" w:space="0" w:color="000000"/>
-              </w:pBdr>
-              <w:spacing w:after="100" w:before="100" w:line="240"/>
-              <w:ind w:left="100" w:right="100" w:firstLine="0" w:firstLineChars="0"/>
-              <w:rPr>
-                <w:rFonts w:ascii="Helvetica" w:hAnsi="Helvetica" w:eastAsia="Helvetica" w:cs="Helvetica"/>
-                <w:i w:val="false"/>
-                <w:b w:val="false"/>
-                <w:u w:val="none"/>
-                <w:sz w:val="22"/>
-                <w:szCs w:val="22"/>
-                <w:color w:val="000000"/>
-              </w:rPr>
-            </w:pPr>
-            <w:r>
-              <w:rPr>
-                <w:rFonts w:ascii="Helvetica" w:hAnsi="Helvetica" w:eastAsia="Helvetica" w:cs="Helvetica"/>
-                <w:i w:val="false"/>
-                <w:b w:val="false"/>
-                <w:u w:val="none"/>
-                <w:sz w:val="22"/>
-                <w:szCs w:val="22"/>
-                <w:color w:val="000000"/>
-              </w:rPr>
-              <w:t xml:space="preserve">0.170</w:t>
+              <w:t xml:space="preserve">0.19</w:t>
+            </w:r>
+          </w:p>
+        </w:tc>
+        <w:tc>
+          <w:tcPr>
+            <w:tcBorders>
+              <w:bottom w:val="none" w:sz="0" w:space="0" w:color="000000"/>
+              <w:top w:val="none" w:sz="0" w:space="0" w:color="000000"/>
+              <w:left w:val="none" w:sz="0" w:space="0" w:color="000000"/>
+              <w:right w:val="none" w:sz="0" w:space="0" w:color="000000"/>
+            </w:tcBorders>
+            <w:shd w:val="clear" w:color="auto" w:fill="FFFFFF"/>
+            <w:tcMar>
+              <w:top w:w="0" w:type="dxa"/>
+              <w:bottom w:w="0" w:type="dxa"/>
+              <w:left w:w="0" w:type="dxa"/>
+              <w:right w:w="0" w:type="dxa"/>
+            </w:tcMar>
+            <w:vAlign w:val="top"/>
+          </w:tcPr>
+          <w:p>
+            <w:pPr>
+              <w:pStyle w:val="Normal"/>
+              <w:jc w:val="center"/>
+              <w:pBdr>
+                <w:bottom w:val="none" w:sz="0" w:space="0" w:color="000000"/>
+                <w:top w:val="none" w:sz="0" w:space="0" w:color="000000"/>
+                <w:left w:val="none" w:sz="0" w:space="0" w:color="000000"/>
+                <w:right w:val="none" w:sz="0" w:space="0" w:color="000000"/>
+              </w:pBdr>
+              <w:spacing w:after="100" w:before="100" w:line="240"/>
+              <w:ind w:left="100" w:right="100" w:firstLine="0" w:firstLineChars="0"/>
+              <w:rPr>
+                <w:rFonts w:ascii="Helvetica" w:hAnsi="Helvetica" w:eastAsia="Helvetica" w:cs="Helvetica"/>
+                <w:i w:val="false"/>
+                <w:b w:val="false"/>
+                <w:u w:val="none"/>
+                <w:sz w:val="22"/>
+                <w:szCs w:val="22"/>
+                <w:color w:val="000000"/>
+              </w:rPr>
+            </w:pPr>
+            <w:r>
+              <w:rPr>
+                <w:rFonts w:ascii="Helvetica" w:hAnsi="Helvetica" w:eastAsia="Helvetica" w:cs="Helvetica"/>
+                <w:i w:val="false"/>
+                <w:b w:val="false"/>
+                <w:u w:val="none"/>
+                <w:sz w:val="22"/>
+                <w:szCs w:val="22"/>
+                <w:color w:val="000000"/>
+              </w:rPr>
+              <w:t xml:space="preserve">0.02, 1.83</w:t>
+            </w:r>
+          </w:p>
+        </w:tc>
+        <w:tc>
+          <w:tcPr>
+            <w:tcBorders>
+              <w:bottom w:val="none" w:sz="0" w:space="0" w:color="000000"/>
+              <w:top w:val="none" w:sz="0" w:space="0" w:color="000000"/>
+              <w:left w:val="none" w:sz="0" w:space="0" w:color="000000"/>
+              <w:right w:val="none" w:sz="0" w:space="0" w:color="000000"/>
+            </w:tcBorders>
+            <w:shd w:val="clear" w:color="auto" w:fill="FFFFFF"/>
+            <w:tcMar>
+              <w:top w:w="0" w:type="dxa"/>
+              <w:bottom w:w="0" w:type="dxa"/>
+              <w:left w:w="0" w:type="dxa"/>
+              <w:right w:w="0" w:type="dxa"/>
+            </w:tcMar>
+            <w:vAlign w:val="top"/>
+          </w:tcPr>
+          <w:p>
+            <w:pPr>
+              <w:pStyle w:val="Normal"/>
+              <w:jc w:val="center"/>
+              <w:pBdr>
+                <w:bottom w:val="none" w:sz="0" w:space="0" w:color="000000"/>
+                <w:top w:val="none" w:sz="0" w:space="0" w:color="000000"/>
+                <w:left w:val="none" w:sz="0" w:space="0" w:color="000000"/>
+                <w:right w:val="none" w:sz="0" w:space="0" w:color="000000"/>
+              </w:pBdr>
+              <w:spacing w:after="100" w:before="100" w:line="240"/>
+              <w:ind w:left="100" w:right="100" w:firstLine="0" w:firstLineChars="0"/>
+              <w:rPr>
+                <w:rFonts w:ascii="Helvetica" w:hAnsi="Helvetica" w:eastAsia="Helvetica" w:cs="Helvetica"/>
+                <w:i w:val="false"/>
+                <w:b w:val="false"/>
+                <w:u w:val="none"/>
+                <w:sz w:val="22"/>
+                <w:szCs w:val="22"/>
+                <w:color w:val="000000"/>
+              </w:rPr>
+            </w:pPr>
+            <w:r>
+              <w:rPr>
+                <w:rFonts w:ascii="Helvetica" w:hAnsi="Helvetica" w:eastAsia="Helvetica" w:cs="Helvetica"/>
+                <w:i w:val="false"/>
+                <w:b w:val="false"/>
+                <w:u w:val="none"/>
+                <w:sz w:val="22"/>
+                <w:szCs w:val="22"/>
+                <w:color w:val="000000"/>
+              </w:rPr>
+              <w:t xml:space="preserve">0.150</w:t>
             </w:r>
           </w:p>
         </w:tc>
@@ -8831,113 +8831,113 @@
                 <w:szCs w:val="22"/>
                 <w:color w:val="000000"/>
               </w:rPr>
-              <w:t xml:space="preserve">160</w:t>
-            </w:r>
-          </w:p>
-        </w:tc>
-        <w:tc>
-          <w:tcPr>
-            <w:tcBorders>
-              <w:bottom w:val="none" w:sz="0" w:space="0" w:color="000000"/>
-              <w:top w:val="none" w:sz="0" w:space="0" w:color="000000"/>
-              <w:left w:val="none" w:sz="0" w:space="0" w:color="000000"/>
-              <w:right w:val="none" w:sz="0" w:space="0" w:color="000000"/>
-            </w:tcBorders>
-            <w:shd w:val="clear" w:color="auto" w:fill="FFFFFF"/>
-            <w:tcMar>
-              <w:top w:w="0" w:type="dxa"/>
-              <w:bottom w:w="0" w:type="dxa"/>
-              <w:left w:w="0" w:type="dxa"/>
-              <w:right w:w="0" w:type="dxa"/>
-            </w:tcMar>
-            <w:vAlign w:val="top"/>
-          </w:tcPr>
-          <w:p>
-            <w:pPr>
-              <w:pStyle w:val="Normal"/>
-              <w:jc w:val="center"/>
-              <w:pBdr>
-                <w:bottom w:val="none" w:sz="0" w:space="0" w:color="000000"/>
-                <w:top w:val="none" w:sz="0" w:space="0" w:color="000000"/>
-                <w:left w:val="none" w:sz="0" w:space="0" w:color="000000"/>
-                <w:right w:val="none" w:sz="0" w:space="0" w:color="000000"/>
-              </w:pBdr>
-              <w:spacing w:after="100" w:before="100" w:line="240"/>
-              <w:ind w:left="100" w:right="100" w:firstLine="0" w:firstLineChars="0"/>
-              <w:rPr>
-                <w:rFonts w:ascii="Helvetica" w:hAnsi="Helvetica" w:eastAsia="Helvetica" w:cs="Helvetica"/>
-                <w:i w:val="false"/>
-                <w:b w:val="false"/>
-                <w:u w:val="none"/>
-                <w:sz w:val="22"/>
-                <w:szCs w:val="22"/>
-                <w:color w:val="000000"/>
-              </w:rPr>
-            </w:pPr>
-            <w:r>
-              <w:rPr>
-                <w:rFonts w:ascii="Helvetica" w:hAnsi="Helvetica" w:eastAsia="Helvetica" w:cs="Helvetica"/>
-                <w:i w:val="false"/>
-                <w:b w:val="false"/>
-                <w:u w:val="none"/>
-                <w:sz w:val="22"/>
-                <w:szCs w:val="22"/>
-                <w:color w:val="000000"/>
-              </w:rPr>
-              <w:t xml:space="preserve">5.32, 4,802</w:t>
-            </w:r>
-          </w:p>
-        </w:tc>
-        <w:tc>
-          <w:tcPr>
-            <w:tcBorders>
-              <w:bottom w:val="none" w:sz="0" w:space="0" w:color="000000"/>
-              <w:top w:val="none" w:sz="0" w:space="0" w:color="000000"/>
-              <w:left w:val="none" w:sz="0" w:space="0" w:color="000000"/>
-              <w:right w:val="none" w:sz="0" w:space="0" w:color="000000"/>
-            </w:tcBorders>
-            <w:shd w:val="clear" w:color="auto" w:fill="FFFFFF"/>
-            <w:tcMar>
-              <w:top w:w="0" w:type="dxa"/>
-              <w:bottom w:w="0" w:type="dxa"/>
-              <w:left w:w="0" w:type="dxa"/>
-              <w:right w:w="0" w:type="dxa"/>
-            </w:tcMar>
-            <w:vAlign w:val="top"/>
-          </w:tcPr>
-          <w:p>
-            <w:pPr>
-              <w:pStyle w:val="Normal"/>
-              <w:jc w:val="center"/>
-              <w:pBdr>
-                <w:bottom w:val="none" w:sz="0" w:space="0" w:color="000000"/>
-                <w:top w:val="none" w:sz="0" w:space="0" w:color="000000"/>
-                <w:left w:val="none" w:sz="0" w:space="0" w:color="000000"/>
-                <w:right w:val="none" w:sz="0" w:space="0" w:color="000000"/>
-              </w:pBdr>
-              <w:spacing w:after="100" w:before="100" w:line="240"/>
-              <w:ind w:left="100" w:right="100" w:firstLine="0" w:firstLineChars="0"/>
-              <w:rPr>
-                <w:rFonts w:ascii="Helvetica" w:hAnsi="Helvetica" w:eastAsia="Helvetica" w:cs="Helvetica"/>
-                <w:i w:val="false"/>
-                <w:b w:val="false"/>
-                <w:u w:val="none"/>
-                <w:sz w:val="22"/>
-                <w:szCs w:val="22"/>
-                <w:color w:val="000000"/>
-              </w:rPr>
-            </w:pPr>
-            <w:r>
-              <w:rPr>
-                <w:rFonts w:ascii="Helvetica" w:hAnsi="Helvetica" w:eastAsia="Helvetica" w:cs="Helvetica"/>
-                <w:i w:val="false"/>
-                <w:b w:val="false"/>
-                <w:u w:val="none"/>
-                <w:sz w:val="22"/>
-                <w:szCs w:val="22"/>
-                <w:color w:val="000000"/>
-              </w:rPr>
-              <w:t xml:space="preserve">0.004</w:t>
+              <w:t xml:space="preserve">181</w:t>
+            </w:r>
+          </w:p>
+        </w:tc>
+        <w:tc>
+          <w:tcPr>
+            <w:tcBorders>
+              <w:bottom w:val="none" w:sz="0" w:space="0" w:color="000000"/>
+              <w:top w:val="none" w:sz="0" w:space="0" w:color="000000"/>
+              <w:left w:val="none" w:sz="0" w:space="0" w:color="000000"/>
+              <w:right w:val="none" w:sz="0" w:space="0" w:color="000000"/>
+            </w:tcBorders>
+            <w:shd w:val="clear" w:color="auto" w:fill="FFFFFF"/>
+            <w:tcMar>
+              <w:top w:w="0" w:type="dxa"/>
+              <w:bottom w:w="0" w:type="dxa"/>
+              <w:left w:w="0" w:type="dxa"/>
+              <w:right w:w="0" w:type="dxa"/>
+            </w:tcMar>
+            <w:vAlign w:val="top"/>
+          </w:tcPr>
+          <w:p>
+            <w:pPr>
+              <w:pStyle w:val="Normal"/>
+              <w:jc w:val="center"/>
+              <w:pBdr>
+                <w:bottom w:val="none" w:sz="0" w:space="0" w:color="000000"/>
+                <w:top w:val="none" w:sz="0" w:space="0" w:color="000000"/>
+                <w:left w:val="none" w:sz="0" w:space="0" w:color="000000"/>
+                <w:right w:val="none" w:sz="0" w:space="0" w:color="000000"/>
+              </w:pBdr>
+              <w:spacing w:after="100" w:before="100" w:line="240"/>
+              <w:ind w:left="100" w:right="100" w:firstLine="0" w:firstLineChars="0"/>
+              <w:rPr>
+                <w:rFonts w:ascii="Helvetica" w:hAnsi="Helvetica" w:eastAsia="Helvetica" w:cs="Helvetica"/>
+                <w:i w:val="false"/>
+                <w:b w:val="false"/>
+                <w:u w:val="none"/>
+                <w:sz w:val="22"/>
+                <w:szCs w:val="22"/>
+                <w:color w:val="000000"/>
+              </w:rPr>
+            </w:pPr>
+            <w:r>
+              <w:rPr>
+                <w:rFonts w:ascii="Helvetica" w:hAnsi="Helvetica" w:eastAsia="Helvetica" w:cs="Helvetica"/>
+                <w:i w:val="false"/>
+                <w:b w:val="false"/>
+                <w:u w:val="none"/>
+                <w:sz w:val="22"/>
+                <w:szCs w:val="22"/>
+                <w:color w:val="000000"/>
+              </w:rPr>
+              <w:t xml:space="preserve">6.19, 5,268</w:t>
+            </w:r>
+          </w:p>
+        </w:tc>
+        <w:tc>
+          <w:tcPr>
+            <w:tcBorders>
+              <w:bottom w:val="none" w:sz="0" w:space="0" w:color="000000"/>
+              <w:top w:val="none" w:sz="0" w:space="0" w:color="000000"/>
+              <w:left w:val="none" w:sz="0" w:space="0" w:color="000000"/>
+              <w:right w:val="none" w:sz="0" w:space="0" w:color="000000"/>
+            </w:tcBorders>
+            <w:shd w:val="clear" w:color="auto" w:fill="FFFFFF"/>
+            <w:tcMar>
+              <w:top w:w="0" w:type="dxa"/>
+              <w:bottom w:w="0" w:type="dxa"/>
+              <w:left w:w="0" w:type="dxa"/>
+              <w:right w:w="0" w:type="dxa"/>
+            </w:tcMar>
+            <w:vAlign w:val="top"/>
+          </w:tcPr>
+          <w:p>
+            <w:pPr>
+              <w:pStyle w:val="Normal"/>
+              <w:jc w:val="center"/>
+              <w:pBdr>
+                <w:bottom w:val="none" w:sz="0" w:space="0" w:color="000000"/>
+                <w:top w:val="none" w:sz="0" w:space="0" w:color="000000"/>
+                <w:left w:val="none" w:sz="0" w:space="0" w:color="000000"/>
+                <w:right w:val="none" w:sz="0" w:space="0" w:color="000000"/>
+              </w:pBdr>
+              <w:spacing w:after="100" w:before="100" w:line="240"/>
+              <w:ind w:left="100" w:right="100" w:firstLine="0" w:firstLineChars="0"/>
+              <w:rPr>
+                <w:rFonts w:ascii="Helvetica" w:hAnsi="Helvetica" w:eastAsia="Helvetica" w:cs="Helvetica"/>
+                <w:i w:val="false"/>
+                <w:b w:val="false"/>
+                <w:u w:val="none"/>
+                <w:sz w:val="22"/>
+                <w:szCs w:val="22"/>
+                <w:color w:val="000000"/>
+              </w:rPr>
+            </w:pPr>
+            <w:r>
+              <w:rPr>
+                <w:rFonts w:ascii="Helvetica" w:hAnsi="Helvetica" w:eastAsia="Helvetica" w:cs="Helvetica"/>
+                <w:i w:val="false"/>
+                <w:b w:val="false"/>
+                <w:u w:val="none"/>
+                <w:sz w:val="22"/>
+                <w:szCs w:val="22"/>
+                <w:color w:val="000000"/>
+              </w:rPr>
+              <w:t xml:space="preserve">0.003</w:t>
             </w:r>
           </w:p>
         </w:tc>
@@ -10333,7 +10333,7 @@
                 <w:szCs w:val="22"/>
                 <w:color w:val="000000"/>
               </w:rPr>
-              <w:t xml:space="preserve">0.00, 0.20</w:t>
+              <w:t xml:space="preserve">0.00, 0.19</w:t>
             </w:r>
           </w:p>
         </w:tc>
@@ -10763,113 +10763,113 @@
                 <w:szCs w:val="22"/>
                 <w:color w:val="000000"/>
               </w:rPr>
-              <w:t xml:space="preserve">2.62</w:t>
-            </w:r>
-          </w:p>
-        </w:tc>
-        <w:tc>
-          <w:tcPr>
-            <w:tcBorders>
-              <w:bottom w:val="none" w:sz="0" w:space="0" w:color="000000"/>
-              <w:top w:val="none" w:sz="0" w:space="0" w:color="000000"/>
-              <w:left w:val="none" w:sz="0" w:space="0" w:color="000000"/>
-              <w:right w:val="none" w:sz="0" w:space="0" w:color="000000"/>
-            </w:tcBorders>
-            <w:shd w:val="clear" w:color="auto" w:fill="FFFFFF"/>
-            <w:tcMar>
-              <w:top w:w="0" w:type="dxa"/>
-              <w:bottom w:w="0" w:type="dxa"/>
-              <w:left w:w="0" w:type="dxa"/>
-              <w:right w:w="0" w:type="dxa"/>
-            </w:tcMar>
-            <w:vAlign w:val="top"/>
-          </w:tcPr>
-          <w:p>
-            <w:pPr>
-              <w:pStyle w:val="Normal"/>
-              <w:jc w:val="center"/>
-              <w:pBdr>
-                <w:bottom w:val="none" w:sz="0" w:space="0" w:color="000000"/>
-                <w:top w:val="none" w:sz="0" w:space="0" w:color="000000"/>
-                <w:left w:val="none" w:sz="0" w:space="0" w:color="000000"/>
-                <w:right w:val="none" w:sz="0" w:space="0" w:color="000000"/>
-              </w:pBdr>
-              <w:spacing w:after="100" w:before="100" w:line="240"/>
-              <w:ind w:left="100" w:right="100" w:firstLine="0" w:firstLineChars="0"/>
-              <w:rPr>
-                <w:rFonts w:ascii="Helvetica" w:hAnsi="Helvetica" w:eastAsia="Helvetica" w:cs="Helvetica"/>
-                <w:i w:val="false"/>
-                <w:b w:val="false"/>
-                <w:u w:val="none"/>
-                <w:sz w:val="22"/>
-                <w:szCs w:val="22"/>
-                <w:color w:val="000000"/>
-              </w:rPr>
-            </w:pPr>
-            <w:r>
-              <w:rPr>
-                <w:rFonts w:ascii="Helvetica" w:hAnsi="Helvetica" w:eastAsia="Helvetica" w:cs="Helvetica"/>
-                <w:i w:val="false"/>
-                <w:b w:val="false"/>
-                <w:u w:val="none"/>
-                <w:sz w:val="22"/>
-                <w:szCs w:val="22"/>
-                <w:color w:val="000000"/>
-              </w:rPr>
-              <w:t xml:space="preserve">0.37, 18.6</w:t>
-            </w:r>
-          </w:p>
-        </w:tc>
-        <w:tc>
-          <w:tcPr>
-            <w:tcBorders>
-              <w:bottom w:val="none" w:sz="0" w:space="0" w:color="000000"/>
-              <w:top w:val="none" w:sz="0" w:space="0" w:color="000000"/>
-              <w:left w:val="none" w:sz="0" w:space="0" w:color="000000"/>
-              <w:right w:val="none" w:sz="0" w:space="0" w:color="000000"/>
-            </w:tcBorders>
-            <w:shd w:val="clear" w:color="auto" w:fill="FFFFFF"/>
-            <w:tcMar>
-              <w:top w:w="0" w:type="dxa"/>
-              <w:bottom w:w="0" w:type="dxa"/>
-              <w:left w:w="0" w:type="dxa"/>
-              <w:right w:w="0" w:type="dxa"/>
-            </w:tcMar>
-            <w:vAlign w:val="top"/>
-          </w:tcPr>
-          <w:p>
-            <w:pPr>
-              <w:pStyle w:val="Normal"/>
-              <w:jc w:val="center"/>
-              <w:pBdr>
-                <w:bottom w:val="none" w:sz="0" w:space="0" w:color="000000"/>
-                <w:top w:val="none" w:sz="0" w:space="0" w:color="000000"/>
-                <w:left w:val="none" w:sz="0" w:space="0" w:color="000000"/>
-                <w:right w:val="none" w:sz="0" w:space="0" w:color="000000"/>
-              </w:pBdr>
-              <w:spacing w:after="100" w:before="100" w:line="240"/>
-              <w:ind w:left="100" w:right="100" w:firstLine="0" w:firstLineChars="0"/>
-              <w:rPr>
-                <w:rFonts w:ascii="Helvetica" w:hAnsi="Helvetica" w:eastAsia="Helvetica" w:cs="Helvetica"/>
-                <w:i w:val="false"/>
-                <w:b w:val="false"/>
-                <w:u w:val="none"/>
-                <w:sz w:val="22"/>
-                <w:szCs w:val="22"/>
-                <w:color w:val="000000"/>
-              </w:rPr>
-            </w:pPr>
-            <w:r>
-              <w:rPr>
-                <w:rFonts w:ascii="Helvetica" w:hAnsi="Helvetica" w:eastAsia="Helvetica" w:cs="Helvetica"/>
-                <w:i w:val="false"/>
-                <w:b w:val="false"/>
-                <w:u w:val="none"/>
-                <w:sz w:val="22"/>
-                <w:szCs w:val="22"/>
-                <w:color w:val="000000"/>
-              </w:rPr>
-              <w:t xml:space="preserve">0.340</w:t>
+              <w:t xml:space="preserve">2.78</w:t>
+            </w:r>
+          </w:p>
+        </w:tc>
+        <w:tc>
+          <w:tcPr>
+            <w:tcBorders>
+              <w:bottom w:val="none" w:sz="0" w:space="0" w:color="000000"/>
+              <w:top w:val="none" w:sz="0" w:space="0" w:color="000000"/>
+              <w:left w:val="none" w:sz="0" w:space="0" w:color="000000"/>
+              <w:right w:val="none" w:sz="0" w:space="0" w:color="000000"/>
+            </w:tcBorders>
+            <w:shd w:val="clear" w:color="auto" w:fill="FFFFFF"/>
+            <w:tcMar>
+              <w:top w:w="0" w:type="dxa"/>
+              <w:bottom w:w="0" w:type="dxa"/>
+              <w:left w:w="0" w:type="dxa"/>
+              <w:right w:w="0" w:type="dxa"/>
+            </w:tcMar>
+            <w:vAlign w:val="top"/>
+          </w:tcPr>
+          <w:p>
+            <w:pPr>
+              <w:pStyle w:val="Normal"/>
+              <w:jc w:val="center"/>
+              <w:pBdr>
+                <w:bottom w:val="none" w:sz="0" w:space="0" w:color="000000"/>
+                <w:top w:val="none" w:sz="0" w:space="0" w:color="000000"/>
+                <w:left w:val="none" w:sz="0" w:space="0" w:color="000000"/>
+                <w:right w:val="none" w:sz="0" w:space="0" w:color="000000"/>
+              </w:pBdr>
+              <w:spacing w:after="100" w:before="100" w:line="240"/>
+              <w:ind w:left="100" w:right="100" w:firstLine="0" w:firstLineChars="0"/>
+              <w:rPr>
+                <w:rFonts w:ascii="Helvetica" w:hAnsi="Helvetica" w:eastAsia="Helvetica" w:cs="Helvetica"/>
+                <w:i w:val="false"/>
+                <w:b w:val="false"/>
+                <w:u w:val="none"/>
+                <w:sz w:val="22"/>
+                <w:szCs w:val="22"/>
+                <w:color w:val="000000"/>
+              </w:rPr>
+            </w:pPr>
+            <w:r>
+              <w:rPr>
+                <w:rFonts w:ascii="Helvetica" w:hAnsi="Helvetica" w:eastAsia="Helvetica" w:cs="Helvetica"/>
+                <w:i w:val="false"/>
+                <w:b w:val="false"/>
+                <w:u w:val="none"/>
+                <w:sz w:val="22"/>
+                <w:szCs w:val="22"/>
+                <w:color w:val="000000"/>
+              </w:rPr>
+              <w:t xml:space="preserve">0.37, 21.1</w:t>
+            </w:r>
+          </w:p>
+        </w:tc>
+        <w:tc>
+          <w:tcPr>
+            <w:tcBorders>
+              <w:bottom w:val="none" w:sz="0" w:space="0" w:color="000000"/>
+              <w:top w:val="none" w:sz="0" w:space="0" w:color="000000"/>
+              <w:left w:val="none" w:sz="0" w:space="0" w:color="000000"/>
+              <w:right w:val="none" w:sz="0" w:space="0" w:color="000000"/>
+            </w:tcBorders>
+            <w:shd w:val="clear" w:color="auto" w:fill="FFFFFF"/>
+            <w:tcMar>
+              <w:top w:w="0" w:type="dxa"/>
+              <w:bottom w:w="0" w:type="dxa"/>
+              <w:left w:w="0" w:type="dxa"/>
+              <w:right w:w="0" w:type="dxa"/>
+            </w:tcMar>
+            <w:vAlign w:val="top"/>
+          </w:tcPr>
+          <w:p>
+            <w:pPr>
+              <w:pStyle w:val="Normal"/>
+              <w:jc w:val="center"/>
+              <w:pBdr>
+                <w:bottom w:val="none" w:sz="0" w:space="0" w:color="000000"/>
+                <w:top w:val="none" w:sz="0" w:space="0" w:color="000000"/>
+                <w:left w:val="none" w:sz="0" w:space="0" w:color="000000"/>
+                <w:right w:val="none" w:sz="0" w:space="0" w:color="000000"/>
+              </w:pBdr>
+              <w:spacing w:after="100" w:before="100" w:line="240"/>
+              <w:ind w:left="100" w:right="100" w:firstLine="0" w:firstLineChars="0"/>
+              <w:rPr>
+                <w:rFonts w:ascii="Helvetica" w:hAnsi="Helvetica" w:eastAsia="Helvetica" w:cs="Helvetica"/>
+                <w:i w:val="false"/>
+                <w:b w:val="false"/>
+                <w:u w:val="none"/>
+                <w:sz w:val="22"/>
+                <w:szCs w:val="22"/>
+                <w:color w:val="000000"/>
+              </w:rPr>
+            </w:pPr>
+            <w:r>
+              <w:rPr>
+                <w:rFonts w:ascii="Helvetica" w:hAnsi="Helvetica" w:eastAsia="Helvetica" w:cs="Helvetica"/>
+                <w:i w:val="false"/>
+                <w:b w:val="false"/>
+                <w:u w:val="none"/>
+                <w:sz w:val="22"/>
+                <w:szCs w:val="22"/>
+                <w:color w:val="000000"/>
+              </w:rPr>
+              <w:t xml:space="preserve">0.320</w:t>
             </w:r>
           </w:p>
         </w:tc>
@@ -11729,60 +11729,60 @@
                 <w:szCs w:val="22"/>
                 <w:color w:val="000000"/>
               </w:rPr>
-              <w:t xml:space="preserve">12,879</w:t>
-            </w:r>
-          </w:p>
-        </w:tc>
-        <w:tc>
-          <w:tcPr>
-            <w:tcBorders>
-              <w:bottom w:val="none" w:sz="0" w:space="0" w:color="000000"/>
-              <w:top w:val="none" w:sz="0" w:space="0" w:color="000000"/>
-              <w:left w:val="none" w:sz="0" w:space="0" w:color="000000"/>
-              <w:right w:val="none" w:sz="0" w:space="0" w:color="000000"/>
-            </w:tcBorders>
-            <w:shd w:val="clear" w:color="auto" w:fill="FFFFFF"/>
-            <w:tcMar>
-              <w:top w:w="0" w:type="dxa"/>
-              <w:bottom w:w="0" w:type="dxa"/>
-              <w:left w:w="0" w:type="dxa"/>
-              <w:right w:w="0" w:type="dxa"/>
-            </w:tcMar>
-            <w:vAlign w:val="top"/>
-          </w:tcPr>
-          <w:p>
-            <w:pPr>
-              <w:pStyle w:val="Normal"/>
-              <w:jc w:val="center"/>
-              <w:pBdr>
-                <w:bottom w:val="none" w:sz="0" w:space="0" w:color="000000"/>
-                <w:top w:val="none" w:sz="0" w:space="0" w:color="000000"/>
-                <w:left w:val="none" w:sz="0" w:space="0" w:color="000000"/>
-                <w:right w:val="none" w:sz="0" w:space="0" w:color="000000"/>
-              </w:pBdr>
-              <w:spacing w:after="100" w:before="100" w:line="240"/>
-              <w:ind w:left="100" w:right="100" w:firstLine="0" w:firstLineChars="0"/>
-              <w:rPr>
-                <w:rFonts w:ascii="Helvetica" w:hAnsi="Helvetica" w:eastAsia="Helvetica" w:cs="Helvetica"/>
-                <w:i w:val="false"/>
-                <w:b w:val="false"/>
-                <w:u w:val="none"/>
-                <w:sz w:val="22"/>
-                <w:szCs w:val="22"/>
-                <w:color w:val="000000"/>
-              </w:rPr>
-            </w:pPr>
-            <w:r>
-              <w:rPr>
-                <w:rFonts w:ascii="Helvetica" w:hAnsi="Helvetica" w:eastAsia="Helvetica" w:cs="Helvetica"/>
-                <w:i w:val="false"/>
-                <w:b w:val="false"/>
-                <w:u w:val="none"/>
-                <w:sz w:val="22"/>
-                <w:szCs w:val="22"/>
-                <w:color w:val="000000"/>
-              </w:rPr>
-              <w:t xml:space="preserve">507, 326,882</w:t>
+              <w:t xml:space="preserve">13,753</w:t>
+            </w:r>
+          </w:p>
+        </w:tc>
+        <w:tc>
+          <w:tcPr>
+            <w:tcBorders>
+              <w:bottom w:val="none" w:sz="0" w:space="0" w:color="000000"/>
+              <w:top w:val="none" w:sz="0" w:space="0" w:color="000000"/>
+              <w:left w:val="none" w:sz="0" w:space="0" w:color="000000"/>
+              <w:right w:val="none" w:sz="0" w:space="0" w:color="000000"/>
+            </w:tcBorders>
+            <w:shd w:val="clear" w:color="auto" w:fill="FFFFFF"/>
+            <w:tcMar>
+              <w:top w:w="0" w:type="dxa"/>
+              <w:bottom w:w="0" w:type="dxa"/>
+              <w:left w:w="0" w:type="dxa"/>
+              <w:right w:w="0" w:type="dxa"/>
+            </w:tcMar>
+            <w:vAlign w:val="top"/>
+          </w:tcPr>
+          <w:p>
+            <w:pPr>
+              <w:pStyle w:val="Normal"/>
+              <w:jc w:val="center"/>
+              <w:pBdr>
+                <w:bottom w:val="none" w:sz="0" w:space="0" w:color="000000"/>
+                <w:top w:val="none" w:sz="0" w:space="0" w:color="000000"/>
+                <w:left w:val="none" w:sz="0" w:space="0" w:color="000000"/>
+                <w:right w:val="none" w:sz="0" w:space="0" w:color="000000"/>
+              </w:pBdr>
+              <w:spacing w:after="100" w:before="100" w:line="240"/>
+              <w:ind w:left="100" w:right="100" w:firstLine="0" w:firstLineChars="0"/>
+              <w:rPr>
+                <w:rFonts w:ascii="Helvetica" w:hAnsi="Helvetica" w:eastAsia="Helvetica" w:cs="Helvetica"/>
+                <w:i w:val="false"/>
+                <w:b w:val="false"/>
+                <w:u w:val="none"/>
+                <w:sz w:val="22"/>
+                <w:szCs w:val="22"/>
+                <w:color w:val="000000"/>
+              </w:rPr>
+            </w:pPr>
+            <w:r>
+              <w:rPr>
+                <w:rFonts w:ascii="Helvetica" w:hAnsi="Helvetica" w:eastAsia="Helvetica" w:cs="Helvetica"/>
+                <w:i w:val="false"/>
+                <w:b w:val="false"/>
+                <w:u w:val="none"/>
+                <w:sz w:val="22"/>
+                <w:szCs w:val="22"/>
+                <w:color w:val="000000"/>
+              </w:rPr>
+              <w:t xml:space="preserve">565, 335,051</w:t>
             </w:r>
           </w:p>
         </w:tc>
@@ -12801,7 +12801,7 @@
                 <w:szCs w:val="22"/>
                 <w:color w:val="000000"/>
               </w:rPr>
-              <w:t xml:space="preserve">0.630</w:t>
+              <w:t xml:space="preserve">0.640</w:t>
             </w:r>
           </w:p>
         </w:tc>
@@ -13178,113 +13178,113 @@
                 <w:szCs w:val="22"/>
                 <w:color w:val="000000"/>
               </w:rPr>
-              <w:t xml:space="preserve">0.48</w:t>
-            </w:r>
-          </w:p>
-        </w:tc>
-        <w:tc>
-          <w:tcPr>
-            <w:tcBorders>
-              <w:bottom w:val="none" w:sz="0" w:space="0" w:color="000000"/>
-              <w:top w:val="none" w:sz="0" w:space="0" w:color="000000"/>
-              <w:left w:val="none" w:sz="0" w:space="0" w:color="000000"/>
-              <w:right w:val="none" w:sz="0" w:space="0" w:color="000000"/>
-            </w:tcBorders>
-            <w:shd w:val="clear" w:color="auto" w:fill="FFFFFF"/>
-            <w:tcMar>
-              <w:top w:w="0" w:type="dxa"/>
-              <w:bottom w:w="0" w:type="dxa"/>
-              <w:left w:w="0" w:type="dxa"/>
-              <w:right w:w="0" w:type="dxa"/>
-            </w:tcMar>
-            <w:vAlign w:val="top"/>
-          </w:tcPr>
-          <w:p>
-            <w:pPr>
-              <w:pStyle w:val="Normal"/>
-              <w:jc w:val="center"/>
-              <w:pBdr>
-                <w:bottom w:val="none" w:sz="0" w:space="0" w:color="000000"/>
-                <w:top w:val="none" w:sz="0" w:space="0" w:color="000000"/>
-                <w:left w:val="none" w:sz="0" w:space="0" w:color="000000"/>
-                <w:right w:val="none" w:sz="0" w:space="0" w:color="000000"/>
-              </w:pBdr>
-              <w:spacing w:after="100" w:before="100" w:line="240"/>
-              <w:ind w:left="100" w:right="100" w:firstLine="0" w:firstLineChars="0"/>
-              <w:rPr>
-                <w:rFonts w:ascii="Helvetica" w:hAnsi="Helvetica" w:eastAsia="Helvetica" w:cs="Helvetica"/>
-                <w:i w:val="false"/>
-                <w:b w:val="false"/>
-                <w:u w:val="none"/>
-                <w:sz w:val="22"/>
-                <w:szCs w:val="22"/>
-                <w:color w:val="000000"/>
-              </w:rPr>
-            </w:pPr>
-            <w:r>
-              <w:rPr>
-                <w:rFonts w:ascii="Helvetica" w:hAnsi="Helvetica" w:eastAsia="Helvetica" w:cs="Helvetica"/>
-                <w:i w:val="false"/>
-                <w:b w:val="false"/>
-                <w:u w:val="none"/>
-                <w:sz w:val="22"/>
-                <w:szCs w:val="22"/>
-                <w:color w:val="000000"/>
-              </w:rPr>
-              <w:t xml:space="preserve">0.09, 2.54</w:t>
-            </w:r>
-          </w:p>
-        </w:tc>
-        <w:tc>
-          <w:tcPr>
-            <w:tcBorders>
-              <w:bottom w:val="none" w:sz="0" w:space="0" w:color="000000"/>
-              <w:top w:val="none" w:sz="0" w:space="0" w:color="000000"/>
-              <w:left w:val="none" w:sz="0" w:space="0" w:color="000000"/>
-              <w:right w:val="none" w:sz="0" w:space="0" w:color="000000"/>
-            </w:tcBorders>
-            <w:shd w:val="clear" w:color="auto" w:fill="FFFFFF"/>
-            <w:tcMar>
-              <w:top w:w="0" w:type="dxa"/>
-              <w:bottom w:w="0" w:type="dxa"/>
-              <w:left w:w="0" w:type="dxa"/>
-              <w:right w:w="0" w:type="dxa"/>
-            </w:tcMar>
-            <w:vAlign w:val="top"/>
-          </w:tcPr>
-          <w:p>
-            <w:pPr>
-              <w:pStyle w:val="Normal"/>
-              <w:jc w:val="center"/>
-              <w:pBdr>
-                <w:bottom w:val="none" w:sz="0" w:space="0" w:color="000000"/>
-                <w:top w:val="none" w:sz="0" w:space="0" w:color="000000"/>
-                <w:left w:val="none" w:sz="0" w:space="0" w:color="000000"/>
-                <w:right w:val="none" w:sz="0" w:space="0" w:color="000000"/>
-              </w:pBdr>
-              <w:spacing w:after="100" w:before="100" w:line="240"/>
-              <w:ind w:left="100" w:right="100" w:firstLine="0" w:firstLineChars="0"/>
-              <w:rPr>
-                <w:rFonts w:ascii="Helvetica" w:hAnsi="Helvetica" w:eastAsia="Helvetica" w:cs="Helvetica"/>
-                <w:i w:val="false"/>
-                <w:b w:val="false"/>
-                <w:u w:val="none"/>
-                <w:sz w:val="22"/>
-                <w:szCs w:val="22"/>
-                <w:color w:val="000000"/>
-              </w:rPr>
-            </w:pPr>
-            <w:r>
-              <w:rPr>
-                <w:rFonts w:ascii="Helvetica" w:hAnsi="Helvetica" w:eastAsia="Helvetica" w:cs="Helvetica"/>
-                <w:i w:val="false"/>
-                <w:b w:val="false"/>
-                <w:u w:val="none"/>
-                <w:sz w:val="22"/>
-                <w:szCs w:val="22"/>
-                <w:color w:val="000000"/>
-              </w:rPr>
-              <w:t xml:space="preserve">0.390</w:t>
+              <w:t xml:space="preserve">0.51</w:t>
+            </w:r>
+          </w:p>
+        </w:tc>
+        <w:tc>
+          <w:tcPr>
+            <w:tcBorders>
+              <w:bottom w:val="none" w:sz="0" w:space="0" w:color="000000"/>
+              <w:top w:val="none" w:sz="0" w:space="0" w:color="000000"/>
+              <w:left w:val="none" w:sz="0" w:space="0" w:color="000000"/>
+              <w:right w:val="none" w:sz="0" w:space="0" w:color="000000"/>
+            </w:tcBorders>
+            <w:shd w:val="clear" w:color="auto" w:fill="FFFFFF"/>
+            <w:tcMar>
+              <w:top w:w="0" w:type="dxa"/>
+              <w:bottom w:w="0" w:type="dxa"/>
+              <w:left w:w="0" w:type="dxa"/>
+              <w:right w:w="0" w:type="dxa"/>
+            </w:tcMar>
+            <w:vAlign w:val="top"/>
+          </w:tcPr>
+          <w:p>
+            <w:pPr>
+              <w:pStyle w:val="Normal"/>
+              <w:jc w:val="center"/>
+              <w:pBdr>
+                <w:bottom w:val="none" w:sz="0" w:space="0" w:color="000000"/>
+                <w:top w:val="none" w:sz="0" w:space="0" w:color="000000"/>
+                <w:left w:val="none" w:sz="0" w:space="0" w:color="000000"/>
+                <w:right w:val="none" w:sz="0" w:space="0" w:color="000000"/>
+              </w:pBdr>
+              <w:spacing w:after="100" w:before="100" w:line="240"/>
+              <w:ind w:left="100" w:right="100" w:firstLine="0" w:firstLineChars="0"/>
+              <w:rPr>
+                <w:rFonts w:ascii="Helvetica" w:hAnsi="Helvetica" w:eastAsia="Helvetica" w:cs="Helvetica"/>
+                <w:i w:val="false"/>
+                <w:b w:val="false"/>
+                <w:u w:val="none"/>
+                <w:sz w:val="22"/>
+                <w:szCs w:val="22"/>
+                <w:color w:val="000000"/>
+              </w:rPr>
+            </w:pPr>
+            <w:r>
+              <w:rPr>
+                <w:rFonts w:ascii="Helvetica" w:hAnsi="Helvetica" w:eastAsia="Helvetica" w:cs="Helvetica"/>
+                <w:i w:val="false"/>
+                <w:b w:val="false"/>
+                <w:u w:val="none"/>
+                <w:sz w:val="22"/>
+                <w:szCs w:val="22"/>
+                <w:color w:val="000000"/>
+              </w:rPr>
+              <w:t xml:space="preserve">0.10, 2.58</w:t>
+            </w:r>
+          </w:p>
+        </w:tc>
+        <w:tc>
+          <w:tcPr>
+            <w:tcBorders>
+              <w:bottom w:val="none" w:sz="0" w:space="0" w:color="000000"/>
+              <w:top w:val="none" w:sz="0" w:space="0" w:color="000000"/>
+              <w:left w:val="none" w:sz="0" w:space="0" w:color="000000"/>
+              <w:right w:val="none" w:sz="0" w:space="0" w:color="000000"/>
+            </w:tcBorders>
+            <w:shd w:val="clear" w:color="auto" w:fill="FFFFFF"/>
+            <w:tcMar>
+              <w:top w:w="0" w:type="dxa"/>
+              <w:bottom w:w="0" w:type="dxa"/>
+              <w:left w:w="0" w:type="dxa"/>
+              <w:right w:w="0" w:type="dxa"/>
+            </w:tcMar>
+            <w:vAlign w:val="top"/>
+          </w:tcPr>
+          <w:p>
+            <w:pPr>
+              <w:pStyle w:val="Normal"/>
+              <w:jc w:val="center"/>
+              <w:pBdr>
+                <w:bottom w:val="none" w:sz="0" w:space="0" w:color="000000"/>
+                <w:top w:val="none" w:sz="0" w:space="0" w:color="000000"/>
+                <w:left w:val="none" w:sz="0" w:space="0" w:color="000000"/>
+                <w:right w:val="none" w:sz="0" w:space="0" w:color="000000"/>
+              </w:pBdr>
+              <w:spacing w:after="100" w:before="100" w:line="240"/>
+              <w:ind w:left="100" w:right="100" w:firstLine="0" w:firstLineChars="0"/>
+              <w:rPr>
+                <w:rFonts w:ascii="Helvetica" w:hAnsi="Helvetica" w:eastAsia="Helvetica" w:cs="Helvetica"/>
+                <w:i w:val="false"/>
+                <w:b w:val="false"/>
+                <w:u w:val="none"/>
+                <w:sz w:val="22"/>
+                <w:szCs w:val="22"/>
+                <w:color w:val="000000"/>
+              </w:rPr>
+            </w:pPr>
+            <w:r>
+              <w:rPr>
+                <w:rFonts w:ascii="Helvetica" w:hAnsi="Helvetica" w:eastAsia="Helvetica" w:cs="Helvetica"/>
+                <w:i w:val="false"/>
+                <w:b w:val="false"/>
+                <w:u w:val="none"/>
+                <w:sz w:val="22"/>
+                <w:szCs w:val="22"/>
+                <w:color w:val="000000"/>
+              </w:rPr>
+              <w:t xml:space="preserve">0.410</w:t>
             </w:r>
           </w:p>
         </w:tc>
@@ -13661,113 +13661,113 @@
                 <w:szCs w:val="22"/>
                 <w:color w:val="000000"/>
               </w:rPr>
-              <w:t xml:space="preserve">0.73</w:t>
-            </w:r>
-          </w:p>
-        </w:tc>
-        <w:tc>
-          <w:tcPr>
-            <w:tcBorders>
-              <w:bottom w:val="none" w:sz="0" w:space="0" w:color="000000"/>
-              <w:top w:val="none" w:sz="0" w:space="0" w:color="000000"/>
-              <w:left w:val="none" w:sz="0" w:space="0" w:color="000000"/>
-              <w:right w:val="none" w:sz="0" w:space="0" w:color="000000"/>
-            </w:tcBorders>
-            <w:shd w:val="clear" w:color="auto" w:fill="FFFFFF"/>
-            <w:tcMar>
-              <w:top w:w="0" w:type="dxa"/>
-              <w:bottom w:w="0" w:type="dxa"/>
-              <w:left w:w="0" w:type="dxa"/>
-              <w:right w:w="0" w:type="dxa"/>
-            </w:tcMar>
-            <w:vAlign w:val="top"/>
-          </w:tcPr>
-          <w:p>
-            <w:pPr>
-              <w:pStyle w:val="Normal"/>
-              <w:jc w:val="center"/>
-              <w:pBdr>
-                <w:bottom w:val="none" w:sz="0" w:space="0" w:color="000000"/>
-                <w:top w:val="none" w:sz="0" w:space="0" w:color="000000"/>
-                <w:left w:val="none" w:sz="0" w:space="0" w:color="000000"/>
-                <w:right w:val="none" w:sz="0" w:space="0" w:color="000000"/>
-              </w:pBdr>
-              <w:spacing w:after="100" w:before="100" w:line="240"/>
-              <w:ind w:left="100" w:right="100" w:firstLine="0" w:firstLineChars="0"/>
-              <w:rPr>
-                <w:rFonts w:ascii="Helvetica" w:hAnsi="Helvetica" w:eastAsia="Helvetica" w:cs="Helvetica"/>
-                <w:i w:val="false"/>
-                <w:b w:val="false"/>
-                <w:u w:val="none"/>
-                <w:sz w:val="22"/>
-                <w:szCs w:val="22"/>
-                <w:color w:val="000000"/>
-              </w:rPr>
-            </w:pPr>
-            <w:r>
-              <w:rPr>
-                <w:rFonts w:ascii="Helvetica" w:hAnsi="Helvetica" w:eastAsia="Helvetica" w:cs="Helvetica"/>
-                <w:i w:val="false"/>
-                <w:b w:val="false"/>
-                <w:u w:val="none"/>
-                <w:sz w:val="22"/>
-                <w:szCs w:val="22"/>
-                <w:color w:val="000000"/>
-              </w:rPr>
-              <w:t xml:space="preserve">0.20, 2.66</w:t>
-            </w:r>
-          </w:p>
-        </w:tc>
-        <w:tc>
-          <w:tcPr>
-            <w:tcBorders>
-              <w:bottom w:val="none" w:sz="0" w:space="0" w:color="000000"/>
-              <w:top w:val="none" w:sz="0" w:space="0" w:color="000000"/>
-              <w:left w:val="none" w:sz="0" w:space="0" w:color="000000"/>
-              <w:right w:val="none" w:sz="0" w:space="0" w:color="000000"/>
-            </w:tcBorders>
-            <w:shd w:val="clear" w:color="auto" w:fill="FFFFFF"/>
-            <w:tcMar>
-              <w:top w:w="0" w:type="dxa"/>
-              <w:bottom w:w="0" w:type="dxa"/>
-              <w:left w:w="0" w:type="dxa"/>
-              <w:right w:w="0" w:type="dxa"/>
-            </w:tcMar>
-            <w:vAlign w:val="top"/>
-          </w:tcPr>
-          <w:p>
-            <w:pPr>
-              <w:pStyle w:val="Normal"/>
-              <w:jc w:val="center"/>
-              <w:pBdr>
-                <w:bottom w:val="none" w:sz="0" w:space="0" w:color="000000"/>
-                <w:top w:val="none" w:sz="0" w:space="0" w:color="000000"/>
-                <w:left w:val="none" w:sz="0" w:space="0" w:color="000000"/>
-                <w:right w:val="none" w:sz="0" w:space="0" w:color="000000"/>
-              </w:pBdr>
-              <w:spacing w:after="100" w:before="100" w:line="240"/>
-              <w:ind w:left="100" w:right="100" w:firstLine="0" w:firstLineChars="0"/>
-              <w:rPr>
-                <w:rFonts w:ascii="Helvetica" w:hAnsi="Helvetica" w:eastAsia="Helvetica" w:cs="Helvetica"/>
-                <w:i w:val="false"/>
-                <w:b w:val="false"/>
-                <w:u w:val="none"/>
-                <w:sz w:val="22"/>
-                <w:szCs w:val="22"/>
-                <w:color w:val="000000"/>
-              </w:rPr>
-            </w:pPr>
-            <w:r>
-              <w:rPr>
-                <w:rFonts w:ascii="Helvetica" w:hAnsi="Helvetica" w:eastAsia="Helvetica" w:cs="Helvetica"/>
-                <w:i w:val="false"/>
-                <w:b w:val="false"/>
-                <w:u w:val="none"/>
-                <w:sz w:val="22"/>
-                <w:szCs w:val="22"/>
-                <w:color w:val="000000"/>
-              </w:rPr>
-              <w:t xml:space="preserve">0.630</w:t>
+              <w:t xml:space="preserve">0.68</w:t>
+            </w:r>
+          </w:p>
+        </w:tc>
+        <w:tc>
+          <w:tcPr>
+            <w:tcBorders>
+              <w:bottom w:val="none" w:sz="0" w:space="0" w:color="000000"/>
+              <w:top w:val="none" w:sz="0" w:space="0" w:color="000000"/>
+              <w:left w:val="none" w:sz="0" w:space="0" w:color="000000"/>
+              <w:right w:val="none" w:sz="0" w:space="0" w:color="000000"/>
+            </w:tcBorders>
+            <w:shd w:val="clear" w:color="auto" w:fill="FFFFFF"/>
+            <w:tcMar>
+              <w:top w:w="0" w:type="dxa"/>
+              <w:bottom w:w="0" w:type="dxa"/>
+              <w:left w:w="0" w:type="dxa"/>
+              <w:right w:w="0" w:type="dxa"/>
+            </w:tcMar>
+            <w:vAlign w:val="top"/>
+          </w:tcPr>
+          <w:p>
+            <w:pPr>
+              <w:pStyle w:val="Normal"/>
+              <w:jc w:val="center"/>
+              <w:pBdr>
+                <w:bottom w:val="none" w:sz="0" w:space="0" w:color="000000"/>
+                <w:top w:val="none" w:sz="0" w:space="0" w:color="000000"/>
+                <w:left w:val="none" w:sz="0" w:space="0" w:color="000000"/>
+                <w:right w:val="none" w:sz="0" w:space="0" w:color="000000"/>
+              </w:pBdr>
+              <w:spacing w:after="100" w:before="100" w:line="240"/>
+              <w:ind w:left="100" w:right="100" w:firstLine="0" w:firstLineChars="0"/>
+              <w:rPr>
+                <w:rFonts w:ascii="Helvetica" w:hAnsi="Helvetica" w:eastAsia="Helvetica" w:cs="Helvetica"/>
+                <w:i w:val="false"/>
+                <w:b w:val="false"/>
+                <w:u w:val="none"/>
+                <w:sz w:val="22"/>
+                <w:szCs w:val="22"/>
+                <w:color w:val="000000"/>
+              </w:rPr>
+            </w:pPr>
+            <w:r>
+              <w:rPr>
+                <w:rFonts w:ascii="Helvetica" w:hAnsi="Helvetica" w:eastAsia="Helvetica" w:cs="Helvetica"/>
+                <w:i w:val="false"/>
+                <w:b w:val="false"/>
+                <w:u w:val="none"/>
+                <w:sz w:val="22"/>
+                <w:szCs w:val="22"/>
+                <w:color w:val="000000"/>
+              </w:rPr>
+              <w:t xml:space="preserve">0.18, 2.57</w:t>
+            </w:r>
+          </w:p>
+        </w:tc>
+        <w:tc>
+          <w:tcPr>
+            <w:tcBorders>
+              <w:bottom w:val="none" w:sz="0" w:space="0" w:color="000000"/>
+              <w:top w:val="none" w:sz="0" w:space="0" w:color="000000"/>
+              <w:left w:val="none" w:sz="0" w:space="0" w:color="000000"/>
+              <w:right w:val="none" w:sz="0" w:space="0" w:color="000000"/>
+            </w:tcBorders>
+            <w:shd w:val="clear" w:color="auto" w:fill="FFFFFF"/>
+            <w:tcMar>
+              <w:top w:w="0" w:type="dxa"/>
+              <w:bottom w:w="0" w:type="dxa"/>
+              <w:left w:w="0" w:type="dxa"/>
+              <w:right w:w="0" w:type="dxa"/>
+            </w:tcMar>
+            <w:vAlign w:val="top"/>
+          </w:tcPr>
+          <w:p>
+            <w:pPr>
+              <w:pStyle w:val="Normal"/>
+              <w:jc w:val="center"/>
+              <w:pBdr>
+                <w:bottom w:val="none" w:sz="0" w:space="0" w:color="000000"/>
+                <w:top w:val="none" w:sz="0" w:space="0" w:color="000000"/>
+                <w:left w:val="none" w:sz="0" w:space="0" w:color="000000"/>
+                <w:right w:val="none" w:sz="0" w:space="0" w:color="000000"/>
+              </w:pBdr>
+              <w:spacing w:after="100" w:before="100" w:line="240"/>
+              <w:ind w:left="100" w:right="100" w:firstLine="0" w:firstLineChars="0"/>
+              <w:rPr>
+                <w:rFonts w:ascii="Helvetica" w:hAnsi="Helvetica" w:eastAsia="Helvetica" w:cs="Helvetica"/>
+                <w:i w:val="false"/>
+                <w:b w:val="false"/>
+                <w:u w:val="none"/>
+                <w:sz w:val="22"/>
+                <w:szCs w:val="22"/>
+                <w:color w:val="000000"/>
+              </w:rPr>
+            </w:pPr>
+            <w:r>
+              <w:rPr>
+                <w:rFonts w:ascii="Helvetica" w:hAnsi="Helvetica" w:eastAsia="Helvetica" w:cs="Helvetica"/>
+                <w:i w:val="false"/>
+                <w:b w:val="false"/>
+                <w:u w:val="none"/>
+                <w:sz w:val="22"/>
+                <w:szCs w:val="22"/>
+                <w:color w:val="000000"/>
+              </w:rPr>
+              <w:t xml:space="preserve">0.570</w:t>
             </w:r>
           </w:p>
         </w:tc>
@@ -13826,7 +13826,7 @@
                 <w:szCs w:val="22"/>
                 <w:color w:val="000000"/>
               </w:rPr>
-              <w:t xml:space="preserve">ckd_epi_gfr_cre_cys</w:t>
+              <w:t xml:space="preserve">baseline_cre_egfr</w:t>
             </w:r>
           </w:p>
         </w:tc>
@@ -13985,7 +13985,7 @@
                 <w:szCs w:val="22"/>
                 <w:color w:val="000000"/>
               </w:rPr>
-              <w:t xml:space="preserve">0.95, 1.01</w:t>
+              <w:t xml:space="preserve">0.94, 1.01</w:t>
             </w:r>
           </w:p>
         </w:tc>
@@ -14038,7 +14038,7 @@
                 <w:szCs w:val="22"/>
                 <w:color w:val="000000"/>
               </w:rPr>
-              <w:t xml:space="preserve">0.210</w:t>
+              <w:t xml:space="preserve">0.160</w:t>
             </w:r>
           </w:p>
         </w:tc>
@@ -14144,7 +14144,7 @@
                 <w:szCs w:val="22"/>
                 <w:color w:val="000000"/>
               </w:rPr>
-              <w:t xml:space="preserve">0.99</w:t>
+              <w:t xml:space="preserve">0.98</w:t>
             </w:r>
           </w:p>
         </w:tc>
@@ -14250,7 +14250,7 @@
                 <w:szCs w:val="22"/>
                 <w:color w:val="000000"/>
               </w:rPr>
-              <w:t xml:space="preserve">0.570</w:t>
+              <w:t xml:space="preserve">0.430</w:t>
             </w:r>
           </w:p>
         </w:tc>
